--- a/Knowledge/3-Work knowledge/1-Software Engineering/4-Web Development/2-Frontend/2-Core Technologies/1-HTML/1-HTML Introduction/1-HTML.docx
+++ b/Knowledge/3-Work knowledge/1-Software Engineering/4-Web Development/2-Frontend/2-Core Technologies/1-HTML/1-HTML Introduction/1-HTML.docx
@@ -279,7 +279,7 @@
           <w:rFonts w:ascii="Roboto Mono" w:hAnsi="Roboto Mono"/>
         </w:rPr>
         <w:pict w14:anchorId="09F98512">
-          <v:rect id="_x0000_i1027" style="width:0;height:1.5pt" o:hralign="center" o:hrstd="t" o:hr="t" fillcolor="#a0a0a0" stroked="f"/>
+          <v:rect id="_x0000_i1026" style="width:0;height:1.5pt" o:hralign="center" o:hrstd="t" o:hr="t" fillcolor="#a0a0a0" stroked="f"/>
         </w:pict>
       </w:r>
     </w:p>
@@ -460,7 +460,7 @@
                     <pic:cNvPicPr/>
                   </pic:nvPicPr>
                   <pic:blipFill>
-                    <a:blip r:embed="rId5"/>
+                    <a:blip r:embed="rId7"/>
                     <a:stretch>
                       <a:fillRect/>
                     </a:stretch>
@@ -556,7 +556,7 @@
           <w:rFonts w:ascii="Roboto Mono" w:hAnsi="Roboto Mono"/>
         </w:rPr>
         <w:pict w14:anchorId="4472ADCC">
-          <v:rect id="_x0000_i1028" style="width:0;height:1.5pt" o:hralign="center" o:bullet="t" o:hrstd="t" o:hr="t" fillcolor="#a0a0a0" stroked="f"/>
+          <v:rect id="_x0000_i1027" style="width:0;height:1.5pt" o:hralign="center" o:bullet="t" o:hrstd="t" o:hr="t" fillcolor="#a0a0a0" stroked="f"/>
         </w:pict>
       </w:r>
     </w:p>
@@ -693,7 +693,7 @@
                     <pic:cNvPicPr/>
                   </pic:nvPicPr>
                   <pic:blipFill>
-                    <a:blip r:embed="rId6"/>
+                    <a:blip r:embed="rId8"/>
                     <a:stretch>
                       <a:fillRect/>
                     </a:stretch>
@@ -798,6 +798,3765 @@
         <w:rPr>
           <w:rFonts w:ascii="Segoe UI Emoji" w:hAnsi="Segoe UI Emoji" w:cs="Segoe UI Emoji"/>
         </w:rPr>
+        <w:t>🧩</w:t>
+      </w:r>
+      <w:r>
+        <w:t xml:space="preserve"> Common HTML Editors</w:t>
+      </w:r>
+    </w:p>
+    <w:p>
+      <w:r>
+        <w:rPr>
+          <w:rFonts w:ascii="Arial" w:hAnsi="Arial"/>
+          <w:b/>
+          <w:color w:val="000000"/>
+          <w:sz w:val="18"/>
+          <w:highlight w:val="lightGray"/>
+        </w:rPr>
+        <w:t># Source: AI Source: Provided by: [Data Path</w:t>
+      </w:r>
+      <w:r>
+        <w:rPr>
+          <w:rFonts w:ascii="Arial" w:hAnsi="Arial"/>
+          <w:color w:val="000000"/>
+          <w:sz w:val="18"/>
+          <w:highlight w:val="lightGray"/>
+        </w:rPr>
+        <w:t xml:space="preserve">: Persons Table -&gt; ID Column: 1, </w:t>
+      </w:r>
+      <w:proofErr w:type="spellStart"/>
+      <w:r>
+        <w:rPr>
+          <w:rFonts w:ascii="Arial" w:hAnsi="Arial"/>
+          <w:color w:val="000000"/>
+          <w:sz w:val="18"/>
+          <w:highlight w:val="lightGray"/>
+        </w:rPr>
+        <w:t>Name_En</w:t>
+      </w:r>
+      <w:proofErr w:type="spellEnd"/>
+      <w:r>
+        <w:rPr>
+          <w:rFonts w:ascii="Arial" w:hAnsi="Arial"/>
+          <w:color w:val="000000"/>
+          <w:sz w:val="18"/>
+          <w:highlight w:val="lightGray"/>
+        </w:rPr>
+        <w:t xml:space="preserve"> Column: Motasem Essam] -&gt; </w:t>
+      </w:r>
+      <w:r>
+        <w:rPr>
+          <w:rFonts w:ascii="Arial" w:hAnsi="Arial"/>
+          <w:b/>
+          <w:color w:val="000000"/>
+          <w:sz w:val="18"/>
+          <w:highlight w:val="lightGray"/>
+        </w:rPr>
+        <w:t>From:</w:t>
+      </w:r>
+      <w:r>
+        <w:rPr>
+          <w:rFonts w:ascii="Arial" w:hAnsi="Arial"/>
+          <w:color w:val="000000"/>
+          <w:sz w:val="18"/>
+          <w:highlight w:val="lightGray"/>
+        </w:rPr>
+        <w:t xml:space="preserve"> [</w:t>
+      </w:r>
+      <w:r>
+        <w:rPr>
+          <w:rFonts w:ascii="Arial" w:eastAsia="Arial" w:hAnsi="Arial" w:cs="Arial"/>
+          <w:color w:val="000000"/>
+          <w:sz w:val="18"/>
+          <w:highlight w:val="lightGray"/>
+        </w:rPr>
+        <w:t>ChatGPT</w:t>
+      </w:r>
+      <w:r>
+        <w:rPr>
+          <w:rFonts w:ascii="Arial" w:hAnsi="Arial"/>
+          <w:color w:val="000000"/>
+          <w:sz w:val="18"/>
+          <w:highlight w:val="lightGray"/>
+        </w:rPr>
+        <w:t xml:space="preserve">] </w:t>
+      </w:r>
+      <w:r>
+        <w:rPr>
+          <w:rFonts w:ascii="Arial" w:hAnsi="Arial"/>
+          <w:b/>
+          <w:color w:val="000000"/>
+          <w:sz w:val="18"/>
+          <w:highlight w:val="lightGray"/>
+        </w:rPr>
+        <w:t>on</w:t>
+      </w:r>
+      <w:r>
+        <w:rPr>
+          <w:rFonts w:ascii="Arial" w:hAnsi="Arial"/>
+          <w:color w:val="000000"/>
+          <w:sz w:val="18"/>
+          <w:highlight w:val="lightGray"/>
+        </w:rPr>
+        <w:t xml:space="preserve"> [5/6/2026]</w:t>
+      </w:r>
+    </w:p>
+    <w:p>
+      <w:pPr>
+        <w:rPr>
+          <w:rFonts w:ascii="Roboto Mono" w:hAnsi="Roboto Mono"/>
+        </w:rPr>
+      </w:pPr>
+      <w:r>
+        <w:rPr>
+          <w:rFonts w:ascii="Roboto Mono" w:hAnsi="Roboto Mono"/>
+        </w:rPr>
+        <w:lastRenderedPageBreak/>
+        <w:drawing>
+          <wp:inline distT="0" distB="0" distL="0" distR="0" wp14:anchorId="3C805B9C" wp14:editId="01EE525E">
+            <wp:extent cx="5943600" cy="4678680"/>
+            <wp:effectExtent l="0" t="0" r="0" b="7620"/>
+            <wp:docPr id="373747418" name="Picture 12"/>
+            <wp:cNvGraphicFramePr>
+              <a:graphicFrameLocks xmlns:a="http://schemas.openxmlformats.org/drawingml/2006/main" noChangeAspect="1"/>
+            </wp:cNvGraphicFramePr>
+            <a:graphic xmlns:a="http://schemas.openxmlformats.org/drawingml/2006/main">
+              <a:graphicData uri="http://schemas.openxmlformats.org/drawingml/2006/picture">
+                <pic:pic xmlns:pic="http://schemas.openxmlformats.org/drawingml/2006/picture">
+                  <pic:nvPicPr>
+                    <pic:cNvPr id="0" name="Picture 211"/>
+                    <pic:cNvPicPr>
+                      <a:picLocks noChangeAspect="1" noChangeArrowheads="1"/>
+                    </pic:cNvPicPr>
+                  </pic:nvPicPr>
+                  <pic:blipFill>
+                    <a:blip r:embed="rId9">
+                      <a:extLst>
+                        <a:ext uri="{28A0092B-C50C-407E-A947-70E740481C1C}">
+                          <a14:useLocalDpi xmlns:a14="http://schemas.microsoft.com/office/drawing/2010/main" val="0"/>
+                        </a:ext>
+                      </a:extLst>
+                    </a:blip>
+                    <a:srcRect/>
+                    <a:stretch>
+                      <a:fillRect/>
+                    </a:stretch>
+                  </pic:blipFill>
+                  <pic:spPr bwMode="auto">
+                    <a:xfrm>
+                      <a:off x="0" y="0"/>
+                      <a:ext cx="5943600" cy="4678680"/>
+                    </a:xfrm>
+                    <a:prstGeom prst="rect">
+                      <a:avLst/>
+                    </a:prstGeom>
+                    <a:noFill/>
+                    <a:ln>
+                      <a:noFill/>
+                    </a:ln>
+                  </pic:spPr>
+                </pic:pic>
+              </a:graphicData>
+            </a:graphic>
+          </wp:inline>
+        </w:drawing>
+      </w:r>
+    </w:p>
+    <w:p>
+      <w:pPr>
+        <w:rPr>
+          <w:rFonts w:ascii="Roboto Mono" w:hAnsi="Roboto Mono"/>
+        </w:rPr>
+      </w:pPr>
+      <w:r>
+        <w:rPr>
+          <w:rFonts w:ascii="Roboto Mono" w:hAnsi="Roboto Mono"/>
+        </w:rPr>
+        <w:drawing>
+          <wp:inline distT="0" distB="0" distL="0" distR="0" wp14:anchorId="23473C67" wp14:editId="33BE63B8">
+            <wp:extent cx="5943600" cy="3110865"/>
+            <wp:effectExtent l="0" t="0" r="0" b="0"/>
+            <wp:docPr id="1723211836" name="Picture 11"/>
+            <wp:cNvGraphicFramePr>
+              <a:graphicFrameLocks xmlns:a="http://schemas.openxmlformats.org/drawingml/2006/main" noChangeAspect="1"/>
+            </wp:cNvGraphicFramePr>
+            <a:graphic xmlns:a="http://schemas.openxmlformats.org/drawingml/2006/main">
+              <a:graphicData uri="http://schemas.openxmlformats.org/drawingml/2006/picture">
+                <pic:pic xmlns:pic="http://schemas.openxmlformats.org/drawingml/2006/picture">
+                  <pic:nvPicPr>
+                    <pic:cNvPr id="0" name="Picture 212"/>
+                    <pic:cNvPicPr>
+                      <a:picLocks noChangeAspect="1" noChangeArrowheads="1"/>
+                    </pic:cNvPicPr>
+                  </pic:nvPicPr>
+                  <pic:blipFill>
+                    <a:blip r:embed="rId10" cstate="print">
+                      <a:extLst>
+                        <a:ext uri="{28A0092B-C50C-407E-A947-70E740481C1C}">
+                          <a14:useLocalDpi xmlns:a14="http://schemas.microsoft.com/office/drawing/2010/main" val="0"/>
+                        </a:ext>
+                      </a:extLst>
+                    </a:blip>
+                    <a:srcRect/>
+                    <a:stretch>
+                      <a:fillRect/>
+                    </a:stretch>
+                  </pic:blipFill>
+                  <pic:spPr bwMode="auto">
+                    <a:xfrm>
+                      <a:off x="0" y="0"/>
+                      <a:ext cx="5943600" cy="3110865"/>
+                    </a:xfrm>
+                    <a:prstGeom prst="rect">
+                      <a:avLst/>
+                    </a:prstGeom>
+                    <a:noFill/>
+                    <a:ln>
+                      <a:noFill/>
+                    </a:ln>
+                  </pic:spPr>
+                </pic:pic>
+              </a:graphicData>
+            </a:graphic>
+          </wp:inline>
+        </w:drawing>
+      </w:r>
+    </w:p>
+    <w:p>
+      <w:pPr>
+        <w:rPr>
+          <w:rFonts w:ascii="Roboto Mono" w:hAnsi="Roboto Mono"/>
+        </w:rPr>
+      </w:pPr>
+      <w:r>
+        <w:rPr>
+          <w:rFonts w:ascii="Roboto Mono" w:hAnsi="Roboto Mono"/>
+        </w:rPr>
+        <w:lastRenderedPageBreak/>
+        <w:drawing>
+          <wp:inline distT="0" distB="0" distL="0" distR="0" wp14:anchorId="7EE4EEE4" wp14:editId="7E727FDC">
+            <wp:extent cx="5943600" cy="3691255"/>
+            <wp:effectExtent l="0" t="0" r="0" b="4445"/>
+            <wp:docPr id="202259430" name="Picture 10"/>
+            <wp:cNvGraphicFramePr>
+              <a:graphicFrameLocks xmlns:a="http://schemas.openxmlformats.org/drawingml/2006/main" noChangeAspect="1"/>
+            </wp:cNvGraphicFramePr>
+            <a:graphic xmlns:a="http://schemas.openxmlformats.org/drawingml/2006/main">
+              <a:graphicData uri="http://schemas.openxmlformats.org/drawingml/2006/picture">
+                <pic:pic xmlns:pic="http://schemas.openxmlformats.org/drawingml/2006/picture">
+                  <pic:nvPicPr>
+                    <pic:cNvPr id="0" name="Picture 213"/>
+                    <pic:cNvPicPr>
+                      <a:picLocks noChangeAspect="1" noChangeArrowheads="1"/>
+                    </pic:cNvPicPr>
+                  </pic:nvPicPr>
+                  <pic:blipFill>
+                    <a:blip r:embed="rId11">
+                      <a:extLst>
+                        <a:ext uri="{28A0092B-C50C-407E-A947-70E740481C1C}">
+                          <a14:useLocalDpi xmlns:a14="http://schemas.microsoft.com/office/drawing/2010/main" val="0"/>
+                        </a:ext>
+                      </a:extLst>
+                    </a:blip>
+                    <a:srcRect/>
+                    <a:stretch>
+                      <a:fillRect/>
+                    </a:stretch>
+                  </pic:blipFill>
+                  <pic:spPr bwMode="auto">
+                    <a:xfrm>
+                      <a:off x="0" y="0"/>
+                      <a:ext cx="5943600" cy="3691255"/>
+                    </a:xfrm>
+                    <a:prstGeom prst="rect">
+                      <a:avLst/>
+                    </a:prstGeom>
+                    <a:noFill/>
+                    <a:ln>
+                      <a:noFill/>
+                    </a:ln>
+                  </pic:spPr>
+                </pic:pic>
+              </a:graphicData>
+            </a:graphic>
+          </wp:inline>
+        </w:drawing>
+      </w:r>
+    </w:p>
+    <w:p>
+      <w:pPr>
+        <w:rPr>
+          <w:rFonts w:ascii="Roboto Mono" w:hAnsi="Roboto Mono"/>
+        </w:rPr>
+      </w:pPr>
+      <w:r>
+        <w:rPr>
+          <w:rFonts w:ascii="Roboto Mono" w:hAnsi="Roboto Mono"/>
+        </w:rPr>
+        <w:pict w14:anchorId="2FAD98DD">
+          <v:rect id="_x0000_i1238" style="width:0;height:1.5pt" o:hralign="center" o:hrstd="t" o:hr="t" fillcolor="#a0a0a0" stroked="f"/>
+        </w:pict>
+      </w:r>
+    </w:p>
+    <w:p>
+      <w:pPr>
+        <w:pStyle w:val="Heading3"/>
+      </w:pPr>
+      <w:r>
+        <w:t xml:space="preserve">1. </w:t>
+      </w:r>
+      <w:r>
+        <w:rPr>
+          <w:rFonts w:ascii="Segoe UI Emoji" w:hAnsi="Segoe UI Emoji" w:cs="Segoe UI Emoji"/>
+        </w:rPr>
+        <w:t>🟦</w:t>
+      </w:r>
+      <w:r>
+        <w:t xml:space="preserve"> Visual Studio Code (VS Code)</w:t>
+      </w:r>
+    </w:p>
+    <w:p>
+      <w:r>
+        <w:rPr>
+          <w:rFonts w:ascii="Arial" w:hAnsi="Arial"/>
+          <w:b/>
+          <w:color w:val="000000"/>
+          <w:sz w:val="18"/>
+          <w:highlight w:val="lightGray"/>
+        </w:rPr>
+        <w:t># Source: AI Source: Provided by: [Data Path</w:t>
+      </w:r>
+      <w:r>
+        <w:rPr>
+          <w:rFonts w:ascii="Arial" w:hAnsi="Arial"/>
+          <w:color w:val="000000"/>
+          <w:sz w:val="18"/>
+          <w:highlight w:val="lightGray"/>
+        </w:rPr>
+        <w:t xml:space="preserve">: Persons Table -&gt; ID Column: 1, </w:t>
+      </w:r>
+      <w:proofErr w:type="spellStart"/>
+      <w:r>
+        <w:rPr>
+          <w:rFonts w:ascii="Arial" w:hAnsi="Arial"/>
+          <w:color w:val="000000"/>
+          <w:sz w:val="18"/>
+          <w:highlight w:val="lightGray"/>
+        </w:rPr>
+        <w:t>Name_En</w:t>
+      </w:r>
+      <w:proofErr w:type="spellEnd"/>
+      <w:r>
+        <w:rPr>
+          <w:rFonts w:ascii="Arial" w:hAnsi="Arial"/>
+          <w:color w:val="000000"/>
+          <w:sz w:val="18"/>
+          <w:highlight w:val="lightGray"/>
+        </w:rPr>
+        <w:t xml:space="preserve"> Column: Motasem Essam] -&gt; </w:t>
+      </w:r>
+      <w:r>
+        <w:rPr>
+          <w:rFonts w:ascii="Arial" w:hAnsi="Arial"/>
+          <w:b/>
+          <w:color w:val="000000"/>
+          <w:sz w:val="18"/>
+          <w:highlight w:val="lightGray"/>
+        </w:rPr>
+        <w:t>From:</w:t>
+      </w:r>
+      <w:r>
+        <w:rPr>
+          <w:rFonts w:ascii="Arial" w:hAnsi="Arial"/>
+          <w:color w:val="000000"/>
+          <w:sz w:val="18"/>
+          <w:highlight w:val="lightGray"/>
+        </w:rPr>
+        <w:t xml:space="preserve"> [</w:t>
+      </w:r>
+      <w:r>
+        <w:rPr>
+          <w:rFonts w:ascii="Arial" w:eastAsia="Arial" w:hAnsi="Arial" w:cs="Arial"/>
+          <w:color w:val="000000"/>
+          <w:sz w:val="18"/>
+          <w:highlight w:val="lightGray"/>
+        </w:rPr>
+        <w:t>ChatGPT</w:t>
+      </w:r>
+      <w:r>
+        <w:rPr>
+          <w:rFonts w:ascii="Arial" w:hAnsi="Arial"/>
+          <w:color w:val="000000"/>
+          <w:sz w:val="18"/>
+          <w:highlight w:val="lightGray"/>
+        </w:rPr>
+        <w:t xml:space="preserve">] </w:t>
+      </w:r>
+      <w:r>
+        <w:rPr>
+          <w:rFonts w:ascii="Arial" w:hAnsi="Arial"/>
+          <w:b/>
+          <w:color w:val="000000"/>
+          <w:sz w:val="18"/>
+          <w:highlight w:val="lightGray"/>
+        </w:rPr>
+        <w:t>on</w:t>
+      </w:r>
+      <w:r>
+        <w:rPr>
+          <w:rFonts w:ascii="Arial" w:hAnsi="Arial"/>
+          <w:color w:val="000000"/>
+          <w:sz w:val="18"/>
+          <w:highlight w:val="lightGray"/>
+        </w:rPr>
+        <w:t xml:space="preserve"> [5/6/2026]</w:t>
+      </w:r>
+    </w:p>
+    <w:p>
+      <w:pPr>
+        <w:rPr>
+          <w:rFonts w:ascii="Roboto Mono" w:hAnsi="Roboto Mono"/>
+          <w:b/>
+          <w:bCs/>
+        </w:rPr>
+      </w:pPr>
+      <w:r>
+        <w:rPr>
+          <w:rFonts w:ascii="Segoe UI Emoji" w:hAnsi="Segoe UI Emoji" w:cs="Segoe UI Emoji"/>
+          <w:b/>
+          <w:bCs/>
+        </w:rPr>
+        <w:t>📖</w:t>
+      </w:r>
+      <w:r>
+        <w:rPr>
+          <w:rFonts w:ascii="Roboto Mono" w:hAnsi="Roboto Mono"/>
+          <w:b/>
+          <w:bCs/>
+        </w:rPr>
+        <w:t xml:space="preserve"> Description</w:t>
+      </w:r>
+    </w:p>
+    <w:p>
+      <w:pPr>
+        <w:rPr>
+          <w:rFonts w:ascii="Roboto Mono" w:hAnsi="Roboto Mono"/>
+        </w:rPr>
+      </w:pPr>
+      <w:r>
+        <w:rPr>
+          <w:rFonts w:ascii="Roboto Mono" w:hAnsi="Roboto Mono"/>
+        </w:rPr>
+        <w:t>A modern and very popular code editor by Microsoft.</w:t>
+      </w:r>
+    </w:p>
+    <w:p>
+      <w:pPr>
+        <w:rPr>
+          <w:rFonts w:ascii="Roboto Mono" w:hAnsi="Roboto Mono"/>
+          <w:b/>
+          <w:bCs/>
+        </w:rPr>
+      </w:pPr>
+      <w:r>
+        <w:rPr>
+          <w:rFonts w:ascii="Segoe UI Emoji" w:hAnsi="Segoe UI Emoji" w:cs="Segoe UI Emoji"/>
+          <w:b/>
+          <w:bCs/>
+        </w:rPr>
+        <w:t>✅</w:t>
+      </w:r>
+      <w:r>
+        <w:rPr>
+          <w:rFonts w:ascii="Roboto Mono" w:hAnsi="Roboto Mono"/>
+          <w:b/>
+          <w:bCs/>
+        </w:rPr>
+        <w:t xml:space="preserve"> Advantages</w:t>
+      </w:r>
+    </w:p>
+    <w:p>
+      <w:pPr>
+        <w:numPr>
+          <w:ilvl w:val="0"/>
+          <w:numId w:val="6"/>
+        </w:numPr>
+        <w:rPr>
+          <w:rFonts w:ascii="Roboto Mono" w:hAnsi="Roboto Mono"/>
+        </w:rPr>
+      </w:pPr>
+      <w:r>
+        <w:rPr>
+          <w:rFonts w:ascii="Roboto Mono" w:hAnsi="Roboto Mono"/>
+        </w:rPr>
+        <w:t xml:space="preserve">Free and lightweight </w:t>
+      </w:r>
+    </w:p>
+    <w:p>
+      <w:pPr>
+        <w:numPr>
+          <w:ilvl w:val="0"/>
+          <w:numId w:val="6"/>
+        </w:numPr>
+        <w:rPr>
+          <w:rFonts w:ascii="Roboto Mono" w:hAnsi="Roboto Mono"/>
+        </w:rPr>
+      </w:pPr>
+      <w:r>
+        <w:rPr>
+          <w:rFonts w:ascii="Roboto Mono" w:hAnsi="Roboto Mono"/>
+        </w:rPr>
+        <w:t xml:space="preserve">Huge extensions marketplace </w:t>
+      </w:r>
+    </w:p>
+    <w:p>
+      <w:pPr>
+        <w:numPr>
+          <w:ilvl w:val="0"/>
+          <w:numId w:val="6"/>
+        </w:numPr>
+        <w:rPr>
+          <w:rFonts w:ascii="Roboto Mono" w:hAnsi="Roboto Mono"/>
+        </w:rPr>
+      </w:pPr>
+      <w:r>
+        <w:rPr>
+          <w:rFonts w:ascii="Roboto Mono" w:hAnsi="Roboto Mono"/>
+        </w:rPr>
+        <w:t xml:space="preserve">Excellent HTML/CSS/JS support </w:t>
+      </w:r>
+    </w:p>
+    <w:p>
+      <w:pPr>
+        <w:numPr>
+          <w:ilvl w:val="0"/>
+          <w:numId w:val="6"/>
+        </w:numPr>
+        <w:rPr>
+          <w:rFonts w:ascii="Roboto Mono" w:hAnsi="Roboto Mono"/>
+        </w:rPr>
+      </w:pPr>
+      <w:r>
+        <w:rPr>
+          <w:rFonts w:ascii="Roboto Mono" w:hAnsi="Roboto Mono"/>
+        </w:rPr>
+        <w:t xml:space="preserve">Built-in terminal </w:t>
+      </w:r>
+    </w:p>
+    <w:p>
+      <w:pPr>
+        <w:numPr>
+          <w:ilvl w:val="0"/>
+          <w:numId w:val="6"/>
+        </w:numPr>
+        <w:rPr>
+          <w:rFonts w:ascii="Roboto Mono" w:hAnsi="Roboto Mono"/>
+        </w:rPr>
+      </w:pPr>
+      <w:r>
+        <w:rPr>
+          <w:rFonts w:ascii="Roboto Mono" w:hAnsi="Roboto Mono"/>
+        </w:rPr>
+        <w:t xml:space="preserve">IntelliSense (smart suggestions) </w:t>
+      </w:r>
+    </w:p>
+    <w:p>
+      <w:pPr>
+        <w:numPr>
+          <w:ilvl w:val="0"/>
+          <w:numId w:val="6"/>
+        </w:numPr>
+        <w:rPr>
+          <w:rFonts w:ascii="Roboto Mono" w:hAnsi="Roboto Mono"/>
+        </w:rPr>
+      </w:pPr>
+      <w:r>
+        <w:rPr>
+          <w:rFonts w:ascii="Roboto Mono" w:hAnsi="Roboto Mono"/>
+        </w:rPr>
+        <w:t xml:space="preserve">Git integration </w:t>
+      </w:r>
+    </w:p>
+    <w:p>
+      <w:pPr>
+        <w:rPr>
+          <w:rFonts w:ascii="Roboto Mono" w:hAnsi="Roboto Mono"/>
+          <w:b/>
+          <w:bCs/>
+        </w:rPr>
+      </w:pPr>
+      <w:r>
+        <w:rPr>
+          <w:rFonts w:ascii="Segoe UI Emoji" w:hAnsi="Segoe UI Emoji" w:cs="Segoe UI Emoji"/>
+          <w:b/>
+          <w:bCs/>
+        </w:rPr>
+        <w:t>❌</w:t>
+      </w:r>
+      <w:r>
+        <w:rPr>
+          <w:rFonts w:ascii="Roboto Mono" w:hAnsi="Roboto Mono"/>
+          <w:b/>
+          <w:bCs/>
+        </w:rPr>
+        <w:t xml:space="preserve"> Disadvantages</w:t>
+      </w:r>
+    </w:p>
+    <w:p>
+      <w:pPr>
+        <w:numPr>
+          <w:ilvl w:val="0"/>
+          <w:numId w:val="7"/>
+        </w:numPr>
+        <w:rPr>
+          <w:rFonts w:ascii="Roboto Mono" w:hAnsi="Roboto Mono"/>
+        </w:rPr>
+      </w:pPr>
+      <w:r>
+        <w:rPr>
+          <w:rFonts w:ascii="Roboto Mono" w:hAnsi="Roboto Mono"/>
+        </w:rPr>
+        <w:lastRenderedPageBreak/>
+        <w:t xml:space="preserve">Can become slow with many extensions </w:t>
+      </w:r>
+    </w:p>
+    <w:p>
+      <w:pPr>
+        <w:numPr>
+          <w:ilvl w:val="0"/>
+          <w:numId w:val="7"/>
+        </w:numPr>
+        <w:rPr>
+          <w:rFonts w:ascii="Roboto Mono" w:hAnsi="Roboto Mono"/>
+        </w:rPr>
+      </w:pPr>
+      <w:r>
+        <w:rPr>
+          <w:rFonts w:ascii="Roboto Mono" w:hAnsi="Roboto Mono"/>
+        </w:rPr>
+        <w:t xml:space="preserve">Requires setup for beginners </w:t>
+      </w:r>
+    </w:p>
+    <w:p>
+      <w:pPr>
+        <w:rPr>
+          <w:rFonts w:ascii="Roboto Mono" w:hAnsi="Roboto Mono"/>
+        </w:rPr>
+      </w:pPr>
+      <w:r>
+        <w:rPr>
+          <w:rFonts w:ascii="Roboto Mono" w:hAnsi="Roboto Mono"/>
+        </w:rPr>
+        <w:pict w14:anchorId="31CE2FD3">
+          <v:rect id="_x0000_i1239" style="width:0;height:1.5pt" o:hralign="center" o:hrstd="t" o:hr="t" fillcolor="#a0a0a0" stroked="f"/>
+        </w:pict>
+      </w:r>
+    </w:p>
+    <w:p>
+      <w:pPr>
+        <w:pStyle w:val="Heading3"/>
+      </w:pPr>
+      <w:r>
+        <w:t xml:space="preserve">2. </w:t>
+      </w:r>
+      <w:r>
+        <w:rPr>
+          <w:rFonts w:ascii="Segoe UI Emoji" w:hAnsi="Segoe UI Emoji" w:cs="Segoe UI Emoji"/>
+        </w:rPr>
+        <w:t>🟪</w:t>
+      </w:r>
+      <w:r>
+        <w:t xml:space="preserve"> Sublime Text</w:t>
+      </w:r>
+    </w:p>
+    <w:p>
+      <w:r>
+        <w:rPr>
+          <w:rFonts w:ascii="Arial" w:hAnsi="Arial"/>
+          <w:b/>
+          <w:color w:val="000000"/>
+          <w:sz w:val="18"/>
+          <w:highlight w:val="lightGray"/>
+        </w:rPr>
+        <w:t># Source: AI Source: Provided by: [Data Path</w:t>
+      </w:r>
+      <w:r>
+        <w:rPr>
+          <w:rFonts w:ascii="Arial" w:hAnsi="Arial"/>
+          <w:color w:val="000000"/>
+          <w:sz w:val="18"/>
+          <w:highlight w:val="lightGray"/>
+        </w:rPr>
+        <w:t xml:space="preserve">: Persons Table -&gt; ID Column: 1, </w:t>
+      </w:r>
+      <w:proofErr w:type="spellStart"/>
+      <w:r>
+        <w:rPr>
+          <w:rFonts w:ascii="Arial" w:hAnsi="Arial"/>
+          <w:color w:val="000000"/>
+          <w:sz w:val="18"/>
+          <w:highlight w:val="lightGray"/>
+        </w:rPr>
+        <w:t>Name_En</w:t>
+      </w:r>
+      <w:proofErr w:type="spellEnd"/>
+      <w:r>
+        <w:rPr>
+          <w:rFonts w:ascii="Arial" w:hAnsi="Arial"/>
+          <w:color w:val="000000"/>
+          <w:sz w:val="18"/>
+          <w:highlight w:val="lightGray"/>
+        </w:rPr>
+        <w:t xml:space="preserve"> Column: Motasem Essam] -&gt; </w:t>
+      </w:r>
+      <w:r>
+        <w:rPr>
+          <w:rFonts w:ascii="Arial" w:hAnsi="Arial"/>
+          <w:b/>
+          <w:color w:val="000000"/>
+          <w:sz w:val="18"/>
+          <w:highlight w:val="lightGray"/>
+        </w:rPr>
+        <w:t>From:</w:t>
+      </w:r>
+      <w:r>
+        <w:rPr>
+          <w:rFonts w:ascii="Arial" w:hAnsi="Arial"/>
+          <w:color w:val="000000"/>
+          <w:sz w:val="18"/>
+          <w:highlight w:val="lightGray"/>
+        </w:rPr>
+        <w:t xml:space="preserve"> [</w:t>
+      </w:r>
+      <w:r>
+        <w:rPr>
+          <w:rFonts w:ascii="Arial" w:eastAsia="Arial" w:hAnsi="Arial" w:cs="Arial"/>
+          <w:color w:val="000000"/>
+          <w:sz w:val="18"/>
+          <w:highlight w:val="lightGray"/>
+        </w:rPr>
+        <w:t>ChatGPT</w:t>
+      </w:r>
+      <w:r>
+        <w:rPr>
+          <w:rFonts w:ascii="Arial" w:hAnsi="Arial"/>
+          <w:color w:val="000000"/>
+          <w:sz w:val="18"/>
+          <w:highlight w:val="lightGray"/>
+        </w:rPr>
+        <w:t xml:space="preserve">] </w:t>
+      </w:r>
+      <w:r>
+        <w:rPr>
+          <w:rFonts w:ascii="Arial" w:hAnsi="Arial"/>
+          <w:b/>
+          <w:color w:val="000000"/>
+          <w:sz w:val="18"/>
+          <w:highlight w:val="lightGray"/>
+        </w:rPr>
+        <w:t>on</w:t>
+      </w:r>
+      <w:r>
+        <w:rPr>
+          <w:rFonts w:ascii="Arial" w:hAnsi="Arial"/>
+          <w:color w:val="000000"/>
+          <w:sz w:val="18"/>
+          <w:highlight w:val="lightGray"/>
+        </w:rPr>
+        <w:t xml:space="preserve"> [5/6/2026]</w:t>
+      </w:r>
+    </w:p>
+    <w:p>
+      <w:pPr>
+        <w:rPr>
+          <w:rFonts w:ascii="Roboto Mono" w:hAnsi="Roboto Mono"/>
+          <w:b/>
+          <w:bCs/>
+        </w:rPr>
+      </w:pPr>
+      <w:r>
+        <w:rPr>
+          <w:rFonts w:ascii="Segoe UI Emoji" w:hAnsi="Segoe UI Emoji" w:cs="Segoe UI Emoji"/>
+          <w:b/>
+          <w:bCs/>
+        </w:rPr>
+        <w:t>📖</w:t>
+      </w:r>
+      <w:r>
+        <w:rPr>
+          <w:rFonts w:ascii="Roboto Mono" w:hAnsi="Roboto Mono"/>
+          <w:b/>
+          <w:bCs/>
+        </w:rPr>
+        <w:t xml:space="preserve"> Description</w:t>
+      </w:r>
+    </w:p>
+    <w:p>
+      <w:pPr>
+        <w:rPr>
+          <w:rFonts w:ascii="Roboto Mono" w:hAnsi="Roboto Mono"/>
+        </w:rPr>
+      </w:pPr>
+      <w:r>
+        <w:rPr>
+          <w:rFonts w:ascii="Roboto Mono" w:hAnsi="Roboto Mono"/>
+        </w:rPr>
+        <w:t>A fast and lightweight code editor.</w:t>
+      </w:r>
+    </w:p>
+    <w:p>
+      <w:pPr>
+        <w:rPr>
+          <w:rFonts w:ascii="Roboto Mono" w:hAnsi="Roboto Mono"/>
+          <w:b/>
+          <w:bCs/>
+        </w:rPr>
+      </w:pPr>
+      <w:r>
+        <w:rPr>
+          <w:rFonts w:ascii="Segoe UI Emoji" w:hAnsi="Segoe UI Emoji" w:cs="Segoe UI Emoji"/>
+          <w:b/>
+          <w:bCs/>
+        </w:rPr>
+        <w:t>✅</w:t>
+      </w:r>
+      <w:r>
+        <w:rPr>
+          <w:rFonts w:ascii="Roboto Mono" w:hAnsi="Roboto Mono"/>
+          <w:b/>
+          <w:bCs/>
+        </w:rPr>
+        <w:t xml:space="preserve"> Advantages</w:t>
+      </w:r>
+    </w:p>
+    <w:p>
+      <w:pPr>
+        <w:numPr>
+          <w:ilvl w:val="0"/>
+          <w:numId w:val="8"/>
+        </w:numPr>
+        <w:rPr>
+          <w:rFonts w:ascii="Roboto Mono" w:hAnsi="Roboto Mono"/>
+        </w:rPr>
+      </w:pPr>
+      <w:r>
+        <w:rPr>
+          <w:rFonts w:ascii="Roboto Mono" w:hAnsi="Roboto Mono"/>
+        </w:rPr>
+        <w:t xml:space="preserve">Very fast performance </w:t>
+      </w:r>
+    </w:p>
+    <w:p>
+      <w:pPr>
+        <w:numPr>
+          <w:ilvl w:val="0"/>
+          <w:numId w:val="8"/>
+        </w:numPr>
+        <w:rPr>
+          <w:rFonts w:ascii="Roboto Mono" w:hAnsi="Roboto Mono"/>
+        </w:rPr>
+      </w:pPr>
+      <w:r>
+        <w:rPr>
+          <w:rFonts w:ascii="Roboto Mono" w:hAnsi="Roboto Mono"/>
+        </w:rPr>
+        <w:t xml:space="preserve">Clean interface </w:t>
+      </w:r>
+    </w:p>
+    <w:p>
+      <w:pPr>
+        <w:numPr>
+          <w:ilvl w:val="0"/>
+          <w:numId w:val="8"/>
+        </w:numPr>
+        <w:rPr>
+          <w:rFonts w:ascii="Roboto Mono" w:hAnsi="Roboto Mono"/>
+        </w:rPr>
+      </w:pPr>
+      <w:r>
+        <w:rPr>
+          <w:rFonts w:ascii="Roboto Mono" w:hAnsi="Roboto Mono"/>
+        </w:rPr>
+        <w:t xml:space="preserve">Supports many programming languages </w:t>
+      </w:r>
+    </w:p>
+    <w:p>
+      <w:pPr>
+        <w:numPr>
+          <w:ilvl w:val="0"/>
+          <w:numId w:val="8"/>
+        </w:numPr>
+        <w:rPr>
+          <w:rFonts w:ascii="Roboto Mono" w:hAnsi="Roboto Mono"/>
+        </w:rPr>
+      </w:pPr>
+      <w:r>
+        <w:rPr>
+          <w:rFonts w:ascii="Roboto Mono" w:hAnsi="Roboto Mono"/>
+        </w:rPr>
+        <w:t xml:space="preserve">Powerful shortcuts </w:t>
+      </w:r>
+    </w:p>
+    <w:p>
+      <w:pPr>
+        <w:rPr>
+          <w:rFonts w:ascii="Roboto Mono" w:hAnsi="Roboto Mono"/>
+          <w:b/>
+          <w:bCs/>
+        </w:rPr>
+      </w:pPr>
+      <w:r>
+        <w:rPr>
+          <w:rFonts w:ascii="Segoe UI Emoji" w:hAnsi="Segoe UI Emoji" w:cs="Segoe UI Emoji"/>
+          <w:b/>
+          <w:bCs/>
+        </w:rPr>
+        <w:t>❌</w:t>
+      </w:r>
+      <w:r>
+        <w:rPr>
+          <w:rFonts w:ascii="Roboto Mono" w:hAnsi="Roboto Mono"/>
+          <w:b/>
+          <w:bCs/>
+        </w:rPr>
+        <w:t xml:space="preserve"> Disadvantages</w:t>
+      </w:r>
+    </w:p>
+    <w:p>
+      <w:pPr>
+        <w:numPr>
+          <w:ilvl w:val="0"/>
+          <w:numId w:val="9"/>
+        </w:numPr>
+        <w:rPr>
+          <w:rFonts w:ascii="Roboto Mono" w:hAnsi="Roboto Mono"/>
+        </w:rPr>
+      </w:pPr>
+      <w:r>
+        <w:rPr>
+          <w:rFonts w:ascii="Roboto Mono" w:hAnsi="Roboto Mono"/>
+        </w:rPr>
+        <w:t xml:space="preserve">Paid license for full version </w:t>
+      </w:r>
+    </w:p>
+    <w:p>
+      <w:pPr>
+        <w:numPr>
+          <w:ilvl w:val="0"/>
+          <w:numId w:val="9"/>
+        </w:numPr>
+        <w:rPr>
+          <w:rFonts w:ascii="Roboto Mono" w:hAnsi="Roboto Mono"/>
+        </w:rPr>
+      </w:pPr>
+      <w:r>
+        <w:rPr>
+          <w:rFonts w:ascii="Roboto Mono" w:hAnsi="Roboto Mono"/>
+        </w:rPr>
+        <w:t xml:space="preserve">Fewer built-in features than VS Code </w:t>
+      </w:r>
+    </w:p>
+    <w:p>
+      <w:pPr>
+        <w:rPr>
+          <w:rFonts w:ascii="Roboto Mono" w:hAnsi="Roboto Mono"/>
+        </w:rPr>
+      </w:pPr>
+      <w:r>
+        <w:rPr>
+          <w:rFonts w:ascii="Roboto Mono" w:hAnsi="Roboto Mono"/>
+        </w:rPr>
+        <w:pict w14:anchorId="4E0D8DD0">
+          <v:rect id="_x0000_i1240" style="width:0;height:1.5pt" o:hralign="center" o:hrstd="t" o:hr="t" fillcolor="#a0a0a0" stroked="f"/>
+        </w:pict>
+      </w:r>
+    </w:p>
+    <w:p>
+      <w:pPr>
+        <w:pStyle w:val="Heading3"/>
+      </w:pPr>
+      <w:r>
+        <w:t xml:space="preserve">3. </w:t>
+      </w:r>
+      <w:r>
+        <w:rPr>
+          <w:rFonts w:ascii="Segoe UI Emoji" w:hAnsi="Segoe UI Emoji" w:cs="Segoe UI Emoji"/>
+        </w:rPr>
+        <w:t>🟩</w:t>
+      </w:r>
+      <w:r>
+        <w:t xml:space="preserve"> Notepad++</w:t>
+      </w:r>
+    </w:p>
+    <w:p>
+      <w:r>
+        <w:rPr>
+          <w:rFonts w:ascii="Arial" w:hAnsi="Arial"/>
+          <w:b/>
+          <w:color w:val="000000"/>
+          <w:sz w:val="18"/>
+          <w:highlight w:val="lightGray"/>
+        </w:rPr>
+        <w:t># Source: AI Source: Provided by: [Data Path</w:t>
+      </w:r>
+      <w:r>
+        <w:rPr>
+          <w:rFonts w:ascii="Arial" w:hAnsi="Arial"/>
+          <w:color w:val="000000"/>
+          <w:sz w:val="18"/>
+          <w:highlight w:val="lightGray"/>
+        </w:rPr>
+        <w:t xml:space="preserve">: Persons Table -&gt; ID Column: 1, </w:t>
+      </w:r>
+      <w:proofErr w:type="spellStart"/>
+      <w:r>
+        <w:rPr>
+          <w:rFonts w:ascii="Arial" w:hAnsi="Arial"/>
+          <w:color w:val="000000"/>
+          <w:sz w:val="18"/>
+          <w:highlight w:val="lightGray"/>
+        </w:rPr>
+        <w:t>Name_En</w:t>
+      </w:r>
+      <w:proofErr w:type="spellEnd"/>
+      <w:r>
+        <w:rPr>
+          <w:rFonts w:ascii="Arial" w:hAnsi="Arial"/>
+          <w:color w:val="000000"/>
+          <w:sz w:val="18"/>
+          <w:highlight w:val="lightGray"/>
+        </w:rPr>
+        <w:t xml:space="preserve"> Column: Motasem Essam] -&gt; </w:t>
+      </w:r>
+      <w:r>
+        <w:rPr>
+          <w:rFonts w:ascii="Arial" w:hAnsi="Arial"/>
+          <w:b/>
+          <w:color w:val="000000"/>
+          <w:sz w:val="18"/>
+          <w:highlight w:val="lightGray"/>
+        </w:rPr>
+        <w:t>From:</w:t>
+      </w:r>
+      <w:r>
+        <w:rPr>
+          <w:rFonts w:ascii="Arial" w:hAnsi="Arial"/>
+          <w:color w:val="000000"/>
+          <w:sz w:val="18"/>
+          <w:highlight w:val="lightGray"/>
+        </w:rPr>
+        <w:t xml:space="preserve"> [</w:t>
+      </w:r>
+      <w:r>
+        <w:rPr>
+          <w:rFonts w:ascii="Arial" w:eastAsia="Arial" w:hAnsi="Arial" w:cs="Arial"/>
+          <w:color w:val="000000"/>
+          <w:sz w:val="18"/>
+          <w:highlight w:val="lightGray"/>
+        </w:rPr>
+        <w:t>ChatGPT</w:t>
+      </w:r>
+      <w:r>
+        <w:rPr>
+          <w:rFonts w:ascii="Arial" w:hAnsi="Arial"/>
+          <w:color w:val="000000"/>
+          <w:sz w:val="18"/>
+          <w:highlight w:val="lightGray"/>
+        </w:rPr>
+        <w:t xml:space="preserve">] </w:t>
+      </w:r>
+      <w:r>
+        <w:rPr>
+          <w:rFonts w:ascii="Arial" w:hAnsi="Arial"/>
+          <w:b/>
+          <w:color w:val="000000"/>
+          <w:sz w:val="18"/>
+          <w:highlight w:val="lightGray"/>
+        </w:rPr>
+        <w:t>on</w:t>
+      </w:r>
+      <w:r>
+        <w:rPr>
+          <w:rFonts w:ascii="Arial" w:hAnsi="Arial"/>
+          <w:color w:val="000000"/>
+          <w:sz w:val="18"/>
+          <w:highlight w:val="lightGray"/>
+        </w:rPr>
+        <w:t xml:space="preserve"> [5/6/2026]</w:t>
+      </w:r>
+    </w:p>
+    <w:p>
+      <w:pPr>
+        <w:rPr>
+          <w:rFonts w:ascii="Roboto Mono" w:hAnsi="Roboto Mono"/>
+          <w:b/>
+          <w:bCs/>
+        </w:rPr>
+      </w:pPr>
+      <w:r>
+        <w:rPr>
+          <w:rFonts w:ascii="Segoe UI Emoji" w:hAnsi="Segoe UI Emoji" w:cs="Segoe UI Emoji"/>
+          <w:b/>
+          <w:bCs/>
+        </w:rPr>
+        <w:t>📖</w:t>
+      </w:r>
+      <w:r>
+        <w:rPr>
+          <w:rFonts w:ascii="Roboto Mono" w:hAnsi="Roboto Mono"/>
+          <w:b/>
+          <w:bCs/>
+        </w:rPr>
+        <w:t xml:space="preserve"> Description</w:t>
+      </w:r>
+    </w:p>
+    <w:p>
+      <w:pPr>
+        <w:rPr>
+          <w:rFonts w:ascii="Roboto Mono" w:hAnsi="Roboto Mono"/>
+        </w:rPr>
+      </w:pPr>
+      <w:r>
+        <w:rPr>
+          <w:rFonts w:ascii="Roboto Mono" w:hAnsi="Roboto Mono"/>
+        </w:rPr>
+        <w:t>A simple text/code editor for Windows.</w:t>
+      </w:r>
+    </w:p>
+    <w:p>
+      <w:pPr>
+        <w:rPr>
+          <w:rFonts w:ascii="Roboto Mono" w:hAnsi="Roboto Mono"/>
+          <w:b/>
+          <w:bCs/>
+        </w:rPr>
+      </w:pPr>
+      <w:r>
+        <w:rPr>
+          <w:rFonts w:ascii="Segoe UI Emoji" w:hAnsi="Segoe UI Emoji" w:cs="Segoe UI Emoji"/>
+          <w:b/>
+          <w:bCs/>
+        </w:rPr>
+        <w:t>✅</w:t>
+      </w:r>
+      <w:r>
+        <w:rPr>
+          <w:rFonts w:ascii="Roboto Mono" w:hAnsi="Roboto Mono"/>
+          <w:b/>
+          <w:bCs/>
+        </w:rPr>
+        <w:t xml:space="preserve"> Advantages</w:t>
+      </w:r>
+    </w:p>
+    <w:p>
+      <w:pPr>
+        <w:numPr>
+          <w:ilvl w:val="0"/>
+          <w:numId w:val="10"/>
+        </w:numPr>
+        <w:rPr>
+          <w:rFonts w:ascii="Roboto Mono" w:hAnsi="Roboto Mono"/>
+        </w:rPr>
+      </w:pPr>
+      <w:r>
+        <w:rPr>
+          <w:rFonts w:ascii="Roboto Mono" w:hAnsi="Roboto Mono"/>
+        </w:rPr>
+        <w:t xml:space="preserve">Very lightweight </w:t>
+      </w:r>
+    </w:p>
+    <w:p>
+      <w:pPr>
+        <w:numPr>
+          <w:ilvl w:val="0"/>
+          <w:numId w:val="10"/>
+        </w:numPr>
+        <w:rPr>
+          <w:rFonts w:ascii="Roboto Mono" w:hAnsi="Roboto Mono"/>
+        </w:rPr>
+      </w:pPr>
+      <w:r>
+        <w:rPr>
+          <w:rFonts w:ascii="Roboto Mono" w:hAnsi="Roboto Mono"/>
+        </w:rPr>
+        <w:t xml:space="preserve">Fast startup </w:t>
+      </w:r>
+    </w:p>
+    <w:p>
+      <w:pPr>
+        <w:numPr>
+          <w:ilvl w:val="0"/>
+          <w:numId w:val="10"/>
+        </w:numPr>
+        <w:rPr>
+          <w:rFonts w:ascii="Roboto Mono" w:hAnsi="Roboto Mono"/>
+        </w:rPr>
+      </w:pPr>
+      <w:r>
+        <w:rPr>
+          <w:rFonts w:ascii="Roboto Mono" w:hAnsi="Roboto Mono"/>
+        </w:rPr>
+        <w:t xml:space="preserve">Beginner-friendly </w:t>
+      </w:r>
+    </w:p>
+    <w:p>
+      <w:pPr>
+        <w:numPr>
+          <w:ilvl w:val="0"/>
+          <w:numId w:val="10"/>
+        </w:numPr>
+        <w:rPr>
+          <w:rFonts w:ascii="Roboto Mono" w:hAnsi="Roboto Mono"/>
+        </w:rPr>
+      </w:pPr>
+      <w:r>
+        <w:rPr>
+          <w:rFonts w:ascii="Roboto Mono" w:hAnsi="Roboto Mono"/>
+        </w:rPr>
+        <w:lastRenderedPageBreak/>
+        <w:t xml:space="preserve">Free </w:t>
+      </w:r>
+    </w:p>
+    <w:p>
+      <w:pPr>
+        <w:rPr>
+          <w:rFonts w:ascii="Roboto Mono" w:hAnsi="Roboto Mono"/>
+          <w:b/>
+          <w:bCs/>
+        </w:rPr>
+      </w:pPr>
+      <w:r>
+        <w:rPr>
+          <w:rFonts w:ascii="Segoe UI Emoji" w:hAnsi="Segoe UI Emoji" w:cs="Segoe UI Emoji"/>
+          <w:b/>
+          <w:bCs/>
+        </w:rPr>
+        <w:t>❌</w:t>
+      </w:r>
+      <w:r>
+        <w:rPr>
+          <w:rFonts w:ascii="Roboto Mono" w:hAnsi="Roboto Mono"/>
+          <w:b/>
+          <w:bCs/>
+        </w:rPr>
+        <w:t xml:space="preserve"> Disadvantages</w:t>
+      </w:r>
+    </w:p>
+    <w:p>
+      <w:pPr>
+        <w:numPr>
+          <w:ilvl w:val="0"/>
+          <w:numId w:val="11"/>
+        </w:numPr>
+        <w:rPr>
+          <w:rFonts w:ascii="Roboto Mono" w:hAnsi="Roboto Mono"/>
+        </w:rPr>
+      </w:pPr>
+      <w:r>
+        <w:rPr>
+          <w:rFonts w:ascii="Roboto Mono" w:hAnsi="Roboto Mono"/>
+        </w:rPr>
+        <w:t xml:space="preserve">Windows only </w:t>
+      </w:r>
+    </w:p>
+    <w:p>
+      <w:pPr>
+        <w:numPr>
+          <w:ilvl w:val="0"/>
+          <w:numId w:val="11"/>
+        </w:numPr>
+        <w:rPr>
+          <w:rFonts w:ascii="Roboto Mono" w:hAnsi="Roboto Mono"/>
+        </w:rPr>
+      </w:pPr>
+      <w:r>
+        <w:rPr>
+          <w:rFonts w:ascii="Roboto Mono" w:hAnsi="Roboto Mono"/>
+        </w:rPr>
+        <w:t xml:space="preserve">Old interface </w:t>
+      </w:r>
+    </w:p>
+    <w:p>
+      <w:pPr>
+        <w:numPr>
+          <w:ilvl w:val="0"/>
+          <w:numId w:val="11"/>
+        </w:numPr>
+        <w:rPr>
+          <w:rFonts w:ascii="Roboto Mono" w:hAnsi="Roboto Mono"/>
+        </w:rPr>
+      </w:pPr>
+      <w:r>
+        <w:rPr>
+          <w:rFonts w:ascii="Roboto Mono" w:hAnsi="Roboto Mono"/>
+        </w:rPr>
+        <w:t xml:space="preserve">Limited advanced web tools </w:t>
+      </w:r>
+    </w:p>
+    <w:p>
+      <w:pPr>
+        <w:rPr>
+          <w:rFonts w:ascii="Roboto Mono" w:hAnsi="Roboto Mono"/>
+        </w:rPr>
+      </w:pPr>
+      <w:r>
+        <w:rPr>
+          <w:rFonts w:ascii="Roboto Mono" w:hAnsi="Roboto Mono"/>
+        </w:rPr>
+        <w:pict w14:anchorId="79064E6F">
+          <v:rect id="_x0000_i1241" style="width:0;height:1.5pt" o:hralign="center" o:hrstd="t" o:hr="t" fillcolor="#a0a0a0" stroked="f"/>
+        </w:pict>
+      </w:r>
+    </w:p>
+    <w:p>
+      <w:pPr>
+        <w:pStyle w:val="Heading3"/>
+      </w:pPr>
+      <w:r>
+        <w:t xml:space="preserve">4. </w:t>
+      </w:r>
+      <w:r>
+        <w:rPr>
+          <w:rFonts w:ascii="Segoe UI Emoji" w:hAnsi="Segoe UI Emoji" w:cs="Segoe UI Emoji"/>
+        </w:rPr>
+        <w:t>🟨</w:t>
+      </w:r>
+      <w:r>
+        <w:t xml:space="preserve"> Adobe Dreamweaver</w:t>
+      </w:r>
+    </w:p>
+    <w:p>
+      <w:r>
+        <w:rPr>
+          <w:rFonts w:ascii="Arial" w:hAnsi="Arial"/>
+          <w:b/>
+          <w:color w:val="000000"/>
+          <w:sz w:val="18"/>
+          <w:highlight w:val="lightGray"/>
+        </w:rPr>
+        <w:t># Source: AI Source: Provided by: [Data Path</w:t>
+      </w:r>
+      <w:r>
+        <w:rPr>
+          <w:rFonts w:ascii="Arial" w:hAnsi="Arial"/>
+          <w:color w:val="000000"/>
+          <w:sz w:val="18"/>
+          <w:highlight w:val="lightGray"/>
+        </w:rPr>
+        <w:t xml:space="preserve">: Persons Table -&gt; ID Column: 1, </w:t>
+      </w:r>
+      <w:proofErr w:type="spellStart"/>
+      <w:r>
+        <w:rPr>
+          <w:rFonts w:ascii="Arial" w:hAnsi="Arial"/>
+          <w:color w:val="000000"/>
+          <w:sz w:val="18"/>
+          <w:highlight w:val="lightGray"/>
+        </w:rPr>
+        <w:t>Name_En</w:t>
+      </w:r>
+      <w:proofErr w:type="spellEnd"/>
+      <w:r>
+        <w:rPr>
+          <w:rFonts w:ascii="Arial" w:hAnsi="Arial"/>
+          <w:color w:val="000000"/>
+          <w:sz w:val="18"/>
+          <w:highlight w:val="lightGray"/>
+        </w:rPr>
+        <w:t xml:space="preserve"> Column: Motasem Essam] -&gt; </w:t>
+      </w:r>
+      <w:r>
+        <w:rPr>
+          <w:rFonts w:ascii="Arial" w:hAnsi="Arial"/>
+          <w:b/>
+          <w:color w:val="000000"/>
+          <w:sz w:val="18"/>
+          <w:highlight w:val="lightGray"/>
+        </w:rPr>
+        <w:t>From:</w:t>
+      </w:r>
+      <w:r>
+        <w:rPr>
+          <w:rFonts w:ascii="Arial" w:hAnsi="Arial"/>
+          <w:color w:val="000000"/>
+          <w:sz w:val="18"/>
+          <w:highlight w:val="lightGray"/>
+        </w:rPr>
+        <w:t xml:space="preserve"> [</w:t>
+      </w:r>
+      <w:r>
+        <w:rPr>
+          <w:rFonts w:ascii="Arial" w:eastAsia="Arial" w:hAnsi="Arial" w:cs="Arial"/>
+          <w:color w:val="000000"/>
+          <w:sz w:val="18"/>
+          <w:highlight w:val="lightGray"/>
+        </w:rPr>
+        <w:t>ChatGPT</w:t>
+      </w:r>
+      <w:r>
+        <w:rPr>
+          <w:rFonts w:ascii="Arial" w:hAnsi="Arial"/>
+          <w:color w:val="000000"/>
+          <w:sz w:val="18"/>
+          <w:highlight w:val="lightGray"/>
+        </w:rPr>
+        <w:t xml:space="preserve">] </w:t>
+      </w:r>
+      <w:r>
+        <w:rPr>
+          <w:rFonts w:ascii="Arial" w:hAnsi="Arial"/>
+          <w:b/>
+          <w:color w:val="000000"/>
+          <w:sz w:val="18"/>
+          <w:highlight w:val="lightGray"/>
+        </w:rPr>
+        <w:t>on</w:t>
+      </w:r>
+      <w:r>
+        <w:rPr>
+          <w:rFonts w:ascii="Arial" w:hAnsi="Arial"/>
+          <w:color w:val="000000"/>
+          <w:sz w:val="18"/>
+          <w:highlight w:val="lightGray"/>
+        </w:rPr>
+        <w:t xml:space="preserve"> [5/6/2026]</w:t>
+      </w:r>
+    </w:p>
+    <w:p>
+      <w:pPr>
+        <w:rPr>
+          <w:rFonts w:ascii="Roboto Mono" w:hAnsi="Roboto Mono"/>
+          <w:b/>
+          <w:bCs/>
+        </w:rPr>
+      </w:pPr>
+      <w:r>
+        <w:rPr>
+          <w:rFonts w:ascii="Segoe UI Emoji" w:hAnsi="Segoe UI Emoji" w:cs="Segoe UI Emoji"/>
+          <w:b/>
+          <w:bCs/>
+        </w:rPr>
+        <w:t>📖</w:t>
+      </w:r>
+      <w:r>
+        <w:rPr>
+          <w:rFonts w:ascii="Roboto Mono" w:hAnsi="Roboto Mono"/>
+          <w:b/>
+          <w:bCs/>
+        </w:rPr>
+        <w:t xml:space="preserve"> Description</w:t>
+      </w:r>
+    </w:p>
+    <w:p>
+      <w:pPr>
+        <w:rPr>
+          <w:rFonts w:ascii="Roboto Mono" w:hAnsi="Roboto Mono"/>
+        </w:rPr>
+      </w:pPr>
+      <w:r>
+        <w:rPr>
+          <w:rFonts w:ascii="Roboto Mono" w:hAnsi="Roboto Mono"/>
+        </w:rPr>
+        <w:t>A professional web design editor by Adobe.</w:t>
+      </w:r>
+    </w:p>
+    <w:p>
+      <w:pPr>
+        <w:rPr>
+          <w:rFonts w:ascii="Roboto Mono" w:hAnsi="Roboto Mono"/>
+          <w:b/>
+          <w:bCs/>
+        </w:rPr>
+      </w:pPr>
+      <w:r>
+        <w:rPr>
+          <w:rFonts w:ascii="Segoe UI Emoji" w:hAnsi="Segoe UI Emoji" w:cs="Segoe UI Emoji"/>
+          <w:b/>
+          <w:bCs/>
+        </w:rPr>
+        <w:t>✅</w:t>
+      </w:r>
+      <w:r>
+        <w:rPr>
+          <w:rFonts w:ascii="Roboto Mono" w:hAnsi="Roboto Mono"/>
+          <w:b/>
+          <w:bCs/>
+        </w:rPr>
+        <w:t xml:space="preserve"> Advantages</w:t>
+      </w:r>
+    </w:p>
+    <w:p>
+      <w:pPr>
+        <w:numPr>
+          <w:ilvl w:val="0"/>
+          <w:numId w:val="12"/>
+        </w:numPr>
+        <w:rPr>
+          <w:rFonts w:ascii="Roboto Mono" w:hAnsi="Roboto Mono"/>
+        </w:rPr>
+      </w:pPr>
+      <w:r>
+        <w:rPr>
+          <w:rFonts w:ascii="Roboto Mono" w:hAnsi="Roboto Mono"/>
+        </w:rPr>
+        <w:t xml:space="preserve">Visual drag-and-drop design </w:t>
+      </w:r>
+    </w:p>
+    <w:p>
+      <w:pPr>
+        <w:numPr>
+          <w:ilvl w:val="0"/>
+          <w:numId w:val="12"/>
+        </w:numPr>
+        <w:rPr>
+          <w:rFonts w:ascii="Roboto Mono" w:hAnsi="Roboto Mono"/>
+        </w:rPr>
+      </w:pPr>
+      <w:r>
+        <w:rPr>
+          <w:rFonts w:ascii="Roboto Mono" w:hAnsi="Roboto Mono"/>
+        </w:rPr>
+        <w:t xml:space="preserve">Live preview </w:t>
+      </w:r>
+    </w:p>
+    <w:p>
+      <w:pPr>
+        <w:numPr>
+          <w:ilvl w:val="0"/>
+          <w:numId w:val="12"/>
+        </w:numPr>
+        <w:rPr>
+          <w:rFonts w:ascii="Roboto Mono" w:hAnsi="Roboto Mono"/>
+        </w:rPr>
+      </w:pPr>
+      <w:r>
+        <w:rPr>
+          <w:rFonts w:ascii="Roboto Mono" w:hAnsi="Roboto Mono"/>
+        </w:rPr>
+        <w:t xml:space="preserve">Good for designers </w:t>
+      </w:r>
+    </w:p>
+    <w:p>
+      <w:pPr>
+        <w:numPr>
+          <w:ilvl w:val="0"/>
+          <w:numId w:val="12"/>
+        </w:numPr>
+        <w:rPr>
+          <w:rFonts w:ascii="Roboto Mono" w:hAnsi="Roboto Mono"/>
+        </w:rPr>
+      </w:pPr>
+      <w:r>
+        <w:rPr>
+          <w:rFonts w:ascii="Roboto Mono" w:hAnsi="Roboto Mono"/>
+        </w:rPr>
+        <w:t xml:space="preserve">Supports responsive design </w:t>
+      </w:r>
+    </w:p>
+    <w:p>
+      <w:pPr>
+        <w:rPr>
+          <w:rFonts w:ascii="Roboto Mono" w:hAnsi="Roboto Mono"/>
+          <w:b/>
+          <w:bCs/>
+        </w:rPr>
+      </w:pPr>
+      <w:r>
+        <w:rPr>
+          <w:rFonts w:ascii="Segoe UI Emoji" w:hAnsi="Segoe UI Emoji" w:cs="Segoe UI Emoji"/>
+          <w:b/>
+          <w:bCs/>
+        </w:rPr>
+        <w:t>❌</w:t>
+      </w:r>
+      <w:r>
+        <w:rPr>
+          <w:rFonts w:ascii="Roboto Mono" w:hAnsi="Roboto Mono"/>
+          <w:b/>
+          <w:bCs/>
+        </w:rPr>
+        <w:t xml:space="preserve"> Disadvantages</w:t>
+      </w:r>
+    </w:p>
+    <w:p>
+      <w:pPr>
+        <w:numPr>
+          <w:ilvl w:val="0"/>
+          <w:numId w:val="13"/>
+        </w:numPr>
+        <w:rPr>
+          <w:rFonts w:ascii="Roboto Mono" w:hAnsi="Roboto Mono"/>
+        </w:rPr>
+      </w:pPr>
+      <w:r>
+        <w:rPr>
+          <w:rFonts w:ascii="Roboto Mono" w:hAnsi="Roboto Mono"/>
+        </w:rPr>
+        <w:t xml:space="preserve">Expensive subscription </w:t>
+      </w:r>
+    </w:p>
+    <w:p>
+      <w:pPr>
+        <w:numPr>
+          <w:ilvl w:val="0"/>
+          <w:numId w:val="13"/>
+        </w:numPr>
+        <w:rPr>
+          <w:rFonts w:ascii="Roboto Mono" w:hAnsi="Roboto Mono"/>
+        </w:rPr>
+      </w:pPr>
+      <w:r>
+        <w:rPr>
+          <w:rFonts w:ascii="Roboto Mono" w:hAnsi="Roboto Mono"/>
+        </w:rPr>
+        <w:t xml:space="preserve">Heavy software </w:t>
+      </w:r>
+    </w:p>
+    <w:p>
+      <w:pPr>
+        <w:numPr>
+          <w:ilvl w:val="0"/>
+          <w:numId w:val="13"/>
+        </w:numPr>
+        <w:rPr>
+          <w:rFonts w:ascii="Roboto Mono" w:hAnsi="Roboto Mono"/>
+        </w:rPr>
+      </w:pPr>
+      <w:r>
+        <w:rPr>
+          <w:rFonts w:ascii="Roboto Mono" w:hAnsi="Roboto Mono"/>
+        </w:rPr>
+        <w:t xml:space="preserve">Less popular today </w:t>
+      </w:r>
+    </w:p>
+    <w:p>
+      <w:pPr>
+        <w:rPr>
+          <w:rFonts w:ascii="Roboto Mono" w:hAnsi="Roboto Mono"/>
+        </w:rPr>
+      </w:pPr>
+      <w:r>
+        <w:rPr>
+          <w:rFonts w:ascii="Roboto Mono" w:hAnsi="Roboto Mono"/>
+        </w:rPr>
+        <w:pict w14:anchorId="01FBEB6B">
+          <v:rect id="_x0000_i1242" style="width:0;height:1.5pt" o:hralign="center" o:hrstd="t" o:hr="t" fillcolor="#a0a0a0" stroked="f"/>
+        </w:pict>
+      </w:r>
+    </w:p>
+    <w:p>
+      <w:pPr>
+        <w:pStyle w:val="Heading3"/>
+      </w:pPr>
+      <w:r>
+        <w:t xml:space="preserve">5. </w:t>
+      </w:r>
+      <w:r>
+        <w:rPr>
+          <w:rFonts w:ascii="Segoe UI Emoji" w:hAnsi="Segoe UI Emoji" w:cs="Segoe UI Emoji"/>
+        </w:rPr>
+        <w:t>🟥</w:t>
+      </w:r>
+      <w:r>
+        <w:t xml:space="preserve"> WebStorm</w:t>
+      </w:r>
+    </w:p>
+    <w:p>
+      <w:r>
+        <w:rPr>
+          <w:rFonts w:ascii="Arial" w:hAnsi="Arial"/>
+          <w:b/>
+          <w:color w:val="000000"/>
+          <w:sz w:val="18"/>
+          <w:highlight w:val="lightGray"/>
+        </w:rPr>
+        <w:t># Source: AI Source: Provided by: [Data Path</w:t>
+      </w:r>
+      <w:r>
+        <w:rPr>
+          <w:rFonts w:ascii="Arial" w:hAnsi="Arial"/>
+          <w:color w:val="000000"/>
+          <w:sz w:val="18"/>
+          <w:highlight w:val="lightGray"/>
+        </w:rPr>
+        <w:t xml:space="preserve">: Persons Table -&gt; ID Column: 1, </w:t>
+      </w:r>
+      <w:proofErr w:type="spellStart"/>
+      <w:r>
+        <w:rPr>
+          <w:rFonts w:ascii="Arial" w:hAnsi="Arial"/>
+          <w:color w:val="000000"/>
+          <w:sz w:val="18"/>
+          <w:highlight w:val="lightGray"/>
+        </w:rPr>
+        <w:t>Name_En</w:t>
+      </w:r>
+      <w:proofErr w:type="spellEnd"/>
+      <w:r>
+        <w:rPr>
+          <w:rFonts w:ascii="Arial" w:hAnsi="Arial"/>
+          <w:color w:val="000000"/>
+          <w:sz w:val="18"/>
+          <w:highlight w:val="lightGray"/>
+        </w:rPr>
+        <w:t xml:space="preserve"> Column: Motasem Essam] -&gt; </w:t>
+      </w:r>
+      <w:r>
+        <w:rPr>
+          <w:rFonts w:ascii="Arial" w:hAnsi="Arial"/>
+          <w:b/>
+          <w:color w:val="000000"/>
+          <w:sz w:val="18"/>
+          <w:highlight w:val="lightGray"/>
+        </w:rPr>
+        <w:t>From:</w:t>
+      </w:r>
+      <w:r>
+        <w:rPr>
+          <w:rFonts w:ascii="Arial" w:hAnsi="Arial"/>
+          <w:color w:val="000000"/>
+          <w:sz w:val="18"/>
+          <w:highlight w:val="lightGray"/>
+        </w:rPr>
+        <w:t xml:space="preserve"> [</w:t>
+      </w:r>
+      <w:r>
+        <w:rPr>
+          <w:rFonts w:ascii="Arial" w:eastAsia="Arial" w:hAnsi="Arial" w:cs="Arial"/>
+          <w:color w:val="000000"/>
+          <w:sz w:val="18"/>
+          <w:highlight w:val="lightGray"/>
+        </w:rPr>
+        <w:t>ChatGPT</w:t>
+      </w:r>
+      <w:r>
+        <w:rPr>
+          <w:rFonts w:ascii="Arial" w:hAnsi="Arial"/>
+          <w:color w:val="000000"/>
+          <w:sz w:val="18"/>
+          <w:highlight w:val="lightGray"/>
+        </w:rPr>
+        <w:t xml:space="preserve">] </w:t>
+      </w:r>
+      <w:r>
+        <w:rPr>
+          <w:rFonts w:ascii="Arial" w:hAnsi="Arial"/>
+          <w:b/>
+          <w:color w:val="000000"/>
+          <w:sz w:val="18"/>
+          <w:highlight w:val="lightGray"/>
+        </w:rPr>
+        <w:t>on</w:t>
+      </w:r>
+      <w:r>
+        <w:rPr>
+          <w:rFonts w:ascii="Arial" w:hAnsi="Arial"/>
+          <w:color w:val="000000"/>
+          <w:sz w:val="18"/>
+          <w:highlight w:val="lightGray"/>
+        </w:rPr>
+        <w:t xml:space="preserve"> [5/6/2026]</w:t>
+      </w:r>
+    </w:p>
+    <w:p>
+      <w:pPr>
+        <w:rPr>
+          <w:rFonts w:ascii="Roboto Mono" w:hAnsi="Roboto Mono"/>
+          <w:b/>
+          <w:bCs/>
+        </w:rPr>
+      </w:pPr>
+      <w:r>
+        <w:rPr>
+          <w:rFonts w:ascii="Segoe UI Emoji" w:hAnsi="Segoe UI Emoji" w:cs="Segoe UI Emoji"/>
+          <w:b/>
+          <w:bCs/>
+        </w:rPr>
+        <w:t>📖</w:t>
+      </w:r>
+      <w:r>
+        <w:rPr>
+          <w:rFonts w:ascii="Roboto Mono" w:hAnsi="Roboto Mono"/>
+          <w:b/>
+          <w:bCs/>
+        </w:rPr>
+        <w:t xml:space="preserve"> Description</w:t>
+      </w:r>
+    </w:p>
+    <w:p>
+      <w:pPr>
+        <w:rPr>
+          <w:rFonts w:ascii="Roboto Mono" w:hAnsi="Roboto Mono"/>
+        </w:rPr>
+      </w:pPr>
+      <w:r>
+        <w:rPr>
+          <w:rFonts w:ascii="Roboto Mono" w:hAnsi="Roboto Mono"/>
+        </w:rPr>
+        <w:t>A professional IDE by JetBrains focused on web development.</w:t>
+      </w:r>
+    </w:p>
+    <w:p>
+      <w:pPr>
+        <w:rPr>
+          <w:rFonts w:ascii="Roboto Mono" w:hAnsi="Roboto Mono"/>
+          <w:b/>
+          <w:bCs/>
+        </w:rPr>
+      </w:pPr>
+      <w:r>
+        <w:rPr>
+          <w:rFonts w:ascii="Segoe UI Emoji" w:hAnsi="Segoe UI Emoji" w:cs="Segoe UI Emoji"/>
+          <w:b/>
+          <w:bCs/>
+        </w:rPr>
+        <w:lastRenderedPageBreak/>
+        <w:t>✅</w:t>
+      </w:r>
+      <w:r>
+        <w:rPr>
+          <w:rFonts w:ascii="Roboto Mono" w:hAnsi="Roboto Mono"/>
+          <w:b/>
+          <w:bCs/>
+        </w:rPr>
+        <w:t xml:space="preserve"> Advantages</w:t>
+      </w:r>
+    </w:p>
+    <w:p>
+      <w:pPr>
+        <w:numPr>
+          <w:ilvl w:val="0"/>
+          <w:numId w:val="14"/>
+        </w:numPr>
+        <w:rPr>
+          <w:rFonts w:ascii="Roboto Mono" w:hAnsi="Roboto Mono"/>
+        </w:rPr>
+      </w:pPr>
+      <w:r>
+        <w:rPr>
+          <w:rFonts w:ascii="Roboto Mono" w:hAnsi="Roboto Mono"/>
+        </w:rPr>
+        <w:t xml:space="preserve">Advanced coding tools </w:t>
+      </w:r>
+    </w:p>
+    <w:p>
+      <w:pPr>
+        <w:numPr>
+          <w:ilvl w:val="0"/>
+          <w:numId w:val="14"/>
+        </w:numPr>
+        <w:rPr>
+          <w:rFonts w:ascii="Roboto Mono" w:hAnsi="Roboto Mono"/>
+        </w:rPr>
+      </w:pPr>
+      <w:r>
+        <w:rPr>
+          <w:rFonts w:ascii="Roboto Mono" w:hAnsi="Roboto Mono"/>
+        </w:rPr>
+        <w:t xml:space="preserve">Excellent JavaScript support </w:t>
+      </w:r>
+    </w:p>
+    <w:p>
+      <w:pPr>
+        <w:numPr>
+          <w:ilvl w:val="0"/>
+          <w:numId w:val="14"/>
+        </w:numPr>
+        <w:rPr>
+          <w:rFonts w:ascii="Roboto Mono" w:hAnsi="Roboto Mono"/>
+        </w:rPr>
+      </w:pPr>
+      <w:r>
+        <w:rPr>
+          <w:rFonts w:ascii="Roboto Mono" w:hAnsi="Roboto Mono"/>
+        </w:rPr>
+        <w:t xml:space="preserve">Smart debugging tools </w:t>
+      </w:r>
+    </w:p>
+    <w:p>
+      <w:pPr>
+        <w:numPr>
+          <w:ilvl w:val="0"/>
+          <w:numId w:val="14"/>
+        </w:numPr>
+        <w:rPr>
+          <w:rFonts w:ascii="Roboto Mono" w:hAnsi="Roboto Mono"/>
+        </w:rPr>
+      </w:pPr>
+      <w:r>
+        <w:rPr>
+          <w:rFonts w:ascii="Roboto Mono" w:hAnsi="Roboto Mono"/>
+        </w:rPr>
+        <w:t xml:space="preserve">Powerful auto-completion </w:t>
+      </w:r>
+    </w:p>
+    <w:p>
+      <w:pPr>
+        <w:rPr>
+          <w:rFonts w:ascii="Roboto Mono" w:hAnsi="Roboto Mono"/>
+          <w:b/>
+          <w:bCs/>
+        </w:rPr>
+      </w:pPr>
+      <w:r>
+        <w:rPr>
+          <w:rFonts w:ascii="Segoe UI Emoji" w:hAnsi="Segoe UI Emoji" w:cs="Segoe UI Emoji"/>
+          <w:b/>
+          <w:bCs/>
+        </w:rPr>
+        <w:t>❌</w:t>
+      </w:r>
+      <w:r>
+        <w:rPr>
+          <w:rFonts w:ascii="Roboto Mono" w:hAnsi="Roboto Mono"/>
+          <w:b/>
+          <w:bCs/>
+        </w:rPr>
+        <w:t xml:space="preserve"> Disadvantages</w:t>
+      </w:r>
+    </w:p>
+    <w:p>
+      <w:pPr>
+        <w:numPr>
+          <w:ilvl w:val="0"/>
+          <w:numId w:val="15"/>
+        </w:numPr>
+        <w:rPr>
+          <w:rFonts w:ascii="Roboto Mono" w:hAnsi="Roboto Mono"/>
+        </w:rPr>
+      </w:pPr>
+      <w:r>
+        <w:rPr>
+          <w:rFonts w:ascii="Roboto Mono" w:hAnsi="Roboto Mono"/>
+        </w:rPr>
+        <w:t xml:space="preserve">Paid software </w:t>
+      </w:r>
+    </w:p>
+    <w:p>
+      <w:pPr>
+        <w:numPr>
+          <w:ilvl w:val="0"/>
+          <w:numId w:val="15"/>
+        </w:numPr>
+        <w:rPr>
+          <w:rFonts w:ascii="Roboto Mono" w:hAnsi="Roboto Mono"/>
+        </w:rPr>
+      </w:pPr>
+      <w:r>
+        <w:rPr>
+          <w:rFonts w:ascii="Roboto Mono" w:hAnsi="Roboto Mono"/>
+        </w:rPr>
+        <w:t xml:space="preserve">Uses more system resources </w:t>
+      </w:r>
+    </w:p>
+    <w:p>
+      <w:pPr>
+        <w:numPr>
+          <w:ilvl w:val="0"/>
+          <w:numId w:val="15"/>
+        </w:numPr>
+        <w:rPr>
+          <w:rFonts w:ascii="Roboto Mono" w:hAnsi="Roboto Mono"/>
+        </w:rPr>
+      </w:pPr>
+      <w:r>
+        <w:rPr>
+          <w:rFonts w:ascii="Roboto Mono" w:hAnsi="Roboto Mono"/>
+        </w:rPr>
+        <w:t xml:space="preserve">Can feel complex for beginners </w:t>
+      </w:r>
+    </w:p>
+    <w:p>
+      <w:pPr>
+        <w:rPr>
+          <w:rFonts w:ascii="Roboto Mono" w:hAnsi="Roboto Mono"/>
+        </w:rPr>
+      </w:pPr>
+      <w:r>
+        <w:rPr>
+          <w:rFonts w:ascii="Roboto Mono" w:hAnsi="Roboto Mono"/>
+        </w:rPr>
+        <w:pict w14:anchorId="38831B59">
+          <v:rect id="_x0000_i1243" style="width:0;height:1.5pt" o:hralign="center" o:hrstd="t" o:hr="t" fillcolor="#a0a0a0" stroked="f"/>
+        </w:pict>
+      </w:r>
+    </w:p>
+    <w:p>
+      <w:pPr>
+        <w:pStyle w:val="Heading3"/>
+      </w:pPr>
+      <w:r>
+        <w:t xml:space="preserve">6. </w:t>
+      </w:r>
+      <w:r>
+        <w:rPr>
+          <w:rFonts w:ascii="Segoe UI Emoji" w:hAnsi="Segoe UI Emoji" w:cs="Segoe UI Emoji"/>
+        </w:rPr>
+        <w:t>🟧</w:t>
+      </w:r>
+      <w:r>
+        <w:t xml:space="preserve"> Brackets</w:t>
+      </w:r>
+    </w:p>
+    <w:p>
+      <w:r>
+        <w:rPr>
+          <w:rFonts w:ascii="Arial" w:hAnsi="Arial"/>
+          <w:b/>
+          <w:color w:val="000000"/>
+          <w:sz w:val="18"/>
+          <w:highlight w:val="lightGray"/>
+        </w:rPr>
+        <w:t># Source: AI Source: Provided by: [Data Path</w:t>
+      </w:r>
+      <w:r>
+        <w:rPr>
+          <w:rFonts w:ascii="Arial" w:hAnsi="Arial"/>
+          <w:color w:val="000000"/>
+          <w:sz w:val="18"/>
+          <w:highlight w:val="lightGray"/>
+        </w:rPr>
+        <w:t xml:space="preserve">: Persons Table -&gt; ID Column: 1, </w:t>
+      </w:r>
+      <w:proofErr w:type="spellStart"/>
+      <w:r>
+        <w:rPr>
+          <w:rFonts w:ascii="Arial" w:hAnsi="Arial"/>
+          <w:color w:val="000000"/>
+          <w:sz w:val="18"/>
+          <w:highlight w:val="lightGray"/>
+        </w:rPr>
+        <w:t>Name_En</w:t>
+      </w:r>
+      <w:proofErr w:type="spellEnd"/>
+      <w:r>
+        <w:rPr>
+          <w:rFonts w:ascii="Arial" w:hAnsi="Arial"/>
+          <w:color w:val="000000"/>
+          <w:sz w:val="18"/>
+          <w:highlight w:val="lightGray"/>
+        </w:rPr>
+        <w:t xml:space="preserve"> Column: Motasem Essam] -&gt; </w:t>
+      </w:r>
+      <w:r>
+        <w:rPr>
+          <w:rFonts w:ascii="Arial" w:hAnsi="Arial"/>
+          <w:b/>
+          <w:color w:val="000000"/>
+          <w:sz w:val="18"/>
+          <w:highlight w:val="lightGray"/>
+        </w:rPr>
+        <w:t>From:</w:t>
+      </w:r>
+      <w:r>
+        <w:rPr>
+          <w:rFonts w:ascii="Arial" w:hAnsi="Arial"/>
+          <w:color w:val="000000"/>
+          <w:sz w:val="18"/>
+          <w:highlight w:val="lightGray"/>
+        </w:rPr>
+        <w:t xml:space="preserve"> [</w:t>
+      </w:r>
+      <w:r>
+        <w:rPr>
+          <w:rFonts w:ascii="Arial" w:eastAsia="Arial" w:hAnsi="Arial" w:cs="Arial"/>
+          <w:color w:val="000000"/>
+          <w:sz w:val="18"/>
+          <w:highlight w:val="lightGray"/>
+        </w:rPr>
+        <w:t>ChatGPT</w:t>
+      </w:r>
+      <w:r>
+        <w:rPr>
+          <w:rFonts w:ascii="Arial" w:hAnsi="Arial"/>
+          <w:color w:val="000000"/>
+          <w:sz w:val="18"/>
+          <w:highlight w:val="lightGray"/>
+        </w:rPr>
+        <w:t xml:space="preserve">] </w:t>
+      </w:r>
+      <w:r>
+        <w:rPr>
+          <w:rFonts w:ascii="Arial" w:hAnsi="Arial"/>
+          <w:b/>
+          <w:color w:val="000000"/>
+          <w:sz w:val="18"/>
+          <w:highlight w:val="lightGray"/>
+        </w:rPr>
+        <w:t>on</w:t>
+      </w:r>
+      <w:r>
+        <w:rPr>
+          <w:rFonts w:ascii="Arial" w:hAnsi="Arial"/>
+          <w:color w:val="000000"/>
+          <w:sz w:val="18"/>
+          <w:highlight w:val="lightGray"/>
+        </w:rPr>
+        <w:t xml:space="preserve"> [5/6/2026]</w:t>
+      </w:r>
+    </w:p>
+    <w:p>
+      <w:pPr>
+        <w:rPr>
+          <w:rFonts w:ascii="Roboto Mono" w:hAnsi="Roboto Mono"/>
+          <w:b/>
+          <w:bCs/>
+        </w:rPr>
+      </w:pPr>
+      <w:r>
+        <w:rPr>
+          <w:rFonts w:ascii="Segoe UI Emoji" w:hAnsi="Segoe UI Emoji" w:cs="Segoe UI Emoji"/>
+          <w:b/>
+          <w:bCs/>
+        </w:rPr>
+        <w:t>📖</w:t>
+      </w:r>
+      <w:r>
+        <w:rPr>
+          <w:rFonts w:ascii="Roboto Mono" w:hAnsi="Roboto Mono"/>
+          <w:b/>
+          <w:bCs/>
+        </w:rPr>
+        <w:t xml:space="preserve"> Description</w:t>
+      </w:r>
+    </w:p>
+    <w:p>
+      <w:pPr>
+        <w:rPr>
+          <w:rFonts w:ascii="Roboto Mono" w:hAnsi="Roboto Mono"/>
+        </w:rPr>
+      </w:pPr>
+      <w:r>
+        <w:rPr>
+          <w:rFonts w:ascii="Roboto Mono" w:hAnsi="Roboto Mono"/>
+        </w:rPr>
+        <w:t>An editor designed specifically for web development.</w:t>
+      </w:r>
+    </w:p>
+    <w:p>
+      <w:pPr>
+        <w:rPr>
+          <w:rFonts w:ascii="Roboto Mono" w:hAnsi="Roboto Mono"/>
+          <w:b/>
+          <w:bCs/>
+        </w:rPr>
+      </w:pPr>
+      <w:r>
+        <w:rPr>
+          <w:rFonts w:ascii="Segoe UI Emoji" w:hAnsi="Segoe UI Emoji" w:cs="Segoe UI Emoji"/>
+          <w:b/>
+          <w:bCs/>
+        </w:rPr>
+        <w:t>✅</w:t>
+      </w:r>
+      <w:r>
+        <w:rPr>
+          <w:rFonts w:ascii="Roboto Mono" w:hAnsi="Roboto Mono"/>
+          <w:b/>
+          <w:bCs/>
+        </w:rPr>
+        <w:t xml:space="preserve"> Advantages</w:t>
+      </w:r>
+    </w:p>
+    <w:p>
+      <w:pPr>
+        <w:numPr>
+          <w:ilvl w:val="0"/>
+          <w:numId w:val="16"/>
+        </w:numPr>
+        <w:rPr>
+          <w:rFonts w:ascii="Roboto Mono" w:hAnsi="Roboto Mono"/>
+        </w:rPr>
+      </w:pPr>
+      <w:r>
+        <w:rPr>
+          <w:rFonts w:ascii="Roboto Mono" w:hAnsi="Roboto Mono"/>
+        </w:rPr>
+        <w:t xml:space="preserve">Live preview feature </w:t>
+      </w:r>
+    </w:p>
+    <w:p>
+      <w:pPr>
+        <w:numPr>
+          <w:ilvl w:val="0"/>
+          <w:numId w:val="16"/>
+        </w:numPr>
+        <w:rPr>
+          <w:rFonts w:ascii="Roboto Mono" w:hAnsi="Roboto Mono"/>
+        </w:rPr>
+      </w:pPr>
+      <w:r>
+        <w:rPr>
+          <w:rFonts w:ascii="Roboto Mono" w:hAnsi="Roboto Mono"/>
+        </w:rPr>
+        <w:t xml:space="preserve">Simple interface </w:t>
+      </w:r>
+    </w:p>
+    <w:p>
+      <w:pPr>
+        <w:numPr>
+          <w:ilvl w:val="0"/>
+          <w:numId w:val="16"/>
+        </w:numPr>
+        <w:rPr>
+          <w:rFonts w:ascii="Roboto Mono" w:hAnsi="Roboto Mono"/>
+        </w:rPr>
+      </w:pPr>
+      <w:r>
+        <w:rPr>
+          <w:rFonts w:ascii="Roboto Mono" w:hAnsi="Roboto Mono"/>
+        </w:rPr>
+        <w:t xml:space="preserve">Good for HTML/CSS beginners </w:t>
+      </w:r>
+    </w:p>
+    <w:p>
+      <w:pPr>
+        <w:rPr>
+          <w:rFonts w:ascii="Roboto Mono" w:hAnsi="Roboto Mono"/>
+          <w:b/>
+          <w:bCs/>
+        </w:rPr>
+      </w:pPr>
+      <w:r>
+        <w:rPr>
+          <w:rFonts w:ascii="Segoe UI Emoji" w:hAnsi="Segoe UI Emoji" w:cs="Segoe UI Emoji"/>
+          <w:b/>
+          <w:bCs/>
+        </w:rPr>
+        <w:t>❌</w:t>
+      </w:r>
+      <w:r>
+        <w:rPr>
+          <w:rFonts w:ascii="Roboto Mono" w:hAnsi="Roboto Mono"/>
+          <w:b/>
+          <w:bCs/>
+        </w:rPr>
+        <w:t xml:space="preserve"> Disadvantages</w:t>
+      </w:r>
+    </w:p>
+    <w:p>
+      <w:pPr>
+        <w:numPr>
+          <w:ilvl w:val="0"/>
+          <w:numId w:val="17"/>
+        </w:numPr>
+        <w:rPr>
+          <w:rFonts w:ascii="Roboto Mono" w:hAnsi="Roboto Mono"/>
+        </w:rPr>
+      </w:pPr>
+      <w:r>
+        <w:rPr>
+          <w:rFonts w:ascii="Roboto Mono" w:hAnsi="Roboto Mono"/>
+        </w:rPr>
+        <w:t xml:space="preserve">Slower development/support today </w:t>
+      </w:r>
+    </w:p>
+    <w:p>
+      <w:pPr>
+        <w:numPr>
+          <w:ilvl w:val="0"/>
+          <w:numId w:val="17"/>
+        </w:numPr>
+        <w:rPr>
+          <w:rFonts w:ascii="Roboto Mono" w:hAnsi="Roboto Mono"/>
+        </w:rPr>
+      </w:pPr>
+      <w:r>
+        <w:rPr>
+          <w:rFonts w:ascii="Roboto Mono" w:hAnsi="Roboto Mono"/>
+        </w:rPr>
+        <w:t xml:space="preserve">Fewer features compared to VS Code </w:t>
+      </w:r>
+    </w:p>
+    <w:p>
+      <w:pPr>
+        <w:rPr>
+          <w:rFonts w:ascii="Roboto Mono" w:hAnsi="Roboto Mono"/>
+        </w:rPr>
+      </w:pPr>
+      <w:r>
+        <w:rPr>
+          <w:rFonts w:ascii="Roboto Mono" w:hAnsi="Roboto Mono"/>
+        </w:rPr>
+        <w:pict w14:anchorId="18BCF702">
+          <v:rect id="_x0000_i1244" style="width:0;height:1.5pt" o:hralign="center" o:hrstd="t" o:hr="t" fillcolor="#a0a0a0" stroked="f"/>
+        </w:pict>
+      </w:r>
+    </w:p>
+    <w:p>
+      <w:pPr>
+        <w:pStyle w:val="Heading3"/>
+      </w:pPr>
+      <w:r>
+        <w:t xml:space="preserve">7. </w:t>
+      </w:r>
+      <w:r>
+        <w:rPr>
+          <w:rFonts w:ascii="Segoe UI Emoji" w:hAnsi="Segoe UI Emoji" w:cs="Segoe UI Emoji"/>
+        </w:rPr>
+        <w:t>⚫</w:t>
+      </w:r>
+      <w:r>
+        <w:t xml:space="preserve"> Vim</w:t>
+      </w:r>
+    </w:p>
+    <w:p>
+      <w:r>
+        <w:rPr>
+          <w:rFonts w:ascii="Arial" w:hAnsi="Arial"/>
+          <w:b/>
+          <w:color w:val="000000"/>
+          <w:sz w:val="18"/>
+          <w:highlight w:val="lightGray"/>
+        </w:rPr>
+        <w:t># Source: AI Source: Provided by: [Data Path</w:t>
+      </w:r>
+      <w:r>
+        <w:rPr>
+          <w:rFonts w:ascii="Arial" w:hAnsi="Arial"/>
+          <w:color w:val="000000"/>
+          <w:sz w:val="18"/>
+          <w:highlight w:val="lightGray"/>
+        </w:rPr>
+        <w:t xml:space="preserve">: Persons Table -&gt; ID Column: 1, </w:t>
+      </w:r>
+      <w:proofErr w:type="spellStart"/>
+      <w:r>
+        <w:rPr>
+          <w:rFonts w:ascii="Arial" w:hAnsi="Arial"/>
+          <w:color w:val="000000"/>
+          <w:sz w:val="18"/>
+          <w:highlight w:val="lightGray"/>
+        </w:rPr>
+        <w:t>Name_En</w:t>
+      </w:r>
+      <w:proofErr w:type="spellEnd"/>
+      <w:r>
+        <w:rPr>
+          <w:rFonts w:ascii="Arial" w:hAnsi="Arial"/>
+          <w:color w:val="000000"/>
+          <w:sz w:val="18"/>
+          <w:highlight w:val="lightGray"/>
+        </w:rPr>
+        <w:t xml:space="preserve"> Column: Motasem Essam] -&gt; </w:t>
+      </w:r>
+      <w:r>
+        <w:rPr>
+          <w:rFonts w:ascii="Arial" w:hAnsi="Arial"/>
+          <w:b/>
+          <w:color w:val="000000"/>
+          <w:sz w:val="18"/>
+          <w:highlight w:val="lightGray"/>
+        </w:rPr>
+        <w:t>From:</w:t>
+      </w:r>
+      <w:r>
+        <w:rPr>
+          <w:rFonts w:ascii="Arial" w:hAnsi="Arial"/>
+          <w:color w:val="000000"/>
+          <w:sz w:val="18"/>
+          <w:highlight w:val="lightGray"/>
+        </w:rPr>
+        <w:t xml:space="preserve"> [</w:t>
+      </w:r>
+      <w:r>
+        <w:rPr>
+          <w:rFonts w:ascii="Arial" w:eastAsia="Arial" w:hAnsi="Arial" w:cs="Arial"/>
+          <w:color w:val="000000"/>
+          <w:sz w:val="18"/>
+          <w:highlight w:val="lightGray"/>
+        </w:rPr>
+        <w:t>ChatGPT</w:t>
+      </w:r>
+      <w:r>
+        <w:rPr>
+          <w:rFonts w:ascii="Arial" w:hAnsi="Arial"/>
+          <w:color w:val="000000"/>
+          <w:sz w:val="18"/>
+          <w:highlight w:val="lightGray"/>
+        </w:rPr>
+        <w:t xml:space="preserve">] </w:t>
+      </w:r>
+      <w:r>
+        <w:rPr>
+          <w:rFonts w:ascii="Arial" w:hAnsi="Arial"/>
+          <w:b/>
+          <w:color w:val="000000"/>
+          <w:sz w:val="18"/>
+          <w:highlight w:val="lightGray"/>
+        </w:rPr>
+        <w:t>on</w:t>
+      </w:r>
+      <w:r>
+        <w:rPr>
+          <w:rFonts w:ascii="Arial" w:hAnsi="Arial"/>
+          <w:color w:val="000000"/>
+          <w:sz w:val="18"/>
+          <w:highlight w:val="lightGray"/>
+        </w:rPr>
+        <w:t xml:space="preserve"> [5/6/2026]</w:t>
+      </w:r>
+    </w:p>
+    <w:p>
+      <w:pPr>
+        <w:rPr>
+          <w:rFonts w:ascii="Roboto Mono" w:hAnsi="Roboto Mono"/>
+          <w:b/>
+          <w:bCs/>
+        </w:rPr>
+      </w:pPr>
+      <w:r>
+        <w:rPr>
+          <w:rFonts w:ascii="Segoe UI Emoji" w:hAnsi="Segoe UI Emoji" w:cs="Segoe UI Emoji"/>
+          <w:b/>
+          <w:bCs/>
+        </w:rPr>
+        <w:lastRenderedPageBreak/>
+        <w:t>📖</w:t>
+      </w:r>
+      <w:r>
+        <w:rPr>
+          <w:rFonts w:ascii="Roboto Mono" w:hAnsi="Roboto Mono"/>
+          <w:b/>
+          <w:bCs/>
+        </w:rPr>
+        <w:t xml:space="preserve"> Description</w:t>
+      </w:r>
+    </w:p>
+    <w:p>
+      <w:pPr>
+        <w:rPr>
+          <w:rFonts w:ascii="Roboto Mono" w:hAnsi="Roboto Mono"/>
+        </w:rPr>
+      </w:pPr>
+      <w:r>
+        <w:rPr>
+          <w:rFonts w:ascii="Roboto Mono" w:hAnsi="Roboto Mono"/>
+        </w:rPr>
+        <w:t>A highly customizable terminal-based editor.</w:t>
+      </w:r>
+    </w:p>
+    <w:p>
+      <w:pPr>
+        <w:rPr>
+          <w:rFonts w:ascii="Roboto Mono" w:hAnsi="Roboto Mono"/>
+          <w:b/>
+          <w:bCs/>
+        </w:rPr>
+      </w:pPr>
+      <w:r>
+        <w:rPr>
+          <w:rFonts w:ascii="Segoe UI Emoji" w:hAnsi="Segoe UI Emoji" w:cs="Segoe UI Emoji"/>
+          <w:b/>
+          <w:bCs/>
+        </w:rPr>
+        <w:t>✅</w:t>
+      </w:r>
+      <w:r>
+        <w:rPr>
+          <w:rFonts w:ascii="Roboto Mono" w:hAnsi="Roboto Mono"/>
+          <w:b/>
+          <w:bCs/>
+        </w:rPr>
+        <w:t xml:space="preserve"> Advantages</w:t>
+      </w:r>
+    </w:p>
+    <w:p>
+      <w:pPr>
+        <w:numPr>
+          <w:ilvl w:val="0"/>
+          <w:numId w:val="18"/>
+        </w:numPr>
+        <w:rPr>
+          <w:rFonts w:ascii="Roboto Mono" w:hAnsi="Roboto Mono"/>
+        </w:rPr>
+      </w:pPr>
+      <w:r>
+        <w:rPr>
+          <w:rFonts w:ascii="Roboto Mono" w:hAnsi="Roboto Mono"/>
+        </w:rPr>
+        <w:t xml:space="preserve">Extremely fast </w:t>
+      </w:r>
+    </w:p>
+    <w:p>
+      <w:pPr>
+        <w:numPr>
+          <w:ilvl w:val="0"/>
+          <w:numId w:val="18"/>
+        </w:numPr>
+        <w:rPr>
+          <w:rFonts w:ascii="Roboto Mono" w:hAnsi="Roboto Mono"/>
+        </w:rPr>
+      </w:pPr>
+      <w:r>
+        <w:rPr>
+          <w:rFonts w:ascii="Roboto Mono" w:hAnsi="Roboto Mono"/>
+        </w:rPr>
+        <w:t xml:space="preserve">Powerful keyboard shortcuts </w:t>
+      </w:r>
+    </w:p>
+    <w:p>
+      <w:pPr>
+        <w:numPr>
+          <w:ilvl w:val="0"/>
+          <w:numId w:val="18"/>
+        </w:numPr>
+        <w:rPr>
+          <w:rFonts w:ascii="Roboto Mono" w:hAnsi="Roboto Mono"/>
+        </w:rPr>
+      </w:pPr>
+      <w:r>
+        <w:rPr>
+          <w:rFonts w:ascii="Roboto Mono" w:hAnsi="Roboto Mono"/>
+        </w:rPr>
+        <w:t xml:space="preserve">Lightweight </w:t>
+      </w:r>
+    </w:p>
+    <w:p>
+      <w:pPr>
+        <w:rPr>
+          <w:rFonts w:ascii="Roboto Mono" w:hAnsi="Roboto Mono"/>
+          <w:b/>
+          <w:bCs/>
+        </w:rPr>
+      </w:pPr>
+      <w:r>
+        <w:rPr>
+          <w:rFonts w:ascii="Segoe UI Emoji" w:hAnsi="Segoe UI Emoji" w:cs="Segoe UI Emoji"/>
+          <w:b/>
+          <w:bCs/>
+        </w:rPr>
+        <w:t>❌</w:t>
+      </w:r>
+      <w:r>
+        <w:rPr>
+          <w:rFonts w:ascii="Roboto Mono" w:hAnsi="Roboto Mono"/>
+          <w:b/>
+          <w:bCs/>
+        </w:rPr>
+        <w:t xml:space="preserve"> Disadvantages</w:t>
+      </w:r>
+    </w:p>
+    <w:p>
+      <w:pPr>
+        <w:numPr>
+          <w:ilvl w:val="0"/>
+          <w:numId w:val="19"/>
+        </w:numPr>
+        <w:rPr>
+          <w:rFonts w:ascii="Roboto Mono" w:hAnsi="Roboto Mono"/>
+        </w:rPr>
+      </w:pPr>
+      <w:r>
+        <w:rPr>
+          <w:rFonts w:ascii="Roboto Mono" w:hAnsi="Roboto Mono"/>
+        </w:rPr>
+        <w:t xml:space="preserve">Very difficult for beginners </w:t>
+      </w:r>
+    </w:p>
+    <w:p>
+      <w:pPr>
+        <w:numPr>
+          <w:ilvl w:val="0"/>
+          <w:numId w:val="19"/>
+        </w:numPr>
+        <w:rPr>
+          <w:rFonts w:ascii="Roboto Mono" w:hAnsi="Roboto Mono"/>
+        </w:rPr>
+      </w:pPr>
+      <w:r>
+        <w:rPr>
+          <w:rFonts w:ascii="Roboto Mono" w:hAnsi="Roboto Mono"/>
+        </w:rPr>
+        <w:t xml:space="preserve">Steep learning curve </w:t>
+      </w:r>
+    </w:p>
+    <w:p>
+      <w:pPr>
+        <w:rPr>
+          <w:rFonts w:ascii="Roboto Mono" w:hAnsi="Roboto Mono"/>
+        </w:rPr>
+      </w:pPr>
+      <w:r>
+        <w:rPr>
+          <w:rFonts w:ascii="Roboto Mono" w:hAnsi="Roboto Mono"/>
+        </w:rPr>
+        <w:pict w14:anchorId="245CD1C2">
+          <v:rect id="_x0000_i1245" style="width:0;height:1.5pt" o:hralign="center" o:hrstd="t" o:hr="t" fillcolor="#a0a0a0" stroked="f"/>
+        </w:pict>
+      </w:r>
+    </w:p>
+    <w:p>
+      <w:pPr>
+        <w:pStyle w:val="Heading3"/>
+      </w:pPr>
+      <w:r>
+        <w:rPr>
+          <w:rFonts w:ascii="Segoe UI Emoji" w:hAnsi="Segoe UI Emoji" w:cs="Segoe UI Emoji"/>
+        </w:rPr>
+        <w:t>⚖️</w:t>
+      </w:r>
+      <w:r>
+        <w:t xml:space="preserve"> Quick Comparison Table</w:t>
+      </w:r>
+    </w:p>
+    <w:p>
+      <w:pPr>
+        <w:rPr>
+          <w:rFonts w:ascii="Arial" w:hAnsi="Arial"/>
+          <w:color w:val="000000"/>
+          <w:sz w:val="18"/>
+        </w:rPr>
+      </w:pPr>
+      <w:r>
+        <w:rPr>
+          <w:rFonts w:ascii="Arial" w:hAnsi="Arial"/>
+          <w:b/>
+          <w:color w:val="000000"/>
+          <w:sz w:val="18"/>
+          <w:highlight w:val="lightGray"/>
+        </w:rPr>
+        <w:t># Source: AI Source: Provided by: [Data Path</w:t>
+      </w:r>
+      <w:r>
+        <w:rPr>
+          <w:rFonts w:ascii="Arial" w:hAnsi="Arial"/>
+          <w:color w:val="000000"/>
+          <w:sz w:val="18"/>
+          <w:highlight w:val="lightGray"/>
+        </w:rPr>
+        <w:t xml:space="preserve">: Persons Table -&gt; ID Column: 1, </w:t>
+      </w:r>
+      <w:proofErr w:type="spellStart"/>
+      <w:r>
+        <w:rPr>
+          <w:rFonts w:ascii="Arial" w:hAnsi="Arial"/>
+          <w:color w:val="000000"/>
+          <w:sz w:val="18"/>
+          <w:highlight w:val="lightGray"/>
+        </w:rPr>
+        <w:t>Name_En</w:t>
+      </w:r>
+      <w:proofErr w:type="spellEnd"/>
+      <w:r>
+        <w:rPr>
+          <w:rFonts w:ascii="Arial" w:hAnsi="Arial"/>
+          <w:color w:val="000000"/>
+          <w:sz w:val="18"/>
+          <w:highlight w:val="lightGray"/>
+        </w:rPr>
+        <w:t xml:space="preserve"> Column: Motasem Essam] -&gt; </w:t>
+      </w:r>
+      <w:r>
+        <w:rPr>
+          <w:rFonts w:ascii="Arial" w:hAnsi="Arial"/>
+          <w:b/>
+          <w:color w:val="000000"/>
+          <w:sz w:val="18"/>
+          <w:highlight w:val="lightGray"/>
+        </w:rPr>
+        <w:t>From:</w:t>
+      </w:r>
+      <w:r>
+        <w:rPr>
+          <w:rFonts w:ascii="Arial" w:hAnsi="Arial"/>
+          <w:color w:val="000000"/>
+          <w:sz w:val="18"/>
+          <w:highlight w:val="lightGray"/>
+        </w:rPr>
+        <w:t xml:space="preserve"> [</w:t>
+      </w:r>
+      <w:r>
+        <w:rPr>
+          <w:rFonts w:ascii="Arial" w:eastAsia="Arial" w:hAnsi="Arial" w:cs="Arial"/>
+          <w:color w:val="000000"/>
+          <w:sz w:val="18"/>
+          <w:highlight w:val="lightGray"/>
+        </w:rPr>
+        <w:t>ChatGPT</w:t>
+      </w:r>
+      <w:r>
+        <w:rPr>
+          <w:rFonts w:ascii="Arial" w:hAnsi="Arial"/>
+          <w:color w:val="000000"/>
+          <w:sz w:val="18"/>
+          <w:highlight w:val="lightGray"/>
+        </w:rPr>
+        <w:t xml:space="preserve">] </w:t>
+      </w:r>
+      <w:r>
+        <w:rPr>
+          <w:rFonts w:ascii="Arial" w:hAnsi="Arial"/>
+          <w:b/>
+          <w:color w:val="000000"/>
+          <w:sz w:val="18"/>
+          <w:highlight w:val="lightGray"/>
+        </w:rPr>
+        <w:t>on</w:t>
+      </w:r>
+      <w:r>
+        <w:rPr>
+          <w:rFonts w:ascii="Arial" w:hAnsi="Arial"/>
+          <w:color w:val="000000"/>
+          <w:sz w:val="18"/>
+          <w:highlight w:val="lightGray"/>
+        </w:rPr>
+        <w:t xml:space="preserve"> [5/6/2026]</w:t>
+      </w:r>
+    </w:p>
+    <w:p>
+      <w:r>
+        <w:rPr>
+          <w:noProof/>
+        </w:rPr>
+        <w:drawing>
+          <wp:inline distT="0" distB="0" distL="0" distR="0" wp14:anchorId="7390DF6A" wp14:editId="0C63DF79">
+            <wp:extent cx="5943600" cy="2557780"/>
+            <wp:effectExtent l="0" t="0" r="0" b="0"/>
+            <wp:docPr id="409434074" name="Picture 19"/>
+            <wp:cNvGraphicFramePr>
+              <a:graphicFrameLocks xmlns:a="http://schemas.openxmlformats.org/drawingml/2006/main" noChangeAspect="1"/>
+            </wp:cNvGraphicFramePr>
+            <a:graphic xmlns:a="http://schemas.openxmlformats.org/drawingml/2006/main">
+              <a:graphicData uri="http://schemas.openxmlformats.org/drawingml/2006/picture">
+                <pic:pic xmlns:pic="http://schemas.openxmlformats.org/drawingml/2006/picture">
+                  <pic:nvPicPr>
+                    <pic:cNvPr id="0" name="Picture 373"/>
+                    <pic:cNvPicPr>
+                      <a:picLocks noChangeAspect="1" noChangeArrowheads="1"/>
+                    </pic:cNvPicPr>
+                  </pic:nvPicPr>
+                  <pic:blipFill>
+                    <a:blip r:embed="rId12">
+                      <a:extLst>
+                        <a:ext uri="{28A0092B-C50C-407E-A947-70E740481C1C}">
+                          <a14:useLocalDpi xmlns:a14="http://schemas.microsoft.com/office/drawing/2010/main" val="0"/>
+                        </a:ext>
+                      </a:extLst>
+                    </a:blip>
+                    <a:srcRect/>
+                    <a:stretch>
+                      <a:fillRect/>
+                    </a:stretch>
+                  </pic:blipFill>
+                  <pic:spPr bwMode="auto">
+                    <a:xfrm>
+                      <a:off x="0" y="0"/>
+                      <a:ext cx="5943600" cy="2557780"/>
+                    </a:xfrm>
+                    <a:prstGeom prst="rect">
+                      <a:avLst/>
+                    </a:prstGeom>
+                    <a:noFill/>
+                    <a:ln>
+                      <a:noFill/>
+                    </a:ln>
+                  </pic:spPr>
+                </pic:pic>
+              </a:graphicData>
+            </a:graphic>
+          </wp:inline>
+        </w:drawing>
+      </w:r>
+    </w:p>
+    <w:tbl>
+      <w:tblPr>
+        <w:tblW w:w="0" w:type="auto"/>
+        <w:tblCellSpacing w:w="15" w:type="dxa"/>
+        <w:tblCellMar>
+          <w:top w:w="15" w:type="dxa"/>
+          <w:left w:w="15" w:type="dxa"/>
+          <w:bottom w:w="15" w:type="dxa"/>
+          <w:right w:w="15" w:type="dxa"/>
+        </w:tblCellMar>
+        <w:tblLook w:val="04A0" w:firstRow="1" w:lastRow="0" w:firstColumn="1" w:lastColumn="0" w:noHBand="0" w:noVBand="1"/>
+      </w:tblPr>
+      <w:tblGrid>
+        <w:gridCol w:w="1770"/>
+        <w:gridCol w:w="2491"/>
+        <w:gridCol w:w="2745"/>
+        <w:gridCol w:w="2354"/>
+      </w:tblGrid>
+      <w:tr>
+        <w:trPr>
+          <w:tblHeader/>
+          <w:tblCellSpacing w:w="15" w:type="dxa"/>
+        </w:trPr>
+        <w:tc>
+          <w:tcPr>
+            <w:tcW w:w="0" w:type="auto"/>
+            <w:vAlign w:val="center"/>
+            <w:hideMark/>
+          </w:tcPr>
+          <w:p>
+            <w:pPr>
+              <w:rPr>
+                <w:rFonts w:ascii="Roboto Mono" w:hAnsi="Roboto Mono"/>
+                <w:b/>
+                <w:bCs/>
+              </w:rPr>
+            </w:pPr>
+            <w:r>
+              <w:rPr>
+                <w:rFonts w:ascii="Roboto Mono" w:hAnsi="Roboto Mono"/>
+                <w:b/>
+                <w:bCs/>
+              </w:rPr>
+              <w:t>Editor</w:t>
+            </w:r>
+          </w:p>
+        </w:tc>
+        <w:tc>
+          <w:tcPr>
+            <w:tcW w:w="0" w:type="auto"/>
+            <w:vAlign w:val="center"/>
+            <w:hideMark/>
+          </w:tcPr>
+          <w:p>
+            <w:pPr>
+              <w:rPr>
+                <w:rFonts w:ascii="Roboto Mono" w:hAnsi="Roboto Mono"/>
+                <w:b/>
+                <w:bCs/>
+              </w:rPr>
+            </w:pPr>
+            <w:r>
+              <w:rPr>
+                <w:rFonts w:ascii="Roboto Mono" w:hAnsi="Roboto Mono"/>
+                <w:b/>
+                <w:bCs/>
+              </w:rPr>
+              <w:t>Best For</w:t>
+            </w:r>
+          </w:p>
+        </w:tc>
+        <w:tc>
+          <w:tcPr>
+            <w:tcW w:w="0" w:type="auto"/>
+            <w:vAlign w:val="center"/>
+            <w:hideMark/>
+          </w:tcPr>
+          <w:p>
+            <w:pPr>
+              <w:rPr>
+                <w:rFonts w:ascii="Roboto Mono" w:hAnsi="Roboto Mono"/>
+                <w:b/>
+                <w:bCs/>
+              </w:rPr>
+            </w:pPr>
+            <w:r>
+              <w:rPr>
+                <w:rFonts w:ascii="Roboto Mono" w:hAnsi="Roboto Mono"/>
+                <w:b/>
+                <w:bCs/>
+              </w:rPr>
+              <w:t>Main Advantage</w:t>
+            </w:r>
+          </w:p>
+        </w:tc>
+        <w:tc>
+          <w:tcPr>
+            <w:tcW w:w="0" w:type="auto"/>
+            <w:vAlign w:val="center"/>
+            <w:hideMark/>
+          </w:tcPr>
+          <w:p>
+            <w:pPr>
+              <w:rPr>
+                <w:rFonts w:ascii="Roboto Mono" w:hAnsi="Roboto Mono"/>
+                <w:b/>
+                <w:bCs/>
+              </w:rPr>
+            </w:pPr>
+            <w:r>
+              <w:rPr>
+                <w:rFonts w:ascii="Roboto Mono" w:hAnsi="Roboto Mono"/>
+                <w:b/>
+                <w:bCs/>
+              </w:rPr>
+              <w:t>Main Disadvantage</w:t>
+            </w:r>
+          </w:p>
+        </w:tc>
+      </w:tr>
+      <w:tr>
+        <w:trPr>
+          <w:tblCellSpacing w:w="15" w:type="dxa"/>
+        </w:trPr>
+        <w:tc>
+          <w:tcPr>
+            <w:tcW w:w="0" w:type="auto"/>
+            <w:vAlign w:val="center"/>
+            <w:hideMark/>
+          </w:tcPr>
+          <w:p>
+            <w:pPr>
+              <w:rPr>
+                <w:rFonts w:ascii="Roboto Mono" w:hAnsi="Roboto Mono"/>
+              </w:rPr>
+            </w:pPr>
+            <w:r>
+              <w:rPr>
+                <w:rFonts w:ascii="Roboto Mono" w:hAnsi="Roboto Mono"/>
+              </w:rPr>
+              <w:t>VS Code</w:t>
+            </w:r>
+          </w:p>
+        </w:tc>
+        <w:tc>
+          <w:tcPr>
+            <w:tcW w:w="0" w:type="auto"/>
+            <w:vAlign w:val="center"/>
+            <w:hideMark/>
+          </w:tcPr>
+          <w:p>
+            <w:pPr>
+              <w:rPr>
+                <w:rFonts w:ascii="Roboto Mono" w:hAnsi="Roboto Mono"/>
+              </w:rPr>
+            </w:pPr>
+            <w:r>
+              <w:rPr>
+                <w:rFonts w:ascii="Roboto Mono" w:hAnsi="Roboto Mono"/>
+              </w:rPr>
+              <w:t>Most developers</w:t>
+            </w:r>
+          </w:p>
+        </w:tc>
+        <w:tc>
+          <w:tcPr>
+            <w:tcW w:w="0" w:type="auto"/>
+            <w:vAlign w:val="center"/>
+            <w:hideMark/>
+          </w:tcPr>
+          <w:p>
+            <w:pPr>
+              <w:rPr>
+                <w:rFonts w:ascii="Roboto Mono" w:hAnsi="Roboto Mono"/>
+              </w:rPr>
+            </w:pPr>
+            <w:r>
+              <w:rPr>
+                <w:rFonts w:ascii="Roboto Mono" w:hAnsi="Roboto Mono"/>
+              </w:rPr>
+              <w:t>Extensions + features</w:t>
+            </w:r>
+          </w:p>
+        </w:tc>
+        <w:tc>
+          <w:tcPr>
+            <w:tcW w:w="0" w:type="auto"/>
+            <w:vAlign w:val="center"/>
+            <w:hideMark/>
+          </w:tcPr>
+          <w:p>
+            <w:pPr>
+              <w:rPr>
+                <w:rFonts w:ascii="Roboto Mono" w:hAnsi="Roboto Mono"/>
+              </w:rPr>
+            </w:pPr>
+            <w:r>
+              <w:rPr>
+                <w:rFonts w:ascii="Roboto Mono" w:hAnsi="Roboto Mono"/>
+              </w:rPr>
+              <w:t>Can get heavy</w:t>
+            </w:r>
+          </w:p>
+        </w:tc>
+      </w:tr>
+      <w:tr>
+        <w:trPr>
+          <w:tblCellSpacing w:w="15" w:type="dxa"/>
+        </w:trPr>
+        <w:tc>
+          <w:tcPr>
+            <w:tcW w:w="0" w:type="auto"/>
+            <w:vAlign w:val="center"/>
+            <w:hideMark/>
+          </w:tcPr>
+          <w:p>
+            <w:pPr>
+              <w:rPr>
+                <w:rFonts w:ascii="Roboto Mono" w:hAnsi="Roboto Mono"/>
+              </w:rPr>
+            </w:pPr>
+            <w:r>
+              <w:rPr>
+                <w:rFonts w:ascii="Roboto Mono" w:hAnsi="Roboto Mono"/>
+              </w:rPr>
+              <w:lastRenderedPageBreak/>
+              <w:t>Sublime Text</w:t>
+            </w:r>
+          </w:p>
+        </w:tc>
+        <w:tc>
+          <w:tcPr>
+            <w:tcW w:w="0" w:type="auto"/>
+            <w:vAlign w:val="center"/>
+            <w:hideMark/>
+          </w:tcPr>
+          <w:p>
+            <w:pPr>
+              <w:rPr>
+                <w:rFonts w:ascii="Roboto Mono" w:hAnsi="Roboto Mono"/>
+              </w:rPr>
+            </w:pPr>
+            <w:r>
+              <w:rPr>
+                <w:rFonts w:ascii="Roboto Mono" w:hAnsi="Roboto Mono"/>
+              </w:rPr>
+              <w:t>Speed lovers</w:t>
+            </w:r>
+          </w:p>
+        </w:tc>
+        <w:tc>
+          <w:tcPr>
+            <w:tcW w:w="0" w:type="auto"/>
+            <w:vAlign w:val="center"/>
+            <w:hideMark/>
+          </w:tcPr>
+          <w:p>
+            <w:pPr>
+              <w:rPr>
+                <w:rFonts w:ascii="Roboto Mono" w:hAnsi="Roboto Mono"/>
+              </w:rPr>
+            </w:pPr>
+            <w:r>
+              <w:rPr>
+                <w:rFonts w:ascii="Roboto Mono" w:hAnsi="Roboto Mono"/>
+              </w:rPr>
+              <w:t>Very fast</w:t>
+            </w:r>
+          </w:p>
+        </w:tc>
+        <w:tc>
+          <w:tcPr>
+            <w:tcW w:w="0" w:type="auto"/>
+            <w:vAlign w:val="center"/>
+            <w:hideMark/>
+          </w:tcPr>
+          <w:p>
+            <w:pPr>
+              <w:rPr>
+                <w:rFonts w:ascii="Roboto Mono" w:hAnsi="Roboto Mono"/>
+              </w:rPr>
+            </w:pPr>
+            <w:r>
+              <w:rPr>
+                <w:rFonts w:ascii="Roboto Mono" w:hAnsi="Roboto Mono"/>
+              </w:rPr>
+              <w:t>Paid</w:t>
+            </w:r>
+          </w:p>
+        </w:tc>
+      </w:tr>
+      <w:tr>
+        <w:trPr>
+          <w:tblCellSpacing w:w="15" w:type="dxa"/>
+        </w:trPr>
+        <w:tc>
+          <w:tcPr>
+            <w:tcW w:w="0" w:type="auto"/>
+            <w:vAlign w:val="center"/>
+            <w:hideMark/>
+          </w:tcPr>
+          <w:p>
+            <w:pPr>
+              <w:rPr>
+                <w:rFonts w:ascii="Roboto Mono" w:hAnsi="Roboto Mono"/>
+              </w:rPr>
+            </w:pPr>
+            <w:r>
+              <w:rPr>
+                <w:rFonts w:ascii="Roboto Mono" w:hAnsi="Roboto Mono"/>
+              </w:rPr>
+              <w:t>Notepad++</w:t>
+            </w:r>
+          </w:p>
+        </w:tc>
+        <w:tc>
+          <w:tcPr>
+            <w:tcW w:w="0" w:type="auto"/>
+            <w:vAlign w:val="center"/>
+            <w:hideMark/>
+          </w:tcPr>
+          <w:p>
+            <w:pPr>
+              <w:rPr>
+                <w:rFonts w:ascii="Roboto Mono" w:hAnsi="Roboto Mono"/>
+              </w:rPr>
+            </w:pPr>
+            <w:r>
+              <w:rPr>
+                <w:rFonts w:ascii="Roboto Mono" w:hAnsi="Roboto Mono"/>
+              </w:rPr>
+              <w:t>Beginners</w:t>
+            </w:r>
+          </w:p>
+        </w:tc>
+        <w:tc>
+          <w:tcPr>
+            <w:tcW w:w="0" w:type="auto"/>
+            <w:vAlign w:val="center"/>
+            <w:hideMark/>
+          </w:tcPr>
+          <w:p>
+            <w:pPr>
+              <w:rPr>
+                <w:rFonts w:ascii="Roboto Mono" w:hAnsi="Roboto Mono"/>
+              </w:rPr>
+            </w:pPr>
+            <w:r>
+              <w:rPr>
+                <w:rFonts w:ascii="Roboto Mono" w:hAnsi="Roboto Mono"/>
+              </w:rPr>
+              <w:t>Lightweight</w:t>
+            </w:r>
+          </w:p>
+        </w:tc>
+        <w:tc>
+          <w:tcPr>
+            <w:tcW w:w="0" w:type="auto"/>
+            <w:vAlign w:val="center"/>
+            <w:hideMark/>
+          </w:tcPr>
+          <w:p>
+            <w:pPr>
+              <w:rPr>
+                <w:rFonts w:ascii="Roboto Mono" w:hAnsi="Roboto Mono"/>
+              </w:rPr>
+            </w:pPr>
+            <w:r>
+              <w:rPr>
+                <w:rFonts w:ascii="Roboto Mono" w:hAnsi="Roboto Mono"/>
+              </w:rPr>
+              <w:t>Limited tools</w:t>
+            </w:r>
+          </w:p>
+        </w:tc>
+      </w:tr>
+      <w:tr>
+        <w:trPr>
+          <w:tblCellSpacing w:w="15" w:type="dxa"/>
+        </w:trPr>
+        <w:tc>
+          <w:tcPr>
+            <w:tcW w:w="0" w:type="auto"/>
+            <w:vAlign w:val="center"/>
+            <w:hideMark/>
+          </w:tcPr>
+          <w:p>
+            <w:pPr>
+              <w:rPr>
+                <w:rFonts w:ascii="Roboto Mono" w:hAnsi="Roboto Mono"/>
+              </w:rPr>
+            </w:pPr>
+            <w:r>
+              <w:rPr>
+                <w:rFonts w:ascii="Roboto Mono" w:hAnsi="Roboto Mono"/>
+              </w:rPr>
+              <w:t>Dreamweaver</w:t>
+            </w:r>
+          </w:p>
+        </w:tc>
+        <w:tc>
+          <w:tcPr>
+            <w:tcW w:w="0" w:type="auto"/>
+            <w:vAlign w:val="center"/>
+            <w:hideMark/>
+          </w:tcPr>
+          <w:p>
+            <w:pPr>
+              <w:rPr>
+                <w:rFonts w:ascii="Roboto Mono" w:hAnsi="Roboto Mono"/>
+              </w:rPr>
+            </w:pPr>
+            <w:r>
+              <w:rPr>
+                <w:rFonts w:ascii="Roboto Mono" w:hAnsi="Roboto Mono"/>
+              </w:rPr>
+              <w:t>Designers</w:t>
+            </w:r>
+          </w:p>
+        </w:tc>
+        <w:tc>
+          <w:tcPr>
+            <w:tcW w:w="0" w:type="auto"/>
+            <w:vAlign w:val="center"/>
+            <w:hideMark/>
+          </w:tcPr>
+          <w:p>
+            <w:pPr>
+              <w:rPr>
+                <w:rFonts w:ascii="Roboto Mono" w:hAnsi="Roboto Mono"/>
+              </w:rPr>
+            </w:pPr>
+            <w:r>
+              <w:rPr>
+                <w:rFonts w:ascii="Roboto Mono" w:hAnsi="Roboto Mono"/>
+              </w:rPr>
+              <w:t>Visual editor</w:t>
+            </w:r>
+          </w:p>
+        </w:tc>
+        <w:tc>
+          <w:tcPr>
+            <w:tcW w:w="0" w:type="auto"/>
+            <w:vAlign w:val="center"/>
+            <w:hideMark/>
+          </w:tcPr>
+          <w:p>
+            <w:pPr>
+              <w:rPr>
+                <w:rFonts w:ascii="Roboto Mono" w:hAnsi="Roboto Mono"/>
+              </w:rPr>
+            </w:pPr>
+            <w:r>
+              <w:rPr>
+                <w:rFonts w:ascii="Roboto Mono" w:hAnsi="Roboto Mono"/>
+              </w:rPr>
+              <w:t>Expensive</w:t>
+            </w:r>
+          </w:p>
+        </w:tc>
+      </w:tr>
+      <w:tr>
+        <w:trPr>
+          <w:tblCellSpacing w:w="15" w:type="dxa"/>
+        </w:trPr>
+        <w:tc>
+          <w:tcPr>
+            <w:tcW w:w="0" w:type="auto"/>
+            <w:vAlign w:val="center"/>
+            <w:hideMark/>
+          </w:tcPr>
+          <w:p>
+            <w:pPr>
+              <w:rPr>
+                <w:rFonts w:ascii="Roboto Mono" w:hAnsi="Roboto Mono"/>
+              </w:rPr>
+            </w:pPr>
+            <w:r>
+              <w:rPr>
+                <w:rFonts w:ascii="Roboto Mono" w:hAnsi="Roboto Mono"/>
+              </w:rPr>
+              <w:t>WebStorm</w:t>
+            </w:r>
+          </w:p>
+        </w:tc>
+        <w:tc>
+          <w:tcPr>
+            <w:tcW w:w="0" w:type="auto"/>
+            <w:vAlign w:val="center"/>
+            <w:hideMark/>
+          </w:tcPr>
+          <w:p>
+            <w:pPr>
+              <w:rPr>
+                <w:rFonts w:ascii="Roboto Mono" w:hAnsi="Roboto Mono"/>
+              </w:rPr>
+            </w:pPr>
+            <w:r>
+              <w:rPr>
+                <w:rFonts w:ascii="Roboto Mono" w:hAnsi="Roboto Mono"/>
+              </w:rPr>
+              <w:t>Advanced developers</w:t>
+            </w:r>
+          </w:p>
+        </w:tc>
+        <w:tc>
+          <w:tcPr>
+            <w:tcW w:w="0" w:type="auto"/>
+            <w:vAlign w:val="center"/>
+            <w:hideMark/>
+          </w:tcPr>
+          <w:p>
+            <w:pPr>
+              <w:rPr>
+                <w:rFonts w:ascii="Roboto Mono" w:hAnsi="Roboto Mono"/>
+              </w:rPr>
+            </w:pPr>
+            <w:r>
+              <w:rPr>
+                <w:rFonts w:ascii="Roboto Mono" w:hAnsi="Roboto Mono"/>
+              </w:rPr>
+              <w:t>Powerful IDE</w:t>
+            </w:r>
+          </w:p>
+        </w:tc>
+        <w:tc>
+          <w:tcPr>
+            <w:tcW w:w="0" w:type="auto"/>
+            <w:vAlign w:val="center"/>
+            <w:hideMark/>
+          </w:tcPr>
+          <w:p>
+            <w:pPr>
+              <w:rPr>
+                <w:rFonts w:ascii="Roboto Mono" w:hAnsi="Roboto Mono"/>
+              </w:rPr>
+            </w:pPr>
+            <w:r>
+              <w:rPr>
+                <w:rFonts w:ascii="Roboto Mono" w:hAnsi="Roboto Mono"/>
+              </w:rPr>
+              <w:t>Heavy + paid</w:t>
+            </w:r>
+          </w:p>
+        </w:tc>
+      </w:tr>
+      <w:tr>
+        <w:trPr>
+          <w:tblCellSpacing w:w="15" w:type="dxa"/>
+        </w:trPr>
+        <w:tc>
+          <w:tcPr>
+            <w:tcW w:w="0" w:type="auto"/>
+            <w:vAlign w:val="center"/>
+            <w:hideMark/>
+          </w:tcPr>
+          <w:p>
+            <w:pPr>
+              <w:rPr>
+                <w:rFonts w:ascii="Roboto Mono" w:hAnsi="Roboto Mono"/>
+              </w:rPr>
+            </w:pPr>
+            <w:r>
+              <w:rPr>
+                <w:rFonts w:ascii="Roboto Mono" w:hAnsi="Roboto Mono"/>
+              </w:rPr>
+              <w:t>Brackets</w:t>
+            </w:r>
+          </w:p>
+        </w:tc>
+        <w:tc>
+          <w:tcPr>
+            <w:tcW w:w="0" w:type="auto"/>
+            <w:vAlign w:val="center"/>
+            <w:hideMark/>
+          </w:tcPr>
+          <w:p>
+            <w:pPr>
+              <w:rPr>
+                <w:rFonts w:ascii="Roboto Mono" w:hAnsi="Roboto Mono"/>
+              </w:rPr>
+            </w:pPr>
+            <w:r>
+              <w:rPr>
+                <w:rFonts w:ascii="Roboto Mono" w:hAnsi="Roboto Mono"/>
+              </w:rPr>
+              <w:t>HTML/CSS learners</w:t>
+            </w:r>
+          </w:p>
+        </w:tc>
+        <w:tc>
+          <w:tcPr>
+            <w:tcW w:w="0" w:type="auto"/>
+            <w:vAlign w:val="center"/>
+            <w:hideMark/>
+          </w:tcPr>
+          <w:p>
+            <w:pPr>
+              <w:rPr>
+                <w:rFonts w:ascii="Roboto Mono" w:hAnsi="Roboto Mono"/>
+              </w:rPr>
+            </w:pPr>
+            <w:r>
+              <w:rPr>
+                <w:rFonts w:ascii="Roboto Mono" w:hAnsi="Roboto Mono"/>
+              </w:rPr>
+              <w:t>Live preview</w:t>
+            </w:r>
+          </w:p>
+        </w:tc>
+        <w:tc>
+          <w:tcPr>
+            <w:tcW w:w="0" w:type="auto"/>
+            <w:vAlign w:val="center"/>
+            <w:hideMark/>
+          </w:tcPr>
+          <w:p>
+            <w:pPr>
+              <w:rPr>
+                <w:rFonts w:ascii="Roboto Mono" w:hAnsi="Roboto Mono"/>
+              </w:rPr>
+            </w:pPr>
+            <w:r>
+              <w:rPr>
+                <w:rFonts w:ascii="Roboto Mono" w:hAnsi="Roboto Mono"/>
+              </w:rPr>
+              <w:t>Less active</w:t>
+            </w:r>
+          </w:p>
+        </w:tc>
+      </w:tr>
+      <w:tr>
+        <w:trPr>
+          <w:tblCellSpacing w:w="15" w:type="dxa"/>
+        </w:trPr>
+        <w:tc>
+          <w:tcPr>
+            <w:tcW w:w="0" w:type="auto"/>
+            <w:vAlign w:val="center"/>
+            <w:hideMark/>
+          </w:tcPr>
+          <w:p>
+            <w:pPr>
+              <w:rPr>
+                <w:rFonts w:ascii="Roboto Mono" w:hAnsi="Roboto Mono"/>
+              </w:rPr>
+            </w:pPr>
+            <w:r>
+              <w:rPr>
+                <w:rFonts w:ascii="Roboto Mono" w:hAnsi="Roboto Mono"/>
+              </w:rPr>
+              <w:t>Vim</w:t>
+            </w:r>
+          </w:p>
+        </w:tc>
+        <w:tc>
+          <w:tcPr>
+            <w:tcW w:w="0" w:type="auto"/>
+            <w:vAlign w:val="center"/>
+            <w:hideMark/>
+          </w:tcPr>
+          <w:p>
+            <w:pPr>
+              <w:rPr>
+                <w:rFonts w:ascii="Roboto Mono" w:hAnsi="Roboto Mono"/>
+              </w:rPr>
+            </w:pPr>
+            <w:r>
+              <w:rPr>
+                <w:rFonts w:ascii="Roboto Mono" w:hAnsi="Roboto Mono"/>
+              </w:rPr>
+              <w:t>Terminal experts</w:t>
+            </w:r>
+          </w:p>
+        </w:tc>
+        <w:tc>
+          <w:tcPr>
+            <w:tcW w:w="0" w:type="auto"/>
+            <w:vAlign w:val="center"/>
+            <w:hideMark/>
+          </w:tcPr>
+          <w:p>
+            <w:pPr>
+              <w:rPr>
+                <w:rFonts w:ascii="Roboto Mono" w:hAnsi="Roboto Mono"/>
+              </w:rPr>
+            </w:pPr>
+            <w:r>
+              <w:rPr>
+                <w:rFonts w:ascii="Roboto Mono" w:hAnsi="Roboto Mono"/>
+              </w:rPr>
+              <w:t>Extremely fast</w:t>
+            </w:r>
+          </w:p>
+        </w:tc>
+        <w:tc>
+          <w:tcPr>
+            <w:tcW w:w="0" w:type="auto"/>
+            <w:vAlign w:val="center"/>
+            <w:hideMark/>
+          </w:tcPr>
+          <w:p>
+            <w:pPr>
+              <w:rPr>
+                <w:rFonts w:ascii="Roboto Mono" w:hAnsi="Roboto Mono"/>
+              </w:rPr>
+            </w:pPr>
+            <w:r>
+              <w:rPr>
+                <w:rFonts w:ascii="Roboto Mono" w:hAnsi="Roboto Mono"/>
+              </w:rPr>
+              <w:t>Hard to learn</w:t>
+            </w:r>
+          </w:p>
+        </w:tc>
+      </w:tr>
+    </w:tbl>
+    <w:p>
+      <w:pPr>
+        <w:rPr>
+          <w:rFonts w:ascii="Roboto Mono" w:hAnsi="Roboto Mono"/>
+        </w:rPr>
+      </w:pPr>
+      <w:r>
+        <w:rPr>
+          <w:rFonts w:ascii="Roboto Mono" w:hAnsi="Roboto Mono"/>
+        </w:rPr>
+        <w:pict w14:anchorId="17E7C4A3">
+          <v:rect id="_x0000_i1246" style="width:0;height:1.5pt" o:hralign="center" o:hrstd="t" o:hr="t" fillcolor="#a0a0a0" stroked="f"/>
+        </w:pict>
+      </w:r>
+    </w:p>
+    <w:p>
+      <w:pPr>
+        <w:pStyle w:val="Heading3"/>
+      </w:pPr>
+      <w:r>
+        <w:rPr>
+          <w:rFonts w:ascii="Segoe UI Emoji" w:hAnsi="Segoe UI Emoji" w:cs="Segoe UI Emoji"/>
+        </w:rPr>
+        <w:t>🚀</w:t>
+      </w:r>
+      <w:r>
+        <w:t xml:space="preserve"> Best Practice Recommendation</w:t>
+      </w:r>
+    </w:p>
+    <w:p>
+      <w:r>
+        <w:rPr>
+          <w:rFonts w:ascii="Arial" w:hAnsi="Arial"/>
+          <w:b/>
+          <w:color w:val="000000"/>
+          <w:sz w:val="18"/>
+          <w:highlight w:val="lightGray"/>
+        </w:rPr>
+        <w:t># Source: AI Source: Provided by: [Data Path</w:t>
+      </w:r>
+      <w:r>
+        <w:rPr>
+          <w:rFonts w:ascii="Arial" w:hAnsi="Arial"/>
+          <w:color w:val="000000"/>
+          <w:sz w:val="18"/>
+          <w:highlight w:val="lightGray"/>
+        </w:rPr>
+        <w:t xml:space="preserve">: Persons Table -&gt; ID Column: 1, </w:t>
+      </w:r>
+      <w:proofErr w:type="spellStart"/>
+      <w:r>
+        <w:rPr>
+          <w:rFonts w:ascii="Arial" w:hAnsi="Arial"/>
+          <w:color w:val="000000"/>
+          <w:sz w:val="18"/>
+          <w:highlight w:val="lightGray"/>
+        </w:rPr>
+        <w:t>Name_En</w:t>
+      </w:r>
+      <w:proofErr w:type="spellEnd"/>
+      <w:r>
+        <w:rPr>
+          <w:rFonts w:ascii="Arial" w:hAnsi="Arial"/>
+          <w:color w:val="000000"/>
+          <w:sz w:val="18"/>
+          <w:highlight w:val="lightGray"/>
+        </w:rPr>
+        <w:t xml:space="preserve"> Column: Motasem Essam] -&gt; </w:t>
+      </w:r>
+      <w:r>
+        <w:rPr>
+          <w:rFonts w:ascii="Arial" w:hAnsi="Arial"/>
+          <w:b/>
+          <w:color w:val="000000"/>
+          <w:sz w:val="18"/>
+          <w:highlight w:val="lightGray"/>
+        </w:rPr>
+        <w:t>From:</w:t>
+      </w:r>
+      <w:r>
+        <w:rPr>
+          <w:rFonts w:ascii="Arial" w:hAnsi="Arial"/>
+          <w:color w:val="000000"/>
+          <w:sz w:val="18"/>
+          <w:highlight w:val="lightGray"/>
+        </w:rPr>
+        <w:t xml:space="preserve"> [</w:t>
+      </w:r>
+      <w:r>
+        <w:rPr>
+          <w:rFonts w:ascii="Arial" w:eastAsia="Arial" w:hAnsi="Arial" w:cs="Arial"/>
+          <w:color w:val="000000"/>
+          <w:sz w:val="18"/>
+          <w:highlight w:val="lightGray"/>
+        </w:rPr>
+        <w:t>ChatGPT</w:t>
+      </w:r>
+      <w:r>
+        <w:rPr>
+          <w:rFonts w:ascii="Arial" w:hAnsi="Arial"/>
+          <w:color w:val="000000"/>
+          <w:sz w:val="18"/>
+          <w:highlight w:val="lightGray"/>
+        </w:rPr>
+        <w:t xml:space="preserve">] </w:t>
+      </w:r>
+      <w:r>
+        <w:rPr>
+          <w:rFonts w:ascii="Arial" w:hAnsi="Arial"/>
+          <w:b/>
+          <w:color w:val="000000"/>
+          <w:sz w:val="18"/>
+          <w:highlight w:val="lightGray"/>
+        </w:rPr>
+        <w:t>on</w:t>
+      </w:r>
+      <w:r>
+        <w:rPr>
+          <w:rFonts w:ascii="Arial" w:hAnsi="Arial"/>
+          <w:color w:val="000000"/>
+          <w:sz w:val="18"/>
+          <w:highlight w:val="lightGray"/>
+        </w:rPr>
+        <w:t xml:space="preserve"> [5/6/2026]</w:t>
+      </w:r>
+    </w:p>
+    <w:p>
+      <w:pPr>
+        <w:numPr>
+          <w:ilvl w:val="0"/>
+          <w:numId w:val="20"/>
+        </w:numPr>
+        <w:rPr>
+          <w:rFonts w:ascii="Roboto Mono" w:hAnsi="Roboto Mono"/>
+        </w:rPr>
+      </w:pPr>
+      <w:r>
+        <w:rPr>
+          <w:rFonts w:ascii="Segoe UI Emoji" w:hAnsi="Segoe UI Emoji" w:cs="Segoe UI Emoji"/>
+        </w:rPr>
+        <w:t>🟢</w:t>
+      </w:r>
+      <w:r>
+        <w:rPr>
+          <w:rFonts w:ascii="Roboto Mono" w:hAnsi="Roboto Mono"/>
+        </w:rPr>
+        <w:t xml:space="preserve"> Beginners </w:t>
+      </w:r>
+      <w:r>
+        <w:rPr>
+          <w:rFonts w:ascii="Arial" w:hAnsi="Arial" w:cs="Arial"/>
+        </w:rPr>
+        <w:t>→</w:t>
+      </w:r>
+      <w:r>
+        <w:rPr>
+          <w:rFonts w:ascii="Roboto Mono" w:hAnsi="Roboto Mono"/>
+        </w:rPr>
+        <w:t xml:space="preserve"> VS Code or Notepad++ </w:t>
+      </w:r>
+    </w:p>
+    <w:p>
+      <w:pPr>
+        <w:numPr>
+          <w:ilvl w:val="0"/>
+          <w:numId w:val="20"/>
+        </w:numPr>
+        <w:rPr>
+          <w:rFonts w:ascii="Roboto Mono" w:hAnsi="Roboto Mono"/>
+        </w:rPr>
+      </w:pPr>
+      <w:r>
+        <w:rPr>
+          <w:rFonts w:ascii="Segoe UI Emoji" w:hAnsi="Segoe UI Emoji" w:cs="Segoe UI Emoji"/>
+        </w:rPr>
+        <w:t>🟢</w:t>
+      </w:r>
+      <w:r>
+        <w:rPr>
+          <w:rFonts w:ascii="Roboto Mono" w:hAnsi="Roboto Mono"/>
+        </w:rPr>
+        <w:t xml:space="preserve"> Professional web development </w:t>
+      </w:r>
+      <w:r>
+        <w:rPr>
+          <w:rFonts w:ascii="Arial" w:hAnsi="Arial" w:cs="Arial"/>
+        </w:rPr>
+        <w:t>→</w:t>
+      </w:r>
+      <w:r>
+        <w:rPr>
+          <w:rFonts w:ascii="Roboto Mono" w:hAnsi="Roboto Mono"/>
+        </w:rPr>
+        <w:t xml:space="preserve"> VS Code </w:t>
+      </w:r>
+    </w:p>
+    <w:p>
+      <w:pPr>
+        <w:numPr>
+          <w:ilvl w:val="0"/>
+          <w:numId w:val="20"/>
+        </w:numPr>
+        <w:rPr>
+          <w:rFonts w:ascii="Roboto Mono" w:hAnsi="Roboto Mono"/>
+        </w:rPr>
+      </w:pPr>
+      <w:r>
+        <w:rPr>
+          <w:rFonts w:ascii="Segoe UI Emoji" w:hAnsi="Segoe UI Emoji" w:cs="Segoe UI Emoji"/>
+        </w:rPr>
+        <w:t>🟢</w:t>
+      </w:r>
+      <w:r>
+        <w:rPr>
+          <w:rFonts w:ascii="Roboto Mono" w:hAnsi="Roboto Mono"/>
+        </w:rPr>
+        <w:t xml:space="preserve"> Advanced JavaScript projects </w:t>
+      </w:r>
+      <w:r>
+        <w:rPr>
+          <w:rFonts w:ascii="Arial" w:hAnsi="Arial" w:cs="Arial"/>
+        </w:rPr>
+        <w:t>→</w:t>
+      </w:r>
+      <w:r>
+        <w:rPr>
+          <w:rFonts w:ascii="Roboto Mono" w:hAnsi="Roboto Mono"/>
+        </w:rPr>
+        <w:t xml:space="preserve"> WebStorm </w:t>
+      </w:r>
+    </w:p>
+    <w:p>
+      <w:pPr>
+        <w:numPr>
+          <w:ilvl w:val="0"/>
+          <w:numId w:val="20"/>
+        </w:numPr>
+        <w:rPr>
+          <w:rFonts w:ascii="Roboto Mono" w:hAnsi="Roboto Mono"/>
+        </w:rPr>
+      </w:pPr>
+      <w:r>
+        <w:rPr>
+          <w:rFonts w:ascii="Segoe UI Emoji" w:hAnsi="Segoe UI Emoji" w:cs="Segoe UI Emoji"/>
+        </w:rPr>
+        <w:t>🟢</w:t>
+      </w:r>
+      <w:r>
+        <w:rPr>
+          <w:rFonts w:ascii="Roboto Mono" w:hAnsi="Roboto Mono"/>
+        </w:rPr>
+        <w:t xml:space="preserve"> Visual web design </w:t>
+      </w:r>
+      <w:r>
+        <w:rPr>
+          <w:rFonts w:ascii="Arial" w:hAnsi="Arial" w:cs="Arial"/>
+        </w:rPr>
+        <w:t>→</w:t>
+      </w:r>
+      <w:r>
+        <w:rPr>
+          <w:rFonts w:ascii="Roboto Mono" w:hAnsi="Roboto Mono"/>
+        </w:rPr>
+        <w:t xml:space="preserve"> Dreamweaver</w:t>
+      </w:r>
+    </w:p>
+    <w:p>
+      <w:pPr>
+        <w:rPr>
+          <w:rFonts w:ascii="Roboto Mono" w:hAnsi="Roboto Mono"/>
+        </w:rPr>
+      </w:pPr>
+    </w:p>
+    <w:p>
+      <w:pPr>
+        <w:pStyle w:val="Heading2"/>
+      </w:pPr>
+      <w:r>
+        <w:rPr>
+          <w:rFonts w:ascii="Segoe UI Emoji" w:hAnsi="Segoe UI Emoji" w:cs="Segoe UI Emoji"/>
+        </w:rPr>
         <w:t>🚀</w:t>
       </w:r>
       <w:r>
@@ -933,6 +4692,56 @@
 </w:document>
 </file>
 
+<file path=word/endnotes.xml><?xml version="1.0" encoding="utf-8"?>
+<w:endnotes xmlns:wpc="http://schemas.microsoft.com/office/word/2010/wordprocessingCanvas" xmlns:cx="http://schemas.microsoft.com/office/drawing/2014/chartex" xmlns:cx1="http://schemas.microsoft.com/office/drawing/2015/9/8/chartex" xmlns:cx2="http://schemas.microsoft.com/office/drawing/2015/10/21/chartex" xmlns:cx3="http://schemas.microsoft.com/office/drawing/2016/5/9/chartex" xmlns:cx4="http://schemas.microsoft.com/office/drawing/2016/5/10/chartex" xmlns:cx5="http://schemas.microsoft.com/office/drawing/2016/5/11/chartex" xmlns:cx6="http://schemas.microsoft.com/office/drawing/2016/5/12/chartex" xmlns:cx7="http://schemas.microsoft.com/office/drawing/2016/5/13/chartex" xmlns:cx8="http://schemas.microsoft.com/office/drawing/2016/5/14/chartex" xmlns:mc="http://schemas.openxmlformats.org/markup-compatibility/2006" xmlns:aink="http://schemas.microsoft.com/office/drawing/2016/ink" xmlns:am3d="http://schemas.microsoft.com/office/drawing/2017/model3d" xmlns:o="urn:schemas-microsoft-com:office:office" xmlns:oel="http://schemas.microsoft.com/office/2019/extlst" xmlns:r="http://schemas.openxmlformats.org/officeDocument/2006/relationships" xmlns:m="http://schemas.openxmlformats.org/officeDocument/2006/math" xmlns:v="urn:schemas-microsoft-com:vml" xmlns:wp14="http://schemas.microsoft.com/office/word/2010/wordprocessingDrawing" xmlns:wp="http://schemas.openxmlformats.org/drawingml/2006/wordprocessingDrawing" xmlns:w10="urn:schemas-microsoft-com:office:word" xmlns:w="http://schemas.openxmlformats.org/wordprocessingml/2006/main" xmlns:w14="http://schemas.microsoft.com/office/word/2010/wordml" xmlns:w15="http://schemas.microsoft.com/office/word/2012/wordml" xmlns:w16cex="http://schemas.microsoft.com/office/word/2018/wordml/cex" xmlns:w16cid="http://schemas.microsoft.com/office/word/2016/wordml/cid" xmlns:w16="http://schemas.microsoft.com/office/word/2018/wordml" xmlns:w16du="http://schemas.microsoft.com/office/word/2023/wordml/word16du" xmlns:w16sdtdh="http://schemas.microsoft.com/office/word/2020/wordml/sdtdatahash" xmlns:w16sdtfl="http://schemas.microsoft.com/office/word/2024/wordml/sdtformatlock" xmlns:w16se="http://schemas.microsoft.com/office/word/2015/wordml/symex" xmlns:wpg="http://schemas.microsoft.com/office/word/2010/wordprocessingGroup" xmlns:wpi="http://schemas.microsoft.com/office/word/2010/wordprocessingInk" xmlns:wne="http://schemas.microsoft.com/office/word/2006/wordml" xmlns:wps="http://schemas.microsoft.com/office/word/2010/wordprocessingShape" mc:Ignorable="w14 w15 w16se w16cid w16 w16cex w16sdtdh w16sdtfl w16du wp14">
+  <w:endnote w:type="separator" w:id="-1">
+    <w:p>
+      <w:pPr>
+        <w:spacing w:after="0" w:line="240" w:lineRule="auto"/>
+      </w:pPr>
+      <w:r>
+        <w:separator/>
+      </w:r>
+    </w:p>
+  </w:endnote>
+  <w:endnote w:type="continuationSeparator" w:id="0">
+    <w:p>
+      <w:pPr>
+        <w:spacing w:after="0" w:line="240" w:lineRule="auto"/>
+      </w:pPr>
+      <w:r>
+        <w:continuationSeparator/>
+      </w:r>
+    </w:p>
+  </w:endnote>
+</w:endnotes>
+</file>
+
+<file path=word/footnotes.xml><?xml version="1.0" encoding="utf-8"?>
+<w:footnotes xmlns:wpc="http://schemas.microsoft.com/office/word/2010/wordprocessingCanvas" xmlns:cx="http://schemas.microsoft.com/office/drawing/2014/chartex" xmlns:cx1="http://schemas.microsoft.com/office/drawing/2015/9/8/chartex" xmlns:cx2="http://schemas.microsoft.com/office/drawing/2015/10/21/chartex" xmlns:cx3="http://schemas.microsoft.com/office/drawing/2016/5/9/chartex" xmlns:cx4="http://schemas.microsoft.com/office/drawing/2016/5/10/chartex" xmlns:cx5="http://schemas.microsoft.com/office/drawing/2016/5/11/chartex" xmlns:cx6="http://schemas.microsoft.com/office/drawing/2016/5/12/chartex" xmlns:cx7="http://schemas.microsoft.com/office/drawing/2016/5/13/chartex" xmlns:cx8="http://schemas.microsoft.com/office/drawing/2016/5/14/chartex" xmlns:mc="http://schemas.openxmlformats.org/markup-compatibility/2006" xmlns:aink="http://schemas.microsoft.com/office/drawing/2016/ink" xmlns:am3d="http://schemas.microsoft.com/office/drawing/2017/model3d" xmlns:o="urn:schemas-microsoft-com:office:office" xmlns:oel="http://schemas.microsoft.com/office/2019/extlst" xmlns:r="http://schemas.openxmlformats.org/officeDocument/2006/relationships" xmlns:m="http://schemas.openxmlformats.org/officeDocument/2006/math" xmlns:v="urn:schemas-microsoft-com:vml" xmlns:wp14="http://schemas.microsoft.com/office/word/2010/wordprocessingDrawing" xmlns:wp="http://schemas.openxmlformats.org/drawingml/2006/wordprocessingDrawing" xmlns:w10="urn:schemas-microsoft-com:office:word" xmlns:w="http://schemas.openxmlformats.org/wordprocessingml/2006/main" xmlns:w14="http://schemas.microsoft.com/office/word/2010/wordml" xmlns:w15="http://schemas.microsoft.com/office/word/2012/wordml" xmlns:w16cex="http://schemas.microsoft.com/office/word/2018/wordml/cex" xmlns:w16cid="http://schemas.microsoft.com/office/word/2016/wordml/cid" xmlns:w16="http://schemas.microsoft.com/office/word/2018/wordml" xmlns:w16du="http://schemas.microsoft.com/office/word/2023/wordml/word16du" xmlns:w16sdtdh="http://schemas.microsoft.com/office/word/2020/wordml/sdtdatahash" xmlns:w16sdtfl="http://schemas.microsoft.com/office/word/2024/wordml/sdtformatlock" xmlns:w16se="http://schemas.microsoft.com/office/word/2015/wordml/symex" xmlns:wpg="http://schemas.microsoft.com/office/word/2010/wordprocessingGroup" xmlns:wpi="http://schemas.microsoft.com/office/word/2010/wordprocessingInk" xmlns:wne="http://schemas.microsoft.com/office/word/2006/wordml" xmlns:wps="http://schemas.microsoft.com/office/word/2010/wordprocessingShape" mc:Ignorable="w14 w15 w16se w16cid w16 w16cex w16sdtdh w16sdtfl w16du wp14">
+  <w:footnote w:type="separator" w:id="-1">
+    <w:p>
+      <w:pPr>
+        <w:spacing w:after="0" w:line="240" w:lineRule="auto"/>
+      </w:pPr>
+      <w:r>
+        <w:separator/>
+      </w:r>
+    </w:p>
+  </w:footnote>
+  <w:footnote w:type="continuationSeparator" w:id="0">
+    <w:p>
+      <w:pPr>
+        <w:spacing w:after="0" w:line="240" w:lineRule="auto"/>
+      </w:pPr>
+      <w:r>
+        <w:continuationSeparator/>
+      </w:r>
+    </w:p>
+  </w:footnote>
+</w:footnotes>
+</file>
+
 <file path=word/numbering.xml><?xml version="1.0" encoding="utf-8"?>
 <w:numbering xmlns:wpc="http://schemas.microsoft.com/office/word/2010/wordprocessingCanvas" xmlns:cx="http://schemas.microsoft.com/office/drawing/2014/chartex" xmlns:cx1="http://schemas.microsoft.com/office/drawing/2015/9/8/chartex" xmlns:cx2="http://schemas.microsoft.com/office/drawing/2015/10/21/chartex" xmlns:cx3="http://schemas.microsoft.com/office/drawing/2016/5/9/chartex" xmlns:cx4="http://schemas.microsoft.com/office/drawing/2016/5/10/chartex" xmlns:cx5="http://schemas.microsoft.com/office/drawing/2016/5/11/chartex" xmlns:cx6="http://schemas.microsoft.com/office/drawing/2016/5/12/chartex" xmlns:cx7="http://schemas.microsoft.com/office/drawing/2016/5/13/chartex" xmlns:cx8="http://schemas.microsoft.com/office/drawing/2016/5/14/chartex" xmlns:mc="http://schemas.openxmlformats.org/markup-compatibility/2006" xmlns:aink="http://schemas.microsoft.com/office/drawing/2016/ink" xmlns:am3d="http://schemas.microsoft.com/office/drawing/2017/model3d" xmlns:o="urn:schemas-microsoft-com:office:office" xmlns:oel="http://schemas.microsoft.com/office/2019/extlst" xmlns:r="http://schemas.openxmlformats.org/officeDocument/2006/relationships" xmlns:m="http://schemas.openxmlformats.org/officeDocument/2006/math" xmlns:v="urn:schemas-microsoft-com:vml" xmlns:wp14="http://schemas.microsoft.com/office/word/2010/wordprocessingDrawing" xmlns:wp="http://schemas.openxmlformats.org/drawingml/2006/wordprocessingDrawing" xmlns:w10="urn:schemas-microsoft-com:office:word" xmlns:w="http://schemas.openxmlformats.org/wordprocessingml/2006/main" xmlns:w14="http://schemas.microsoft.com/office/word/2010/wordml" xmlns:w15="http://schemas.microsoft.com/office/word/2012/wordml" xmlns:w16cex="http://schemas.microsoft.com/office/word/2018/wordml/cex" xmlns:w16cid="http://schemas.microsoft.com/office/word/2016/wordml/cid" xmlns:w16="http://schemas.microsoft.com/office/word/2018/wordml" xmlns:w16du="http://schemas.microsoft.com/office/word/2023/wordml/word16du" xmlns:w16sdtdh="http://schemas.microsoft.com/office/word/2020/wordml/sdtdatahash" xmlns:w16sdtfl="http://schemas.microsoft.com/office/word/2024/wordml/sdtformatlock" xmlns:w16se="http://schemas.microsoft.com/office/word/2015/wordml/symex" xmlns:wpg="http://schemas.microsoft.com/office/word/2010/wordprocessingGroup" xmlns:wpi="http://schemas.microsoft.com/office/word/2010/wordprocessingInk" xmlns:wne="http://schemas.microsoft.com/office/word/2006/wordml" xmlns:wps="http://schemas.microsoft.com/office/word/2010/wordprocessingShape" mc:Ignorable="w14 w15 w16se w16cid w16 w16cex w16sdtdh w16sdtfl w16du wp14">
   <w:numPicBullet w:numPicBulletId="0">
@@ -941,6 +4750,155 @@
     </w:pict>
   </w:numPicBullet>
   <w:abstractNum w:abstractNumId="0" w15:restartNumberingAfterBreak="0">
+    <w:nsid w:val="067B3EE0"/>
+    <w:multiLevelType w:val="multilevel"/>
+    <w:tmpl w:val="8E48E7AE"/>
+    <w:lvl w:ilvl="0">
+      <w:start w:val="1"/>
+      <w:numFmt w:val="bullet"/>
+      <w:lvlText w:val=""/>
+      <w:lvlJc w:val="left"/>
+      <w:pPr>
+        <w:tabs>
+          <w:tab w:val="num" w:pos="720"/>
+        </w:tabs>
+        <w:ind w:left="720" w:hanging="360"/>
+      </w:pPr>
+      <w:rPr>
+        <w:rFonts w:ascii="Symbol" w:hAnsi="Symbol" w:hint="default"/>
+        <w:sz w:val="20"/>
+      </w:rPr>
+    </w:lvl>
+    <w:lvl w:ilvl="1" w:tentative="1">
+      <w:start w:val="1"/>
+      <w:numFmt w:val="bullet"/>
+      <w:lvlText w:val="o"/>
+      <w:lvlJc w:val="left"/>
+      <w:pPr>
+        <w:tabs>
+          <w:tab w:val="num" w:pos="1440"/>
+        </w:tabs>
+        <w:ind w:left="1440" w:hanging="360"/>
+      </w:pPr>
+      <w:rPr>
+        <w:rFonts w:ascii="Courier New" w:hAnsi="Courier New" w:hint="default"/>
+        <w:sz w:val="20"/>
+      </w:rPr>
+    </w:lvl>
+    <w:lvl w:ilvl="2" w:tentative="1">
+      <w:start w:val="1"/>
+      <w:numFmt w:val="bullet"/>
+      <w:lvlText w:val=""/>
+      <w:lvlJc w:val="left"/>
+      <w:pPr>
+        <w:tabs>
+          <w:tab w:val="num" w:pos="2160"/>
+        </w:tabs>
+        <w:ind w:left="2160" w:hanging="360"/>
+      </w:pPr>
+      <w:rPr>
+        <w:rFonts w:ascii="Wingdings" w:hAnsi="Wingdings" w:hint="default"/>
+        <w:sz w:val="20"/>
+      </w:rPr>
+    </w:lvl>
+    <w:lvl w:ilvl="3" w:tentative="1">
+      <w:start w:val="1"/>
+      <w:numFmt w:val="bullet"/>
+      <w:lvlText w:val=""/>
+      <w:lvlJc w:val="left"/>
+      <w:pPr>
+        <w:tabs>
+          <w:tab w:val="num" w:pos="2880"/>
+        </w:tabs>
+        <w:ind w:left="2880" w:hanging="360"/>
+      </w:pPr>
+      <w:rPr>
+        <w:rFonts w:ascii="Wingdings" w:hAnsi="Wingdings" w:hint="default"/>
+        <w:sz w:val="20"/>
+      </w:rPr>
+    </w:lvl>
+    <w:lvl w:ilvl="4" w:tentative="1">
+      <w:start w:val="1"/>
+      <w:numFmt w:val="bullet"/>
+      <w:lvlText w:val=""/>
+      <w:lvlJc w:val="left"/>
+      <w:pPr>
+        <w:tabs>
+          <w:tab w:val="num" w:pos="3600"/>
+        </w:tabs>
+        <w:ind w:left="3600" w:hanging="360"/>
+      </w:pPr>
+      <w:rPr>
+        <w:rFonts w:ascii="Wingdings" w:hAnsi="Wingdings" w:hint="default"/>
+        <w:sz w:val="20"/>
+      </w:rPr>
+    </w:lvl>
+    <w:lvl w:ilvl="5" w:tentative="1">
+      <w:start w:val="1"/>
+      <w:numFmt w:val="bullet"/>
+      <w:lvlText w:val=""/>
+      <w:lvlJc w:val="left"/>
+      <w:pPr>
+        <w:tabs>
+          <w:tab w:val="num" w:pos="4320"/>
+        </w:tabs>
+        <w:ind w:left="4320" w:hanging="360"/>
+      </w:pPr>
+      <w:rPr>
+        <w:rFonts w:ascii="Wingdings" w:hAnsi="Wingdings" w:hint="default"/>
+        <w:sz w:val="20"/>
+      </w:rPr>
+    </w:lvl>
+    <w:lvl w:ilvl="6" w:tentative="1">
+      <w:start w:val="1"/>
+      <w:numFmt w:val="bullet"/>
+      <w:lvlText w:val=""/>
+      <w:lvlJc w:val="left"/>
+      <w:pPr>
+        <w:tabs>
+          <w:tab w:val="num" w:pos="5040"/>
+        </w:tabs>
+        <w:ind w:left="5040" w:hanging="360"/>
+      </w:pPr>
+      <w:rPr>
+        <w:rFonts w:ascii="Wingdings" w:hAnsi="Wingdings" w:hint="default"/>
+        <w:sz w:val="20"/>
+      </w:rPr>
+    </w:lvl>
+    <w:lvl w:ilvl="7" w:tentative="1">
+      <w:start w:val="1"/>
+      <w:numFmt w:val="bullet"/>
+      <w:lvlText w:val=""/>
+      <w:lvlJc w:val="left"/>
+      <w:pPr>
+        <w:tabs>
+          <w:tab w:val="num" w:pos="5760"/>
+        </w:tabs>
+        <w:ind w:left="5760" w:hanging="360"/>
+      </w:pPr>
+      <w:rPr>
+        <w:rFonts w:ascii="Wingdings" w:hAnsi="Wingdings" w:hint="default"/>
+        <w:sz w:val="20"/>
+      </w:rPr>
+    </w:lvl>
+    <w:lvl w:ilvl="8" w:tentative="1">
+      <w:start w:val="1"/>
+      <w:numFmt w:val="bullet"/>
+      <w:lvlText w:val=""/>
+      <w:lvlJc w:val="left"/>
+      <w:pPr>
+        <w:tabs>
+          <w:tab w:val="num" w:pos="6480"/>
+        </w:tabs>
+        <w:ind w:left="6480" w:hanging="360"/>
+      </w:pPr>
+      <w:rPr>
+        <w:rFonts w:ascii="Wingdings" w:hAnsi="Wingdings" w:hint="default"/>
+        <w:sz w:val="20"/>
+      </w:rPr>
+    </w:lvl>
+  </w:abstractNum>
+  <w:abstractNum w:abstractNumId="1" w15:restartNumberingAfterBreak="0">
     <w:nsid w:val="0B5027D5"/>
     <w:multiLevelType w:val="multilevel"/>
     <w:tmpl w:val="81EA697A"/>
@@ -1089,7 +5047,305 @@
       </w:rPr>
     </w:lvl>
   </w:abstractNum>
-  <w:abstractNum w:abstractNumId="1" w15:restartNumberingAfterBreak="0">
+  <w:abstractNum w:abstractNumId="2" w15:restartNumberingAfterBreak="0">
+    <w:nsid w:val="1195372B"/>
+    <w:multiLevelType w:val="multilevel"/>
+    <w:tmpl w:val="414E9D50"/>
+    <w:lvl w:ilvl="0">
+      <w:start w:val="1"/>
+      <w:numFmt w:val="bullet"/>
+      <w:lvlText w:val=""/>
+      <w:lvlJc w:val="left"/>
+      <w:pPr>
+        <w:tabs>
+          <w:tab w:val="num" w:pos="720"/>
+        </w:tabs>
+        <w:ind w:left="720" w:hanging="360"/>
+      </w:pPr>
+      <w:rPr>
+        <w:rFonts w:ascii="Symbol" w:hAnsi="Symbol" w:hint="default"/>
+        <w:sz w:val="20"/>
+      </w:rPr>
+    </w:lvl>
+    <w:lvl w:ilvl="1" w:tentative="1">
+      <w:start w:val="1"/>
+      <w:numFmt w:val="bullet"/>
+      <w:lvlText w:val="o"/>
+      <w:lvlJc w:val="left"/>
+      <w:pPr>
+        <w:tabs>
+          <w:tab w:val="num" w:pos="1440"/>
+        </w:tabs>
+        <w:ind w:left="1440" w:hanging="360"/>
+      </w:pPr>
+      <w:rPr>
+        <w:rFonts w:ascii="Courier New" w:hAnsi="Courier New" w:hint="default"/>
+        <w:sz w:val="20"/>
+      </w:rPr>
+    </w:lvl>
+    <w:lvl w:ilvl="2" w:tentative="1">
+      <w:start w:val="1"/>
+      <w:numFmt w:val="bullet"/>
+      <w:lvlText w:val=""/>
+      <w:lvlJc w:val="left"/>
+      <w:pPr>
+        <w:tabs>
+          <w:tab w:val="num" w:pos="2160"/>
+        </w:tabs>
+        <w:ind w:left="2160" w:hanging="360"/>
+      </w:pPr>
+      <w:rPr>
+        <w:rFonts w:ascii="Wingdings" w:hAnsi="Wingdings" w:hint="default"/>
+        <w:sz w:val="20"/>
+      </w:rPr>
+    </w:lvl>
+    <w:lvl w:ilvl="3" w:tentative="1">
+      <w:start w:val="1"/>
+      <w:numFmt w:val="bullet"/>
+      <w:lvlText w:val=""/>
+      <w:lvlJc w:val="left"/>
+      <w:pPr>
+        <w:tabs>
+          <w:tab w:val="num" w:pos="2880"/>
+        </w:tabs>
+        <w:ind w:left="2880" w:hanging="360"/>
+      </w:pPr>
+      <w:rPr>
+        <w:rFonts w:ascii="Wingdings" w:hAnsi="Wingdings" w:hint="default"/>
+        <w:sz w:val="20"/>
+      </w:rPr>
+    </w:lvl>
+    <w:lvl w:ilvl="4" w:tentative="1">
+      <w:start w:val="1"/>
+      <w:numFmt w:val="bullet"/>
+      <w:lvlText w:val=""/>
+      <w:lvlJc w:val="left"/>
+      <w:pPr>
+        <w:tabs>
+          <w:tab w:val="num" w:pos="3600"/>
+        </w:tabs>
+        <w:ind w:left="3600" w:hanging="360"/>
+      </w:pPr>
+      <w:rPr>
+        <w:rFonts w:ascii="Wingdings" w:hAnsi="Wingdings" w:hint="default"/>
+        <w:sz w:val="20"/>
+      </w:rPr>
+    </w:lvl>
+    <w:lvl w:ilvl="5" w:tentative="1">
+      <w:start w:val="1"/>
+      <w:numFmt w:val="bullet"/>
+      <w:lvlText w:val=""/>
+      <w:lvlJc w:val="left"/>
+      <w:pPr>
+        <w:tabs>
+          <w:tab w:val="num" w:pos="4320"/>
+        </w:tabs>
+        <w:ind w:left="4320" w:hanging="360"/>
+      </w:pPr>
+      <w:rPr>
+        <w:rFonts w:ascii="Wingdings" w:hAnsi="Wingdings" w:hint="default"/>
+        <w:sz w:val="20"/>
+      </w:rPr>
+    </w:lvl>
+    <w:lvl w:ilvl="6" w:tentative="1">
+      <w:start w:val="1"/>
+      <w:numFmt w:val="bullet"/>
+      <w:lvlText w:val=""/>
+      <w:lvlJc w:val="left"/>
+      <w:pPr>
+        <w:tabs>
+          <w:tab w:val="num" w:pos="5040"/>
+        </w:tabs>
+        <w:ind w:left="5040" w:hanging="360"/>
+      </w:pPr>
+      <w:rPr>
+        <w:rFonts w:ascii="Wingdings" w:hAnsi="Wingdings" w:hint="default"/>
+        <w:sz w:val="20"/>
+      </w:rPr>
+    </w:lvl>
+    <w:lvl w:ilvl="7" w:tentative="1">
+      <w:start w:val="1"/>
+      <w:numFmt w:val="bullet"/>
+      <w:lvlText w:val=""/>
+      <w:lvlJc w:val="left"/>
+      <w:pPr>
+        <w:tabs>
+          <w:tab w:val="num" w:pos="5760"/>
+        </w:tabs>
+        <w:ind w:left="5760" w:hanging="360"/>
+      </w:pPr>
+      <w:rPr>
+        <w:rFonts w:ascii="Wingdings" w:hAnsi="Wingdings" w:hint="default"/>
+        <w:sz w:val="20"/>
+      </w:rPr>
+    </w:lvl>
+    <w:lvl w:ilvl="8" w:tentative="1">
+      <w:start w:val="1"/>
+      <w:numFmt w:val="bullet"/>
+      <w:lvlText w:val=""/>
+      <w:lvlJc w:val="left"/>
+      <w:pPr>
+        <w:tabs>
+          <w:tab w:val="num" w:pos="6480"/>
+        </w:tabs>
+        <w:ind w:left="6480" w:hanging="360"/>
+      </w:pPr>
+      <w:rPr>
+        <w:rFonts w:ascii="Wingdings" w:hAnsi="Wingdings" w:hint="default"/>
+        <w:sz w:val="20"/>
+      </w:rPr>
+    </w:lvl>
+  </w:abstractNum>
+  <w:abstractNum w:abstractNumId="3" w15:restartNumberingAfterBreak="0">
+    <w:nsid w:val="139856C0"/>
+    <w:multiLevelType w:val="multilevel"/>
+    <w:tmpl w:val="B6FEB88C"/>
+    <w:lvl w:ilvl="0">
+      <w:start w:val="1"/>
+      <w:numFmt w:val="bullet"/>
+      <w:lvlText w:val=""/>
+      <w:lvlJc w:val="left"/>
+      <w:pPr>
+        <w:tabs>
+          <w:tab w:val="num" w:pos="720"/>
+        </w:tabs>
+        <w:ind w:left="720" w:hanging="360"/>
+      </w:pPr>
+      <w:rPr>
+        <w:rFonts w:ascii="Symbol" w:hAnsi="Symbol" w:hint="default"/>
+        <w:sz w:val="20"/>
+      </w:rPr>
+    </w:lvl>
+    <w:lvl w:ilvl="1" w:tentative="1">
+      <w:start w:val="1"/>
+      <w:numFmt w:val="bullet"/>
+      <w:lvlText w:val="o"/>
+      <w:lvlJc w:val="left"/>
+      <w:pPr>
+        <w:tabs>
+          <w:tab w:val="num" w:pos="1440"/>
+        </w:tabs>
+        <w:ind w:left="1440" w:hanging="360"/>
+      </w:pPr>
+      <w:rPr>
+        <w:rFonts w:ascii="Courier New" w:hAnsi="Courier New" w:hint="default"/>
+        <w:sz w:val="20"/>
+      </w:rPr>
+    </w:lvl>
+    <w:lvl w:ilvl="2" w:tentative="1">
+      <w:start w:val="1"/>
+      <w:numFmt w:val="bullet"/>
+      <w:lvlText w:val=""/>
+      <w:lvlJc w:val="left"/>
+      <w:pPr>
+        <w:tabs>
+          <w:tab w:val="num" w:pos="2160"/>
+        </w:tabs>
+        <w:ind w:left="2160" w:hanging="360"/>
+      </w:pPr>
+      <w:rPr>
+        <w:rFonts w:ascii="Wingdings" w:hAnsi="Wingdings" w:hint="default"/>
+        <w:sz w:val="20"/>
+      </w:rPr>
+    </w:lvl>
+    <w:lvl w:ilvl="3" w:tentative="1">
+      <w:start w:val="1"/>
+      <w:numFmt w:val="bullet"/>
+      <w:lvlText w:val=""/>
+      <w:lvlJc w:val="left"/>
+      <w:pPr>
+        <w:tabs>
+          <w:tab w:val="num" w:pos="2880"/>
+        </w:tabs>
+        <w:ind w:left="2880" w:hanging="360"/>
+      </w:pPr>
+      <w:rPr>
+        <w:rFonts w:ascii="Wingdings" w:hAnsi="Wingdings" w:hint="default"/>
+        <w:sz w:val="20"/>
+      </w:rPr>
+    </w:lvl>
+    <w:lvl w:ilvl="4" w:tentative="1">
+      <w:start w:val="1"/>
+      <w:numFmt w:val="bullet"/>
+      <w:lvlText w:val=""/>
+      <w:lvlJc w:val="left"/>
+      <w:pPr>
+        <w:tabs>
+          <w:tab w:val="num" w:pos="3600"/>
+        </w:tabs>
+        <w:ind w:left="3600" w:hanging="360"/>
+      </w:pPr>
+      <w:rPr>
+        <w:rFonts w:ascii="Wingdings" w:hAnsi="Wingdings" w:hint="default"/>
+        <w:sz w:val="20"/>
+      </w:rPr>
+    </w:lvl>
+    <w:lvl w:ilvl="5" w:tentative="1">
+      <w:start w:val="1"/>
+      <w:numFmt w:val="bullet"/>
+      <w:lvlText w:val=""/>
+      <w:lvlJc w:val="left"/>
+      <w:pPr>
+        <w:tabs>
+          <w:tab w:val="num" w:pos="4320"/>
+        </w:tabs>
+        <w:ind w:left="4320" w:hanging="360"/>
+      </w:pPr>
+      <w:rPr>
+        <w:rFonts w:ascii="Wingdings" w:hAnsi="Wingdings" w:hint="default"/>
+        <w:sz w:val="20"/>
+      </w:rPr>
+    </w:lvl>
+    <w:lvl w:ilvl="6" w:tentative="1">
+      <w:start w:val="1"/>
+      <w:numFmt w:val="bullet"/>
+      <w:lvlText w:val=""/>
+      <w:lvlJc w:val="left"/>
+      <w:pPr>
+        <w:tabs>
+          <w:tab w:val="num" w:pos="5040"/>
+        </w:tabs>
+        <w:ind w:left="5040" w:hanging="360"/>
+      </w:pPr>
+      <w:rPr>
+        <w:rFonts w:ascii="Wingdings" w:hAnsi="Wingdings" w:hint="default"/>
+        <w:sz w:val="20"/>
+      </w:rPr>
+    </w:lvl>
+    <w:lvl w:ilvl="7" w:tentative="1">
+      <w:start w:val="1"/>
+      <w:numFmt w:val="bullet"/>
+      <w:lvlText w:val=""/>
+      <w:lvlJc w:val="left"/>
+      <w:pPr>
+        <w:tabs>
+          <w:tab w:val="num" w:pos="5760"/>
+        </w:tabs>
+        <w:ind w:left="5760" w:hanging="360"/>
+      </w:pPr>
+      <w:rPr>
+        <w:rFonts w:ascii="Wingdings" w:hAnsi="Wingdings" w:hint="default"/>
+        <w:sz w:val="20"/>
+      </w:rPr>
+    </w:lvl>
+    <w:lvl w:ilvl="8" w:tentative="1">
+      <w:start w:val="1"/>
+      <w:numFmt w:val="bullet"/>
+      <w:lvlText w:val=""/>
+      <w:lvlJc w:val="left"/>
+      <w:pPr>
+        <w:tabs>
+          <w:tab w:val="num" w:pos="6480"/>
+        </w:tabs>
+        <w:ind w:left="6480" w:hanging="360"/>
+      </w:pPr>
+      <w:rPr>
+        <w:rFonts w:ascii="Wingdings" w:hAnsi="Wingdings" w:hint="default"/>
+        <w:sz w:val="20"/>
+      </w:rPr>
+    </w:lvl>
+  </w:abstractNum>
+  <w:abstractNum w:abstractNumId="4" w15:restartNumberingAfterBreak="0">
     <w:nsid w:val="17CA630D"/>
     <w:multiLevelType w:val="multilevel"/>
     <w:tmpl w:val="8838432C"/>
@@ -1238,7 +5494,1199 @@
       </w:rPr>
     </w:lvl>
   </w:abstractNum>
-  <w:abstractNum w:abstractNumId="2" w15:restartNumberingAfterBreak="0">
+  <w:abstractNum w:abstractNumId="5" w15:restartNumberingAfterBreak="0">
+    <w:nsid w:val="23E667D8"/>
+    <w:multiLevelType w:val="multilevel"/>
+    <w:tmpl w:val="37EA63C8"/>
+    <w:lvl w:ilvl="0">
+      <w:start w:val="1"/>
+      <w:numFmt w:val="bullet"/>
+      <w:lvlText w:val=""/>
+      <w:lvlJc w:val="left"/>
+      <w:pPr>
+        <w:tabs>
+          <w:tab w:val="num" w:pos="720"/>
+        </w:tabs>
+        <w:ind w:left="720" w:hanging="360"/>
+      </w:pPr>
+      <w:rPr>
+        <w:rFonts w:ascii="Symbol" w:hAnsi="Symbol" w:hint="default"/>
+        <w:sz w:val="20"/>
+      </w:rPr>
+    </w:lvl>
+    <w:lvl w:ilvl="1" w:tentative="1">
+      <w:start w:val="1"/>
+      <w:numFmt w:val="bullet"/>
+      <w:lvlText w:val="o"/>
+      <w:lvlJc w:val="left"/>
+      <w:pPr>
+        <w:tabs>
+          <w:tab w:val="num" w:pos="1440"/>
+        </w:tabs>
+        <w:ind w:left="1440" w:hanging="360"/>
+      </w:pPr>
+      <w:rPr>
+        <w:rFonts w:ascii="Courier New" w:hAnsi="Courier New" w:hint="default"/>
+        <w:sz w:val="20"/>
+      </w:rPr>
+    </w:lvl>
+    <w:lvl w:ilvl="2" w:tentative="1">
+      <w:start w:val="1"/>
+      <w:numFmt w:val="bullet"/>
+      <w:lvlText w:val=""/>
+      <w:lvlJc w:val="left"/>
+      <w:pPr>
+        <w:tabs>
+          <w:tab w:val="num" w:pos="2160"/>
+        </w:tabs>
+        <w:ind w:left="2160" w:hanging="360"/>
+      </w:pPr>
+      <w:rPr>
+        <w:rFonts w:ascii="Wingdings" w:hAnsi="Wingdings" w:hint="default"/>
+        <w:sz w:val="20"/>
+      </w:rPr>
+    </w:lvl>
+    <w:lvl w:ilvl="3" w:tentative="1">
+      <w:start w:val="1"/>
+      <w:numFmt w:val="bullet"/>
+      <w:lvlText w:val=""/>
+      <w:lvlJc w:val="left"/>
+      <w:pPr>
+        <w:tabs>
+          <w:tab w:val="num" w:pos="2880"/>
+        </w:tabs>
+        <w:ind w:left="2880" w:hanging="360"/>
+      </w:pPr>
+      <w:rPr>
+        <w:rFonts w:ascii="Wingdings" w:hAnsi="Wingdings" w:hint="default"/>
+        <w:sz w:val="20"/>
+      </w:rPr>
+    </w:lvl>
+    <w:lvl w:ilvl="4" w:tentative="1">
+      <w:start w:val="1"/>
+      <w:numFmt w:val="bullet"/>
+      <w:lvlText w:val=""/>
+      <w:lvlJc w:val="left"/>
+      <w:pPr>
+        <w:tabs>
+          <w:tab w:val="num" w:pos="3600"/>
+        </w:tabs>
+        <w:ind w:left="3600" w:hanging="360"/>
+      </w:pPr>
+      <w:rPr>
+        <w:rFonts w:ascii="Wingdings" w:hAnsi="Wingdings" w:hint="default"/>
+        <w:sz w:val="20"/>
+      </w:rPr>
+    </w:lvl>
+    <w:lvl w:ilvl="5" w:tentative="1">
+      <w:start w:val="1"/>
+      <w:numFmt w:val="bullet"/>
+      <w:lvlText w:val=""/>
+      <w:lvlJc w:val="left"/>
+      <w:pPr>
+        <w:tabs>
+          <w:tab w:val="num" w:pos="4320"/>
+        </w:tabs>
+        <w:ind w:left="4320" w:hanging="360"/>
+      </w:pPr>
+      <w:rPr>
+        <w:rFonts w:ascii="Wingdings" w:hAnsi="Wingdings" w:hint="default"/>
+        <w:sz w:val="20"/>
+      </w:rPr>
+    </w:lvl>
+    <w:lvl w:ilvl="6" w:tentative="1">
+      <w:start w:val="1"/>
+      <w:numFmt w:val="bullet"/>
+      <w:lvlText w:val=""/>
+      <w:lvlJc w:val="left"/>
+      <w:pPr>
+        <w:tabs>
+          <w:tab w:val="num" w:pos="5040"/>
+        </w:tabs>
+        <w:ind w:left="5040" w:hanging="360"/>
+      </w:pPr>
+      <w:rPr>
+        <w:rFonts w:ascii="Wingdings" w:hAnsi="Wingdings" w:hint="default"/>
+        <w:sz w:val="20"/>
+      </w:rPr>
+    </w:lvl>
+    <w:lvl w:ilvl="7" w:tentative="1">
+      <w:start w:val="1"/>
+      <w:numFmt w:val="bullet"/>
+      <w:lvlText w:val=""/>
+      <w:lvlJc w:val="left"/>
+      <w:pPr>
+        <w:tabs>
+          <w:tab w:val="num" w:pos="5760"/>
+        </w:tabs>
+        <w:ind w:left="5760" w:hanging="360"/>
+      </w:pPr>
+      <w:rPr>
+        <w:rFonts w:ascii="Wingdings" w:hAnsi="Wingdings" w:hint="default"/>
+        <w:sz w:val="20"/>
+      </w:rPr>
+    </w:lvl>
+    <w:lvl w:ilvl="8" w:tentative="1">
+      <w:start w:val="1"/>
+      <w:numFmt w:val="bullet"/>
+      <w:lvlText w:val=""/>
+      <w:lvlJc w:val="left"/>
+      <w:pPr>
+        <w:tabs>
+          <w:tab w:val="num" w:pos="6480"/>
+        </w:tabs>
+        <w:ind w:left="6480" w:hanging="360"/>
+      </w:pPr>
+      <w:rPr>
+        <w:rFonts w:ascii="Wingdings" w:hAnsi="Wingdings" w:hint="default"/>
+        <w:sz w:val="20"/>
+      </w:rPr>
+    </w:lvl>
+  </w:abstractNum>
+  <w:abstractNum w:abstractNumId="6" w15:restartNumberingAfterBreak="0">
+    <w:nsid w:val="2A2223B0"/>
+    <w:multiLevelType w:val="multilevel"/>
+    <w:tmpl w:val="B13E4502"/>
+    <w:lvl w:ilvl="0">
+      <w:start w:val="1"/>
+      <w:numFmt w:val="bullet"/>
+      <w:lvlText w:val=""/>
+      <w:lvlJc w:val="left"/>
+      <w:pPr>
+        <w:tabs>
+          <w:tab w:val="num" w:pos="720"/>
+        </w:tabs>
+        <w:ind w:left="720" w:hanging="360"/>
+      </w:pPr>
+      <w:rPr>
+        <w:rFonts w:ascii="Symbol" w:hAnsi="Symbol" w:hint="default"/>
+        <w:sz w:val="20"/>
+      </w:rPr>
+    </w:lvl>
+    <w:lvl w:ilvl="1" w:tentative="1">
+      <w:start w:val="1"/>
+      <w:numFmt w:val="bullet"/>
+      <w:lvlText w:val="o"/>
+      <w:lvlJc w:val="left"/>
+      <w:pPr>
+        <w:tabs>
+          <w:tab w:val="num" w:pos="1440"/>
+        </w:tabs>
+        <w:ind w:left="1440" w:hanging="360"/>
+      </w:pPr>
+      <w:rPr>
+        <w:rFonts w:ascii="Courier New" w:hAnsi="Courier New" w:hint="default"/>
+        <w:sz w:val="20"/>
+      </w:rPr>
+    </w:lvl>
+    <w:lvl w:ilvl="2" w:tentative="1">
+      <w:start w:val="1"/>
+      <w:numFmt w:val="bullet"/>
+      <w:lvlText w:val=""/>
+      <w:lvlJc w:val="left"/>
+      <w:pPr>
+        <w:tabs>
+          <w:tab w:val="num" w:pos="2160"/>
+        </w:tabs>
+        <w:ind w:left="2160" w:hanging="360"/>
+      </w:pPr>
+      <w:rPr>
+        <w:rFonts w:ascii="Wingdings" w:hAnsi="Wingdings" w:hint="default"/>
+        <w:sz w:val="20"/>
+      </w:rPr>
+    </w:lvl>
+    <w:lvl w:ilvl="3" w:tentative="1">
+      <w:start w:val="1"/>
+      <w:numFmt w:val="bullet"/>
+      <w:lvlText w:val=""/>
+      <w:lvlJc w:val="left"/>
+      <w:pPr>
+        <w:tabs>
+          <w:tab w:val="num" w:pos="2880"/>
+        </w:tabs>
+        <w:ind w:left="2880" w:hanging="360"/>
+      </w:pPr>
+      <w:rPr>
+        <w:rFonts w:ascii="Wingdings" w:hAnsi="Wingdings" w:hint="default"/>
+        <w:sz w:val="20"/>
+      </w:rPr>
+    </w:lvl>
+    <w:lvl w:ilvl="4" w:tentative="1">
+      <w:start w:val="1"/>
+      <w:numFmt w:val="bullet"/>
+      <w:lvlText w:val=""/>
+      <w:lvlJc w:val="left"/>
+      <w:pPr>
+        <w:tabs>
+          <w:tab w:val="num" w:pos="3600"/>
+        </w:tabs>
+        <w:ind w:left="3600" w:hanging="360"/>
+      </w:pPr>
+      <w:rPr>
+        <w:rFonts w:ascii="Wingdings" w:hAnsi="Wingdings" w:hint="default"/>
+        <w:sz w:val="20"/>
+      </w:rPr>
+    </w:lvl>
+    <w:lvl w:ilvl="5" w:tentative="1">
+      <w:start w:val="1"/>
+      <w:numFmt w:val="bullet"/>
+      <w:lvlText w:val=""/>
+      <w:lvlJc w:val="left"/>
+      <w:pPr>
+        <w:tabs>
+          <w:tab w:val="num" w:pos="4320"/>
+        </w:tabs>
+        <w:ind w:left="4320" w:hanging="360"/>
+      </w:pPr>
+      <w:rPr>
+        <w:rFonts w:ascii="Wingdings" w:hAnsi="Wingdings" w:hint="default"/>
+        <w:sz w:val="20"/>
+      </w:rPr>
+    </w:lvl>
+    <w:lvl w:ilvl="6" w:tentative="1">
+      <w:start w:val="1"/>
+      <w:numFmt w:val="bullet"/>
+      <w:lvlText w:val=""/>
+      <w:lvlJc w:val="left"/>
+      <w:pPr>
+        <w:tabs>
+          <w:tab w:val="num" w:pos="5040"/>
+        </w:tabs>
+        <w:ind w:left="5040" w:hanging="360"/>
+      </w:pPr>
+      <w:rPr>
+        <w:rFonts w:ascii="Wingdings" w:hAnsi="Wingdings" w:hint="default"/>
+        <w:sz w:val="20"/>
+      </w:rPr>
+    </w:lvl>
+    <w:lvl w:ilvl="7" w:tentative="1">
+      <w:start w:val="1"/>
+      <w:numFmt w:val="bullet"/>
+      <w:lvlText w:val=""/>
+      <w:lvlJc w:val="left"/>
+      <w:pPr>
+        <w:tabs>
+          <w:tab w:val="num" w:pos="5760"/>
+        </w:tabs>
+        <w:ind w:left="5760" w:hanging="360"/>
+      </w:pPr>
+      <w:rPr>
+        <w:rFonts w:ascii="Wingdings" w:hAnsi="Wingdings" w:hint="default"/>
+        <w:sz w:val="20"/>
+      </w:rPr>
+    </w:lvl>
+    <w:lvl w:ilvl="8" w:tentative="1">
+      <w:start w:val="1"/>
+      <w:numFmt w:val="bullet"/>
+      <w:lvlText w:val=""/>
+      <w:lvlJc w:val="left"/>
+      <w:pPr>
+        <w:tabs>
+          <w:tab w:val="num" w:pos="6480"/>
+        </w:tabs>
+        <w:ind w:left="6480" w:hanging="360"/>
+      </w:pPr>
+      <w:rPr>
+        <w:rFonts w:ascii="Wingdings" w:hAnsi="Wingdings" w:hint="default"/>
+        <w:sz w:val="20"/>
+      </w:rPr>
+    </w:lvl>
+  </w:abstractNum>
+  <w:abstractNum w:abstractNumId="7" w15:restartNumberingAfterBreak="0">
+    <w:nsid w:val="2D584057"/>
+    <w:multiLevelType w:val="multilevel"/>
+    <w:tmpl w:val="22381C7A"/>
+    <w:lvl w:ilvl="0">
+      <w:start w:val="1"/>
+      <w:numFmt w:val="bullet"/>
+      <w:lvlText w:val=""/>
+      <w:lvlJc w:val="left"/>
+      <w:pPr>
+        <w:tabs>
+          <w:tab w:val="num" w:pos="720"/>
+        </w:tabs>
+        <w:ind w:left="720" w:hanging="360"/>
+      </w:pPr>
+      <w:rPr>
+        <w:rFonts w:ascii="Symbol" w:hAnsi="Symbol" w:hint="default"/>
+        <w:sz w:val="20"/>
+      </w:rPr>
+    </w:lvl>
+    <w:lvl w:ilvl="1" w:tentative="1">
+      <w:start w:val="1"/>
+      <w:numFmt w:val="bullet"/>
+      <w:lvlText w:val="o"/>
+      <w:lvlJc w:val="left"/>
+      <w:pPr>
+        <w:tabs>
+          <w:tab w:val="num" w:pos="1440"/>
+        </w:tabs>
+        <w:ind w:left="1440" w:hanging="360"/>
+      </w:pPr>
+      <w:rPr>
+        <w:rFonts w:ascii="Courier New" w:hAnsi="Courier New" w:hint="default"/>
+        <w:sz w:val="20"/>
+      </w:rPr>
+    </w:lvl>
+    <w:lvl w:ilvl="2" w:tentative="1">
+      <w:start w:val="1"/>
+      <w:numFmt w:val="bullet"/>
+      <w:lvlText w:val=""/>
+      <w:lvlJc w:val="left"/>
+      <w:pPr>
+        <w:tabs>
+          <w:tab w:val="num" w:pos="2160"/>
+        </w:tabs>
+        <w:ind w:left="2160" w:hanging="360"/>
+      </w:pPr>
+      <w:rPr>
+        <w:rFonts w:ascii="Wingdings" w:hAnsi="Wingdings" w:hint="default"/>
+        <w:sz w:val="20"/>
+      </w:rPr>
+    </w:lvl>
+    <w:lvl w:ilvl="3" w:tentative="1">
+      <w:start w:val="1"/>
+      <w:numFmt w:val="bullet"/>
+      <w:lvlText w:val=""/>
+      <w:lvlJc w:val="left"/>
+      <w:pPr>
+        <w:tabs>
+          <w:tab w:val="num" w:pos="2880"/>
+        </w:tabs>
+        <w:ind w:left="2880" w:hanging="360"/>
+      </w:pPr>
+      <w:rPr>
+        <w:rFonts w:ascii="Wingdings" w:hAnsi="Wingdings" w:hint="default"/>
+        <w:sz w:val="20"/>
+      </w:rPr>
+    </w:lvl>
+    <w:lvl w:ilvl="4" w:tentative="1">
+      <w:start w:val="1"/>
+      <w:numFmt w:val="bullet"/>
+      <w:lvlText w:val=""/>
+      <w:lvlJc w:val="left"/>
+      <w:pPr>
+        <w:tabs>
+          <w:tab w:val="num" w:pos="3600"/>
+        </w:tabs>
+        <w:ind w:left="3600" w:hanging="360"/>
+      </w:pPr>
+      <w:rPr>
+        <w:rFonts w:ascii="Wingdings" w:hAnsi="Wingdings" w:hint="default"/>
+        <w:sz w:val="20"/>
+      </w:rPr>
+    </w:lvl>
+    <w:lvl w:ilvl="5" w:tentative="1">
+      <w:start w:val="1"/>
+      <w:numFmt w:val="bullet"/>
+      <w:lvlText w:val=""/>
+      <w:lvlJc w:val="left"/>
+      <w:pPr>
+        <w:tabs>
+          <w:tab w:val="num" w:pos="4320"/>
+        </w:tabs>
+        <w:ind w:left="4320" w:hanging="360"/>
+      </w:pPr>
+      <w:rPr>
+        <w:rFonts w:ascii="Wingdings" w:hAnsi="Wingdings" w:hint="default"/>
+        <w:sz w:val="20"/>
+      </w:rPr>
+    </w:lvl>
+    <w:lvl w:ilvl="6" w:tentative="1">
+      <w:start w:val="1"/>
+      <w:numFmt w:val="bullet"/>
+      <w:lvlText w:val=""/>
+      <w:lvlJc w:val="left"/>
+      <w:pPr>
+        <w:tabs>
+          <w:tab w:val="num" w:pos="5040"/>
+        </w:tabs>
+        <w:ind w:left="5040" w:hanging="360"/>
+      </w:pPr>
+      <w:rPr>
+        <w:rFonts w:ascii="Wingdings" w:hAnsi="Wingdings" w:hint="default"/>
+        <w:sz w:val="20"/>
+      </w:rPr>
+    </w:lvl>
+    <w:lvl w:ilvl="7" w:tentative="1">
+      <w:start w:val="1"/>
+      <w:numFmt w:val="bullet"/>
+      <w:lvlText w:val=""/>
+      <w:lvlJc w:val="left"/>
+      <w:pPr>
+        <w:tabs>
+          <w:tab w:val="num" w:pos="5760"/>
+        </w:tabs>
+        <w:ind w:left="5760" w:hanging="360"/>
+      </w:pPr>
+      <w:rPr>
+        <w:rFonts w:ascii="Wingdings" w:hAnsi="Wingdings" w:hint="default"/>
+        <w:sz w:val="20"/>
+      </w:rPr>
+    </w:lvl>
+    <w:lvl w:ilvl="8" w:tentative="1">
+      <w:start w:val="1"/>
+      <w:numFmt w:val="bullet"/>
+      <w:lvlText w:val=""/>
+      <w:lvlJc w:val="left"/>
+      <w:pPr>
+        <w:tabs>
+          <w:tab w:val="num" w:pos="6480"/>
+        </w:tabs>
+        <w:ind w:left="6480" w:hanging="360"/>
+      </w:pPr>
+      <w:rPr>
+        <w:rFonts w:ascii="Wingdings" w:hAnsi="Wingdings" w:hint="default"/>
+        <w:sz w:val="20"/>
+      </w:rPr>
+    </w:lvl>
+  </w:abstractNum>
+  <w:abstractNum w:abstractNumId="8" w15:restartNumberingAfterBreak="0">
+    <w:nsid w:val="2F7968CD"/>
+    <w:multiLevelType w:val="multilevel"/>
+    <w:tmpl w:val="9E861BA0"/>
+    <w:lvl w:ilvl="0">
+      <w:start w:val="1"/>
+      <w:numFmt w:val="bullet"/>
+      <w:lvlText w:val=""/>
+      <w:lvlJc w:val="left"/>
+      <w:pPr>
+        <w:tabs>
+          <w:tab w:val="num" w:pos="720"/>
+        </w:tabs>
+        <w:ind w:left="720" w:hanging="360"/>
+      </w:pPr>
+      <w:rPr>
+        <w:rFonts w:ascii="Symbol" w:hAnsi="Symbol" w:hint="default"/>
+        <w:sz w:val="20"/>
+      </w:rPr>
+    </w:lvl>
+    <w:lvl w:ilvl="1" w:tentative="1">
+      <w:start w:val="1"/>
+      <w:numFmt w:val="bullet"/>
+      <w:lvlText w:val="o"/>
+      <w:lvlJc w:val="left"/>
+      <w:pPr>
+        <w:tabs>
+          <w:tab w:val="num" w:pos="1440"/>
+        </w:tabs>
+        <w:ind w:left="1440" w:hanging="360"/>
+      </w:pPr>
+      <w:rPr>
+        <w:rFonts w:ascii="Courier New" w:hAnsi="Courier New" w:hint="default"/>
+        <w:sz w:val="20"/>
+      </w:rPr>
+    </w:lvl>
+    <w:lvl w:ilvl="2" w:tentative="1">
+      <w:start w:val="1"/>
+      <w:numFmt w:val="bullet"/>
+      <w:lvlText w:val=""/>
+      <w:lvlJc w:val="left"/>
+      <w:pPr>
+        <w:tabs>
+          <w:tab w:val="num" w:pos="2160"/>
+        </w:tabs>
+        <w:ind w:left="2160" w:hanging="360"/>
+      </w:pPr>
+      <w:rPr>
+        <w:rFonts w:ascii="Wingdings" w:hAnsi="Wingdings" w:hint="default"/>
+        <w:sz w:val="20"/>
+      </w:rPr>
+    </w:lvl>
+    <w:lvl w:ilvl="3" w:tentative="1">
+      <w:start w:val="1"/>
+      <w:numFmt w:val="bullet"/>
+      <w:lvlText w:val=""/>
+      <w:lvlJc w:val="left"/>
+      <w:pPr>
+        <w:tabs>
+          <w:tab w:val="num" w:pos="2880"/>
+        </w:tabs>
+        <w:ind w:left="2880" w:hanging="360"/>
+      </w:pPr>
+      <w:rPr>
+        <w:rFonts w:ascii="Wingdings" w:hAnsi="Wingdings" w:hint="default"/>
+        <w:sz w:val="20"/>
+      </w:rPr>
+    </w:lvl>
+    <w:lvl w:ilvl="4" w:tentative="1">
+      <w:start w:val="1"/>
+      <w:numFmt w:val="bullet"/>
+      <w:lvlText w:val=""/>
+      <w:lvlJc w:val="left"/>
+      <w:pPr>
+        <w:tabs>
+          <w:tab w:val="num" w:pos="3600"/>
+        </w:tabs>
+        <w:ind w:left="3600" w:hanging="360"/>
+      </w:pPr>
+      <w:rPr>
+        <w:rFonts w:ascii="Wingdings" w:hAnsi="Wingdings" w:hint="default"/>
+        <w:sz w:val="20"/>
+      </w:rPr>
+    </w:lvl>
+    <w:lvl w:ilvl="5" w:tentative="1">
+      <w:start w:val="1"/>
+      <w:numFmt w:val="bullet"/>
+      <w:lvlText w:val=""/>
+      <w:lvlJc w:val="left"/>
+      <w:pPr>
+        <w:tabs>
+          <w:tab w:val="num" w:pos="4320"/>
+        </w:tabs>
+        <w:ind w:left="4320" w:hanging="360"/>
+      </w:pPr>
+      <w:rPr>
+        <w:rFonts w:ascii="Wingdings" w:hAnsi="Wingdings" w:hint="default"/>
+        <w:sz w:val="20"/>
+      </w:rPr>
+    </w:lvl>
+    <w:lvl w:ilvl="6" w:tentative="1">
+      <w:start w:val="1"/>
+      <w:numFmt w:val="bullet"/>
+      <w:lvlText w:val=""/>
+      <w:lvlJc w:val="left"/>
+      <w:pPr>
+        <w:tabs>
+          <w:tab w:val="num" w:pos="5040"/>
+        </w:tabs>
+        <w:ind w:left="5040" w:hanging="360"/>
+      </w:pPr>
+      <w:rPr>
+        <w:rFonts w:ascii="Wingdings" w:hAnsi="Wingdings" w:hint="default"/>
+        <w:sz w:val="20"/>
+      </w:rPr>
+    </w:lvl>
+    <w:lvl w:ilvl="7" w:tentative="1">
+      <w:start w:val="1"/>
+      <w:numFmt w:val="bullet"/>
+      <w:lvlText w:val=""/>
+      <w:lvlJc w:val="left"/>
+      <w:pPr>
+        <w:tabs>
+          <w:tab w:val="num" w:pos="5760"/>
+        </w:tabs>
+        <w:ind w:left="5760" w:hanging="360"/>
+      </w:pPr>
+      <w:rPr>
+        <w:rFonts w:ascii="Wingdings" w:hAnsi="Wingdings" w:hint="default"/>
+        <w:sz w:val="20"/>
+      </w:rPr>
+    </w:lvl>
+    <w:lvl w:ilvl="8" w:tentative="1">
+      <w:start w:val="1"/>
+      <w:numFmt w:val="bullet"/>
+      <w:lvlText w:val=""/>
+      <w:lvlJc w:val="left"/>
+      <w:pPr>
+        <w:tabs>
+          <w:tab w:val="num" w:pos="6480"/>
+        </w:tabs>
+        <w:ind w:left="6480" w:hanging="360"/>
+      </w:pPr>
+      <w:rPr>
+        <w:rFonts w:ascii="Wingdings" w:hAnsi="Wingdings" w:hint="default"/>
+        <w:sz w:val="20"/>
+      </w:rPr>
+    </w:lvl>
+  </w:abstractNum>
+  <w:abstractNum w:abstractNumId="9" w15:restartNumberingAfterBreak="0">
+    <w:nsid w:val="30D93AAC"/>
+    <w:multiLevelType w:val="multilevel"/>
+    <w:tmpl w:val="40127038"/>
+    <w:lvl w:ilvl="0">
+      <w:start w:val="1"/>
+      <w:numFmt w:val="bullet"/>
+      <w:lvlText w:val=""/>
+      <w:lvlJc w:val="left"/>
+      <w:pPr>
+        <w:tabs>
+          <w:tab w:val="num" w:pos="720"/>
+        </w:tabs>
+        <w:ind w:left="720" w:hanging="360"/>
+      </w:pPr>
+      <w:rPr>
+        <w:rFonts w:ascii="Symbol" w:hAnsi="Symbol" w:hint="default"/>
+        <w:sz w:val="20"/>
+      </w:rPr>
+    </w:lvl>
+    <w:lvl w:ilvl="1" w:tentative="1">
+      <w:start w:val="1"/>
+      <w:numFmt w:val="bullet"/>
+      <w:lvlText w:val="o"/>
+      <w:lvlJc w:val="left"/>
+      <w:pPr>
+        <w:tabs>
+          <w:tab w:val="num" w:pos="1440"/>
+        </w:tabs>
+        <w:ind w:left="1440" w:hanging="360"/>
+      </w:pPr>
+      <w:rPr>
+        <w:rFonts w:ascii="Courier New" w:hAnsi="Courier New" w:hint="default"/>
+        <w:sz w:val="20"/>
+      </w:rPr>
+    </w:lvl>
+    <w:lvl w:ilvl="2" w:tentative="1">
+      <w:start w:val="1"/>
+      <w:numFmt w:val="bullet"/>
+      <w:lvlText w:val=""/>
+      <w:lvlJc w:val="left"/>
+      <w:pPr>
+        <w:tabs>
+          <w:tab w:val="num" w:pos="2160"/>
+        </w:tabs>
+        <w:ind w:left="2160" w:hanging="360"/>
+      </w:pPr>
+      <w:rPr>
+        <w:rFonts w:ascii="Wingdings" w:hAnsi="Wingdings" w:hint="default"/>
+        <w:sz w:val="20"/>
+      </w:rPr>
+    </w:lvl>
+    <w:lvl w:ilvl="3" w:tentative="1">
+      <w:start w:val="1"/>
+      <w:numFmt w:val="bullet"/>
+      <w:lvlText w:val=""/>
+      <w:lvlJc w:val="left"/>
+      <w:pPr>
+        <w:tabs>
+          <w:tab w:val="num" w:pos="2880"/>
+        </w:tabs>
+        <w:ind w:left="2880" w:hanging="360"/>
+      </w:pPr>
+      <w:rPr>
+        <w:rFonts w:ascii="Wingdings" w:hAnsi="Wingdings" w:hint="default"/>
+        <w:sz w:val="20"/>
+      </w:rPr>
+    </w:lvl>
+    <w:lvl w:ilvl="4" w:tentative="1">
+      <w:start w:val="1"/>
+      <w:numFmt w:val="bullet"/>
+      <w:lvlText w:val=""/>
+      <w:lvlJc w:val="left"/>
+      <w:pPr>
+        <w:tabs>
+          <w:tab w:val="num" w:pos="3600"/>
+        </w:tabs>
+        <w:ind w:left="3600" w:hanging="360"/>
+      </w:pPr>
+      <w:rPr>
+        <w:rFonts w:ascii="Wingdings" w:hAnsi="Wingdings" w:hint="default"/>
+        <w:sz w:val="20"/>
+      </w:rPr>
+    </w:lvl>
+    <w:lvl w:ilvl="5" w:tentative="1">
+      <w:start w:val="1"/>
+      <w:numFmt w:val="bullet"/>
+      <w:lvlText w:val=""/>
+      <w:lvlJc w:val="left"/>
+      <w:pPr>
+        <w:tabs>
+          <w:tab w:val="num" w:pos="4320"/>
+        </w:tabs>
+        <w:ind w:left="4320" w:hanging="360"/>
+      </w:pPr>
+      <w:rPr>
+        <w:rFonts w:ascii="Wingdings" w:hAnsi="Wingdings" w:hint="default"/>
+        <w:sz w:val="20"/>
+      </w:rPr>
+    </w:lvl>
+    <w:lvl w:ilvl="6" w:tentative="1">
+      <w:start w:val="1"/>
+      <w:numFmt w:val="bullet"/>
+      <w:lvlText w:val=""/>
+      <w:lvlJc w:val="left"/>
+      <w:pPr>
+        <w:tabs>
+          <w:tab w:val="num" w:pos="5040"/>
+        </w:tabs>
+        <w:ind w:left="5040" w:hanging="360"/>
+      </w:pPr>
+      <w:rPr>
+        <w:rFonts w:ascii="Wingdings" w:hAnsi="Wingdings" w:hint="default"/>
+        <w:sz w:val="20"/>
+      </w:rPr>
+    </w:lvl>
+    <w:lvl w:ilvl="7" w:tentative="1">
+      <w:start w:val="1"/>
+      <w:numFmt w:val="bullet"/>
+      <w:lvlText w:val=""/>
+      <w:lvlJc w:val="left"/>
+      <w:pPr>
+        <w:tabs>
+          <w:tab w:val="num" w:pos="5760"/>
+        </w:tabs>
+        <w:ind w:left="5760" w:hanging="360"/>
+      </w:pPr>
+      <w:rPr>
+        <w:rFonts w:ascii="Wingdings" w:hAnsi="Wingdings" w:hint="default"/>
+        <w:sz w:val="20"/>
+      </w:rPr>
+    </w:lvl>
+    <w:lvl w:ilvl="8" w:tentative="1">
+      <w:start w:val="1"/>
+      <w:numFmt w:val="bullet"/>
+      <w:lvlText w:val=""/>
+      <w:lvlJc w:val="left"/>
+      <w:pPr>
+        <w:tabs>
+          <w:tab w:val="num" w:pos="6480"/>
+        </w:tabs>
+        <w:ind w:left="6480" w:hanging="360"/>
+      </w:pPr>
+      <w:rPr>
+        <w:rFonts w:ascii="Wingdings" w:hAnsi="Wingdings" w:hint="default"/>
+        <w:sz w:val="20"/>
+      </w:rPr>
+    </w:lvl>
+  </w:abstractNum>
+  <w:abstractNum w:abstractNumId="10" w15:restartNumberingAfterBreak="0">
+    <w:nsid w:val="35FF2FEB"/>
+    <w:multiLevelType w:val="multilevel"/>
+    <w:tmpl w:val="2C8EACD6"/>
+    <w:lvl w:ilvl="0">
+      <w:start w:val="1"/>
+      <w:numFmt w:val="bullet"/>
+      <w:lvlText w:val=""/>
+      <w:lvlJc w:val="left"/>
+      <w:pPr>
+        <w:tabs>
+          <w:tab w:val="num" w:pos="720"/>
+        </w:tabs>
+        <w:ind w:left="720" w:hanging="360"/>
+      </w:pPr>
+      <w:rPr>
+        <w:rFonts w:ascii="Symbol" w:hAnsi="Symbol" w:hint="default"/>
+        <w:sz w:val="20"/>
+      </w:rPr>
+    </w:lvl>
+    <w:lvl w:ilvl="1" w:tentative="1">
+      <w:start w:val="1"/>
+      <w:numFmt w:val="bullet"/>
+      <w:lvlText w:val="o"/>
+      <w:lvlJc w:val="left"/>
+      <w:pPr>
+        <w:tabs>
+          <w:tab w:val="num" w:pos="1440"/>
+        </w:tabs>
+        <w:ind w:left="1440" w:hanging="360"/>
+      </w:pPr>
+      <w:rPr>
+        <w:rFonts w:ascii="Courier New" w:hAnsi="Courier New" w:hint="default"/>
+        <w:sz w:val="20"/>
+      </w:rPr>
+    </w:lvl>
+    <w:lvl w:ilvl="2" w:tentative="1">
+      <w:start w:val="1"/>
+      <w:numFmt w:val="bullet"/>
+      <w:lvlText w:val=""/>
+      <w:lvlJc w:val="left"/>
+      <w:pPr>
+        <w:tabs>
+          <w:tab w:val="num" w:pos="2160"/>
+        </w:tabs>
+        <w:ind w:left="2160" w:hanging="360"/>
+      </w:pPr>
+      <w:rPr>
+        <w:rFonts w:ascii="Wingdings" w:hAnsi="Wingdings" w:hint="default"/>
+        <w:sz w:val="20"/>
+      </w:rPr>
+    </w:lvl>
+    <w:lvl w:ilvl="3" w:tentative="1">
+      <w:start w:val="1"/>
+      <w:numFmt w:val="bullet"/>
+      <w:lvlText w:val=""/>
+      <w:lvlJc w:val="left"/>
+      <w:pPr>
+        <w:tabs>
+          <w:tab w:val="num" w:pos="2880"/>
+        </w:tabs>
+        <w:ind w:left="2880" w:hanging="360"/>
+      </w:pPr>
+      <w:rPr>
+        <w:rFonts w:ascii="Wingdings" w:hAnsi="Wingdings" w:hint="default"/>
+        <w:sz w:val="20"/>
+      </w:rPr>
+    </w:lvl>
+    <w:lvl w:ilvl="4" w:tentative="1">
+      <w:start w:val="1"/>
+      <w:numFmt w:val="bullet"/>
+      <w:lvlText w:val=""/>
+      <w:lvlJc w:val="left"/>
+      <w:pPr>
+        <w:tabs>
+          <w:tab w:val="num" w:pos="3600"/>
+        </w:tabs>
+        <w:ind w:left="3600" w:hanging="360"/>
+      </w:pPr>
+      <w:rPr>
+        <w:rFonts w:ascii="Wingdings" w:hAnsi="Wingdings" w:hint="default"/>
+        <w:sz w:val="20"/>
+      </w:rPr>
+    </w:lvl>
+    <w:lvl w:ilvl="5" w:tentative="1">
+      <w:start w:val="1"/>
+      <w:numFmt w:val="bullet"/>
+      <w:lvlText w:val=""/>
+      <w:lvlJc w:val="left"/>
+      <w:pPr>
+        <w:tabs>
+          <w:tab w:val="num" w:pos="4320"/>
+        </w:tabs>
+        <w:ind w:left="4320" w:hanging="360"/>
+      </w:pPr>
+      <w:rPr>
+        <w:rFonts w:ascii="Wingdings" w:hAnsi="Wingdings" w:hint="default"/>
+        <w:sz w:val="20"/>
+      </w:rPr>
+    </w:lvl>
+    <w:lvl w:ilvl="6" w:tentative="1">
+      <w:start w:val="1"/>
+      <w:numFmt w:val="bullet"/>
+      <w:lvlText w:val=""/>
+      <w:lvlJc w:val="left"/>
+      <w:pPr>
+        <w:tabs>
+          <w:tab w:val="num" w:pos="5040"/>
+        </w:tabs>
+        <w:ind w:left="5040" w:hanging="360"/>
+      </w:pPr>
+      <w:rPr>
+        <w:rFonts w:ascii="Wingdings" w:hAnsi="Wingdings" w:hint="default"/>
+        <w:sz w:val="20"/>
+      </w:rPr>
+    </w:lvl>
+    <w:lvl w:ilvl="7" w:tentative="1">
+      <w:start w:val="1"/>
+      <w:numFmt w:val="bullet"/>
+      <w:lvlText w:val=""/>
+      <w:lvlJc w:val="left"/>
+      <w:pPr>
+        <w:tabs>
+          <w:tab w:val="num" w:pos="5760"/>
+        </w:tabs>
+        <w:ind w:left="5760" w:hanging="360"/>
+      </w:pPr>
+      <w:rPr>
+        <w:rFonts w:ascii="Wingdings" w:hAnsi="Wingdings" w:hint="default"/>
+        <w:sz w:val="20"/>
+      </w:rPr>
+    </w:lvl>
+    <w:lvl w:ilvl="8" w:tentative="1">
+      <w:start w:val="1"/>
+      <w:numFmt w:val="bullet"/>
+      <w:lvlText w:val=""/>
+      <w:lvlJc w:val="left"/>
+      <w:pPr>
+        <w:tabs>
+          <w:tab w:val="num" w:pos="6480"/>
+        </w:tabs>
+        <w:ind w:left="6480" w:hanging="360"/>
+      </w:pPr>
+      <w:rPr>
+        <w:rFonts w:ascii="Wingdings" w:hAnsi="Wingdings" w:hint="default"/>
+        <w:sz w:val="20"/>
+      </w:rPr>
+    </w:lvl>
+  </w:abstractNum>
+  <w:abstractNum w:abstractNumId="11" w15:restartNumberingAfterBreak="0">
+    <w:nsid w:val="3D7F0403"/>
+    <w:multiLevelType w:val="multilevel"/>
+    <w:tmpl w:val="39FE4E44"/>
+    <w:lvl w:ilvl="0">
+      <w:start w:val="1"/>
+      <w:numFmt w:val="bullet"/>
+      <w:lvlText w:val=""/>
+      <w:lvlJc w:val="left"/>
+      <w:pPr>
+        <w:tabs>
+          <w:tab w:val="num" w:pos="720"/>
+        </w:tabs>
+        <w:ind w:left="720" w:hanging="360"/>
+      </w:pPr>
+      <w:rPr>
+        <w:rFonts w:ascii="Symbol" w:hAnsi="Symbol" w:hint="default"/>
+        <w:sz w:val="20"/>
+      </w:rPr>
+    </w:lvl>
+    <w:lvl w:ilvl="1" w:tentative="1">
+      <w:start w:val="1"/>
+      <w:numFmt w:val="bullet"/>
+      <w:lvlText w:val="o"/>
+      <w:lvlJc w:val="left"/>
+      <w:pPr>
+        <w:tabs>
+          <w:tab w:val="num" w:pos="1440"/>
+        </w:tabs>
+        <w:ind w:left="1440" w:hanging="360"/>
+      </w:pPr>
+      <w:rPr>
+        <w:rFonts w:ascii="Courier New" w:hAnsi="Courier New" w:hint="default"/>
+        <w:sz w:val="20"/>
+      </w:rPr>
+    </w:lvl>
+    <w:lvl w:ilvl="2" w:tentative="1">
+      <w:start w:val="1"/>
+      <w:numFmt w:val="bullet"/>
+      <w:lvlText w:val=""/>
+      <w:lvlJc w:val="left"/>
+      <w:pPr>
+        <w:tabs>
+          <w:tab w:val="num" w:pos="2160"/>
+        </w:tabs>
+        <w:ind w:left="2160" w:hanging="360"/>
+      </w:pPr>
+      <w:rPr>
+        <w:rFonts w:ascii="Wingdings" w:hAnsi="Wingdings" w:hint="default"/>
+        <w:sz w:val="20"/>
+      </w:rPr>
+    </w:lvl>
+    <w:lvl w:ilvl="3" w:tentative="1">
+      <w:start w:val="1"/>
+      <w:numFmt w:val="bullet"/>
+      <w:lvlText w:val=""/>
+      <w:lvlJc w:val="left"/>
+      <w:pPr>
+        <w:tabs>
+          <w:tab w:val="num" w:pos="2880"/>
+        </w:tabs>
+        <w:ind w:left="2880" w:hanging="360"/>
+      </w:pPr>
+      <w:rPr>
+        <w:rFonts w:ascii="Wingdings" w:hAnsi="Wingdings" w:hint="default"/>
+        <w:sz w:val="20"/>
+      </w:rPr>
+    </w:lvl>
+    <w:lvl w:ilvl="4" w:tentative="1">
+      <w:start w:val="1"/>
+      <w:numFmt w:val="bullet"/>
+      <w:lvlText w:val=""/>
+      <w:lvlJc w:val="left"/>
+      <w:pPr>
+        <w:tabs>
+          <w:tab w:val="num" w:pos="3600"/>
+        </w:tabs>
+        <w:ind w:left="3600" w:hanging="360"/>
+      </w:pPr>
+      <w:rPr>
+        <w:rFonts w:ascii="Wingdings" w:hAnsi="Wingdings" w:hint="default"/>
+        <w:sz w:val="20"/>
+      </w:rPr>
+    </w:lvl>
+    <w:lvl w:ilvl="5" w:tentative="1">
+      <w:start w:val="1"/>
+      <w:numFmt w:val="bullet"/>
+      <w:lvlText w:val=""/>
+      <w:lvlJc w:val="left"/>
+      <w:pPr>
+        <w:tabs>
+          <w:tab w:val="num" w:pos="4320"/>
+        </w:tabs>
+        <w:ind w:left="4320" w:hanging="360"/>
+      </w:pPr>
+      <w:rPr>
+        <w:rFonts w:ascii="Wingdings" w:hAnsi="Wingdings" w:hint="default"/>
+        <w:sz w:val="20"/>
+      </w:rPr>
+    </w:lvl>
+    <w:lvl w:ilvl="6" w:tentative="1">
+      <w:start w:val="1"/>
+      <w:numFmt w:val="bullet"/>
+      <w:lvlText w:val=""/>
+      <w:lvlJc w:val="left"/>
+      <w:pPr>
+        <w:tabs>
+          <w:tab w:val="num" w:pos="5040"/>
+        </w:tabs>
+        <w:ind w:left="5040" w:hanging="360"/>
+      </w:pPr>
+      <w:rPr>
+        <w:rFonts w:ascii="Wingdings" w:hAnsi="Wingdings" w:hint="default"/>
+        <w:sz w:val="20"/>
+      </w:rPr>
+    </w:lvl>
+    <w:lvl w:ilvl="7" w:tentative="1">
+      <w:start w:val="1"/>
+      <w:numFmt w:val="bullet"/>
+      <w:lvlText w:val=""/>
+      <w:lvlJc w:val="left"/>
+      <w:pPr>
+        <w:tabs>
+          <w:tab w:val="num" w:pos="5760"/>
+        </w:tabs>
+        <w:ind w:left="5760" w:hanging="360"/>
+      </w:pPr>
+      <w:rPr>
+        <w:rFonts w:ascii="Wingdings" w:hAnsi="Wingdings" w:hint="default"/>
+        <w:sz w:val="20"/>
+      </w:rPr>
+    </w:lvl>
+    <w:lvl w:ilvl="8" w:tentative="1">
+      <w:start w:val="1"/>
+      <w:numFmt w:val="bullet"/>
+      <w:lvlText w:val=""/>
+      <w:lvlJc w:val="left"/>
+      <w:pPr>
+        <w:tabs>
+          <w:tab w:val="num" w:pos="6480"/>
+        </w:tabs>
+        <w:ind w:left="6480" w:hanging="360"/>
+      </w:pPr>
+      <w:rPr>
+        <w:rFonts w:ascii="Wingdings" w:hAnsi="Wingdings" w:hint="default"/>
+        <w:sz w:val="20"/>
+      </w:rPr>
+    </w:lvl>
+  </w:abstractNum>
+  <w:abstractNum w:abstractNumId="12" w15:restartNumberingAfterBreak="0">
+    <w:nsid w:val="421F6610"/>
+    <w:multiLevelType w:val="multilevel"/>
+    <w:tmpl w:val="79DA4126"/>
+    <w:lvl w:ilvl="0">
+      <w:start w:val="1"/>
+      <w:numFmt w:val="bullet"/>
+      <w:lvlText w:val=""/>
+      <w:lvlJc w:val="left"/>
+      <w:pPr>
+        <w:tabs>
+          <w:tab w:val="num" w:pos="720"/>
+        </w:tabs>
+        <w:ind w:left="720" w:hanging="360"/>
+      </w:pPr>
+      <w:rPr>
+        <w:rFonts w:ascii="Symbol" w:hAnsi="Symbol" w:hint="default"/>
+        <w:sz w:val="20"/>
+      </w:rPr>
+    </w:lvl>
+    <w:lvl w:ilvl="1" w:tentative="1">
+      <w:start w:val="1"/>
+      <w:numFmt w:val="bullet"/>
+      <w:lvlText w:val="o"/>
+      <w:lvlJc w:val="left"/>
+      <w:pPr>
+        <w:tabs>
+          <w:tab w:val="num" w:pos="1440"/>
+        </w:tabs>
+        <w:ind w:left="1440" w:hanging="360"/>
+      </w:pPr>
+      <w:rPr>
+        <w:rFonts w:ascii="Courier New" w:hAnsi="Courier New" w:hint="default"/>
+        <w:sz w:val="20"/>
+      </w:rPr>
+    </w:lvl>
+    <w:lvl w:ilvl="2" w:tentative="1">
+      <w:start w:val="1"/>
+      <w:numFmt w:val="bullet"/>
+      <w:lvlText w:val=""/>
+      <w:lvlJc w:val="left"/>
+      <w:pPr>
+        <w:tabs>
+          <w:tab w:val="num" w:pos="2160"/>
+        </w:tabs>
+        <w:ind w:left="2160" w:hanging="360"/>
+      </w:pPr>
+      <w:rPr>
+        <w:rFonts w:ascii="Wingdings" w:hAnsi="Wingdings" w:hint="default"/>
+        <w:sz w:val="20"/>
+      </w:rPr>
+    </w:lvl>
+    <w:lvl w:ilvl="3" w:tentative="1">
+      <w:start w:val="1"/>
+      <w:numFmt w:val="bullet"/>
+      <w:lvlText w:val=""/>
+      <w:lvlJc w:val="left"/>
+      <w:pPr>
+        <w:tabs>
+          <w:tab w:val="num" w:pos="2880"/>
+        </w:tabs>
+        <w:ind w:left="2880" w:hanging="360"/>
+      </w:pPr>
+      <w:rPr>
+        <w:rFonts w:ascii="Wingdings" w:hAnsi="Wingdings" w:hint="default"/>
+        <w:sz w:val="20"/>
+      </w:rPr>
+    </w:lvl>
+    <w:lvl w:ilvl="4" w:tentative="1">
+      <w:start w:val="1"/>
+      <w:numFmt w:val="bullet"/>
+      <w:lvlText w:val=""/>
+      <w:lvlJc w:val="left"/>
+      <w:pPr>
+        <w:tabs>
+          <w:tab w:val="num" w:pos="3600"/>
+        </w:tabs>
+        <w:ind w:left="3600" w:hanging="360"/>
+      </w:pPr>
+      <w:rPr>
+        <w:rFonts w:ascii="Wingdings" w:hAnsi="Wingdings" w:hint="default"/>
+        <w:sz w:val="20"/>
+      </w:rPr>
+    </w:lvl>
+    <w:lvl w:ilvl="5" w:tentative="1">
+      <w:start w:val="1"/>
+      <w:numFmt w:val="bullet"/>
+      <w:lvlText w:val=""/>
+      <w:lvlJc w:val="left"/>
+      <w:pPr>
+        <w:tabs>
+          <w:tab w:val="num" w:pos="4320"/>
+        </w:tabs>
+        <w:ind w:left="4320" w:hanging="360"/>
+      </w:pPr>
+      <w:rPr>
+        <w:rFonts w:ascii="Wingdings" w:hAnsi="Wingdings" w:hint="default"/>
+        <w:sz w:val="20"/>
+      </w:rPr>
+    </w:lvl>
+    <w:lvl w:ilvl="6" w:tentative="1">
+      <w:start w:val="1"/>
+      <w:numFmt w:val="bullet"/>
+      <w:lvlText w:val=""/>
+      <w:lvlJc w:val="left"/>
+      <w:pPr>
+        <w:tabs>
+          <w:tab w:val="num" w:pos="5040"/>
+        </w:tabs>
+        <w:ind w:left="5040" w:hanging="360"/>
+      </w:pPr>
+      <w:rPr>
+        <w:rFonts w:ascii="Wingdings" w:hAnsi="Wingdings" w:hint="default"/>
+        <w:sz w:val="20"/>
+      </w:rPr>
+    </w:lvl>
+    <w:lvl w:ilvl="7" w:tentative="1">
+      <w:start w:val="1"/>
+      <w:numFmt w:val="bullet"/>
+      <w:lvlText w:val=""/>
+      <w:lvlJc w:val="left"/>
+      <w:pPr>
+        <w:tabs>
+          <w:tab w:val="num" w:pos="5760"/>
+        </w:tabs>
+        <w:ind w:left="5760" w:hanging="360"/>
+      </w:pPr>
+      <w:rPr>
+        <w:rFonts w:ascii="Wingdings" w:hAnsi="Wingdings" w:hint="default"/>
+        <w:sz w:val="20"/>
+      </w:rPr>
+    </w:lvl>
+    <w:lvl w:ilvl="8" w:tentative="1">
+      <w:start w:val="1"/>
+      <w:numFmt w:val="bullet"/>
+      <w:lvlText w:val=""/>
+      <w:lvlJc w:val="left"/>
+      <w:pPr>
+        <w:tabs>
+          <w:tab w:val="num" w:pos="6480"/>
+        </w:tabs>
+        <w:ind w:left="6480" w:hanging="360"/>
+      </w:pPr>
+      <w:rPr>
+        <w:rFonts w:ascii="Wingdings" w:hAnsi="Wingdings" w:hint="default"/>
+        <w:sz w:val="20"/>
+      </w:rPr>
+    </w:lvl>
+  </w:abstractNum>
+  <w:abstractNum w:abstractNumId="13" w15:restartNumberingAfterBreak="0">
     <w:nsid w:val="4A13007E"/>
     <w:multiLevelType w:val="multilevel"/>
     <w:tmpl w:val="2B34D28C"/>
@@ -1387,7 +6835,305 @@
       </w:rPr>
     </w:lvl>
   </w:abstractNum>
-  <w:abstractNum w:abstractNumId="3" w15:restartNumberingAfterBreak="0">
+  <w:abstractNum w:abstractNumId="14" w15:restartNumberingAfterBreak="0">
+    <w:nsid w:val="52097322"/>
+    <w:multiLevelType w:val="multilevel"/>
+    <w:tmpl w:val="3D7E726E"/>
+    <w:lvl w:ilvl="0">
+      <w:start w:val="1"/>
+      <w:numFmt w:val="bullet"/>
+      <w:lvlText w:val=""/>
+      <w:lvlJc w:val="left"/>
+      <w:pPr>
+        <w:tabs>
+          <w:tab w:val="num" w:pos="720"/>
+        </w:tabs>
+        <w:ind w:left="720" w:hanging="360"/>
+      </w:pPr>
+      <w:rPr>
+        <w:rFonts w:ascii="Symbol" w:hAnsi="Symbol" w:hint="default"/>
+        <w:sz w:val="20"/>
+      </w:rPr>
+    </w:lvl>
+    <w:lvl w:ilvl="1" w:tentative="1">
+      <w:start w:val="1"/>
+      <w:numFmt w:val="bullet"/>
+      <w:lvlText w:val="o"/>
+      <w:lvlJc w:val="left"/>
+      <w:pPr>
+        <w:tabs>
+          <w:tab w:val="num" w:pos="1440"/>
+        </w:tabs>
+        <w:ind w:left="1440" w:hanging="360"/>
+      </w:pPr>
+      <w:rPr>
+        <w:rFonts w:ascii="Courier New" w:hAnsi="Courier New" w:hint="default"/>
+        <w:sz w:val="20"/>
+      </w:rPr>
+    </w:lvl>
+    <w:lvl w:ilvl="2" w:tentative="1">
+      <w:start w:val="1"/>
+      <w:numFmt w:val="bullet"/>
+      <w:lvlText w:val=""/>
+      <w:lvlJc w:val="left"/>
+      <w:pPr>
+        <w:tabs>
+          <w:tab w:val="num" w:pos="2160"/>
+        </w:tabs>
+        <w:ind w:left="2160" w:hanging="360"/>
+      </w:pPr>
+      <w:rPr>
+        <w:rFonts w:ascii="Wingdings" w:hAnsi="Wingdings" w:hint="default"/>
+        <w:sz w:val="20"/>
+      </w:rPr>
+    </w:lvl>
+    <w:lvl w:ilvl="3" w:tentative="1">
+      <w:start w:val="1"/>
+      <w:numFmt w:val="bullet"/>
+      <w:lvlText w:val=""/>
+      <w:lvlJc w:val="left"/>
+      <w:pPr>
+        <w:tabs>
+          <w:tab w:val="num" w:pos="2880"/>
+        </w:tabs>
+        <w:ind w:left="2880" w:hanging="360"/>
+      </w:pPr>
+      <w:rPr>
+        <w:rFonts w:ascii="Wingdings" w:hAnsi="Wingdings" w:hint="default"/>
+        <w:sz w:val="20"/>
+      </w:rPr>
+    </w:lvl>
+    <w:lvl w:ilvl="4" w:tentative="1">
+      <w:start w:val="1"/>
+      <w:numFmt w:val="bullet"/>
+      <w:lvlText w:val=""/>
+      <w:lvlJc w:val="left"/>
+      <w:pPr>
+        <w:tabs>
+          <w:tab w:val="num" w:pos="3600"/>
+        </w:tabs>
+        <w:ind w:left="3600" w:hanging="360"/>
+      </w:pPr>
+      <w:rPr>
+        <w:rFonts w:ascii="Wingdings" w:hAnsi="Wingdings" w:hint="default"/>
+        <w:sz w:val="20"/>
+      </w:rPr>
+    </w:lvl>
+    <w:lvl w:ilvl="5" w:tentative="1">
+      <w:start w:val="1"/>
+      <w:numFmt w:val="bullet"/>
+      <w:lvlText w:val=""/>
+      <w:lvlJc w:val="left"/>
+      <w:pPr>
+        <w:tabs>
+          <w:tab w:val="num" w:pos="4320"/>
+        </w:tabs>
+        <w:ind w:left="4320" w:hanging="360"/>
+      </w:pPr>
+      <w:rPr>
+        <w:rFonts w:ascii="Wingdings" w:hAnsi="Wingdings" w:hint="default"/>
+        <w:sz w:val="20"/>
+      </w:rPr>
+    </w:lvl>
+    <w:lvl w:ilvl="6" w:tentative="1">
+      <w:start w:val="1"/>
+      <w:numFmt w:val="bullet"/>
+      <w:lvlText w:val=""/>
+      <w:lvlJc w:val="left"/>
+      <w:pPr>
+        <w:tabs>
+          <w:tab w:val="num" w:pos="5040"/>
+        </w:tabs>
+        <w:ind w:left="5040" w:hanging="360"/>
+      </w:pPr>
+      <w:rPr>
+        <w:rFonts w:ascii="Wingdings" w:hAnsi="Wingdings" w:hint="default"/>
+        <w:sz w:val="20"/>
+      </w:rPr>
+    </w:lvl>
+    <w:lvl w:ilvl="7" w:tentative="1">
+      <w:start w:val="1"/>
+      <w:numFmt w:val="bullet"/>
+      <w:lvlText w:val=""/>
+      <w:lvlJc w:val="left"/>
+      <w:pPr>
+        <w:tabs>
+          <w:tab w:val="num" w:pos="5760"/>
+        </w:tabs>
+        <w:ind w:left="5760" w:hanging="360"/>
+      </w:pPr>
+      <w:rPr>
+        <w:rFonts w:ascii="Wingdings" w:hAnsi="Wingdings" w:hint="default"/>
+        <w:sz w:val="20"/>
+      </w:rPr>
+    </w:lvl>
+    <w:lvl w:ilvl="8" w:tentative="1">
+      <w:start w:val="1"/>
+      <w:numFmt w:val="bullet"/>
+      <w:lvlText w:val=""/>
+      <w:lvlJc w:val="left"/>
+      <w:pPr>
+        <w:tabs>
+          <w:tab w:val="num" w:pos="6480"/>
+        </w:tabs>
+        <w:ind w:left="6480" w:hanging="360"/>
+      </w:pPr>
+      <w:rPr>
+        <w:rFonts w:ascii="Wingdings" w:hAnsi="Wingdings" w:hint="default"/>
+        <w:sz w:val="20"/>
+      </w:rPr>
+    </w:lvl>
+  </w:abstractNum>
+  <w:abstractNum w:abstractNumId="15" w15:restartNumberingAfterBreak="0">
+    <w:nsid w:val="5EF77BAE"/>
+    <w:multiLevelType w:val="multilevel"/>
+    <w:tmpl w:val="4322D76E"/>
+    <w:lvl w:ilvl="0">
+      <w:start w:val="1"/>
+      <w:numFmt w:val="bullet"/>
+      <w:lvlText w:val=""/>
+      <w:lvlJc w:val="left"/>
+      <w:pPr>
+        <w:tabs>
+          <w:tab w:val="num" w:pos="720"/>
+        </w:tabs>
+        <w:ind w:left="720" w:hanging="360"/>
+      </w:pPr>
+      <w:rPr>
+        <w:rFonts w:ascii="Symbol" w:hAnsi="Symbol" w:hint="default"/>
+        <w:sz w:val="20"/>
+      </w:rPr>
+    </w:lvl>
+    <w:lvl w:ilvl="1" w:tentative="1">
+      <w:start w:val="1"/>
+      <w:numFmt w:val="bullet"/>
+      <w:lvlText w:val="o"/>
+      <w:lvlJc w:val="left"/>
+      <w:pPr>
+        <w:tabs>
+          <w:tab w:val="num" w:pos="1440"/>
+        </w:tabs>
+        <w:ind w:left="1440" w:hanging="360"/>
+      </w:pPr>
+      <w:rPr>
+        <w:rFonts w:ascii="Courier New" w:hAnsi="Courier New" w:hint="default"/>
+        <w:sz w:val="20"/>
+      </w:rPr>
+    </w:lvl>
+    <w:lvl w:ilvl="2" w:tentative="1">
+      <w:start w:val="1"/>
+      <w:numFmt w:val="bullet"/>
+      <w:lvlText w:val=""/>
+      <w:lvlJc w:val="left"/>
+      <w:pPr>
+        <w:tabs>
+          <w:tab w:val="num" w:pos="2160"/>
+        </w:tabs>
+        <w:ind w:left="2160" w:hanging="360"/>
+      </w:pPr>
+      <w:rPr>
+        <w:rFonts w:ascii="Wingdings" w:hAnsi="Wingdings" w:hint="default"/>
+        <w:sz w:val="20"/>
+      </w:rPr>
+    </w:lvl>
+    <w:lvl w:ilvl="3" w:tentative="1">
+      <w:start w:val="1"/>
+      <w:numFmt w:val="bullet"/>
+      <w:lvlText w:val=""/>
+      <w:lvlJc w:val="left"/>
+      <w:pPr>
+        <w:tabs>
+          <w:tab w:val="num" w:pos="2880"/>
+        </w:tabs>
+        <w:ind w:left="2880" w:hanging="360"/>
+      </w:pPr>
+      <w:rPr>
+        <w:rFonts w:ascii="Wingdings" w:hAnsi="Wingdings" w:hint="default"/>
+        <w:sz w:val="20"/>
+      </w:rPr>
+    </w:lvl>
+    <w:lvl w:ilvl="4" w:tentative="1">
+      <w:start w:val="1"/>
+      <w:numFmt w:val="bullet"/>
+      <w:lvlText w:val=""/>
+      <w:lvlJc w:val="left"/>
+      <w:pPr>
+        <w:tabs>
+          <w:tab w:val="num" w:pos="3600"/>
+        </w:tabs>
+        <w:ind w:left="3600" w:hanging="360"/>
+      </w:pPr>
+      <w:rPr>
+        <w:rFonts w:ascii="Wingdings" w:hAnsi="Wingdings" w:hint="default"/>
+        <w:sz w:val="20"/>
+      </w:rPr>
+    </w:lvl>
+    <w:lvl w:ilvl="5" w:tentative="1">
+      <w:start w:val="1"/>
+      <w:numFmt w:val="bullet"/>
+      <w:lvlText w:val=""/>
+      <w:lvlJc w:val="left"/>
+      <w:pPr>
+        <w:tabs>
+          <w:tab w:val="num" w:pos="4320"/>
+        </w:tabs>
+        <w:ind w:left="4320" w:hanging="360"/>
+      </w:pPr>
+      <w:rPr>
+        <w:rFonts w:ascii="Wingdings" w:hAnsi="Wingdings" w:hint="default"/>
+        <w:sz w:val="20"/>
+      </w:rPr>
+    </w:lvl>
+    <w:lvl w:ilvl="6" w:tentative="1">
+      <w:start w:val="1"/>
+      <w:numFmt w:val="bullet"/>
+      <w:lvlText w:val=""/>
+      <w:lvlJc w:val="left"/>
+      <w:pPr>
+        <w:tabs>
+          <w:tab w:val="num" w:pos="5040"/>
+        </w:tabs>
+        <w:ind w:left="5040" w:hanging="360"/>
+      </w:pPr>
+      <w:rPr>
+        <w:rFonts w:ascii="Wingdings" w:hAnsi="Wingdings" w:hint="default"/>
+        <w:sz w:val="20"/>
+      </w:rPr>
+    </w:lvl>
+    <w:lvl w:ilvl="7" w:tentative="1">
+      <w:start w:val="1"/>
+      <w:numFmt w:val="bullet"/>
+      <w:lvlText w:val=""/>
+      <w:lvlJc w:val="left"/>
+      <w:pPr>
+        <w:tabs>
+          <w:tab w:val="num" w:pos="5760"/>
+        </w:tabs>
+        <w:ind w:left="5760" w:hanging="360"/>
+      </w:pPr>
+      <w:rPr>
+        <w:rFonts w:ascii="Wingdings" w:hAnsi="Wingdings" w:hint="default"/>
+        <w:sz w:val="20"/>
+      </w:rPr>
+    </w:lvl>
+    <w:lvl w:ilvl="8" w:tentative="1">
+      <w:start w:val="1"/>
+      <w:numFmt w:val="bullet"/>
+      <w:lvlText w:val=""/>
+      <w:lvlJc w:val="left"/>
+      <w:pPr>
+        <w:tabs>
+          <w:tab w:val="num" w:pos="6480"/>
+        </w:tabs>
+        <w:ind w:left="6480" w:hanging="360"/>
+      </w:pPr>
+      <w:rPr>
+        <w:rFonts w:ascii="Wingdings" w:hAnsi="Wingdings" w:hint="default"/>
+        <w:sz w:val="20"/>
+      </w:rPr>
+    </w:lvl>
+  </w:abstractNum>
+  <w:abstractNum w:abstractNumId="16" w15:restartNumberingAfterBreak="0">
     <w:nsid w:val="647A7388"/>
     <w:multiLevelType w:val="multilevel"/>
     <w:tmpl w:val="0682E436"/>
@@ -1536,7 +7282,7 @@
       </w:rPr>
     </w:lvl>
   </w:abstractNum>
-  <w:abstractNum w:abstractNumId="4" w15:restartNumberingAfterBreak="0">
+  <w:abstractNum w:abstractNumId="17" w15:restartNumberingAfterBreak="0">
     <w:nsid w:val="68567389"/>
     <w:multiLevelType w:val="multilevel"/>
     <w:tmpl w:val="42DA1578"/>
@@ -1685,20 +7431,363 @@
       </w:rPr>
     </w:lvl>
   </w:abstractNum>
+  <w:abstractNum w:abstractNumId="18" w15:restartNumberingAfterBreak="0">
+    <w:nsid w:val="68711537"/>
+    <w:multiLevelType w:val="multilevel"/>
+    <w:tmpl w:val="38A46DFA"/>
+    <w:lvl w:ilvl="0">
+      <w:start w:val="1"/>
+      <w:numFmt w:val="bullet"/>
+      <w:lvlText w:val=""/>
+      <w:lvlJc w:val="left"/>
+      <w:pPr>
+        <w:tabs>
+          <w:tab w:val="num" w:pos="720"/>
+        </w:tabs>
+        <w:ind w:left="720" w:hanging="360"/>
+      </w:pPr>
+      <w:rPr>
+        <w:rFonts w:ascii="Symbol" w:hAnsi="Symbol" w:hint="default"/>
+        <w:sz w:val="20"/>
+      </w:rPr>
+    </w:lvl>
+    <w:lvl w:ilvl="1" w:tentative="1">
+      <w:start w:val="1"/>
+      <w:numFmt w:val="bullet"/>
+      <w:lvlText w:val="o"/>
+      <w:lvlJc w:val="left"/>
+      <w:pPr>
+        <w:tabs>
+          <w:tab w:val="num" w:pos="1440"/>
+        </w:tabs>
+        <w:ind w:left="1440" w:hanging="360"/>
+      </w:pPr>
+      <w:rPr>
+        <w:rFonts w:ascii="Courier New" w:hAnsi="Courier New" w:hint="default"/>
+        <w:sz w:val="20"/>
+      </w:rPr>
+    </w:lvl>
+    <w:lvl w:ilvl="2" w:tentative="1">
+      <w:start w:val="1"/>
+      <w:numFmt w:val="bullet"/>
+      <w:lvlText w:val=""/>
+      <w:lvlJc w:val="left"/>
+      <w:pPr>
+        <w:tabs>
+          <w:tab w:val="num" w:pos="2160"/>
+        </w:tabs>
+        <w:ind w:left="2160" w:hanging="360"/>
+      </w:pPr>
+      <w:rPr>
+        <w:rFonts w:ascii="Wingdings" w:hAnsi="Wingdings" w:hint="default"/>
+        <w:sz w:val="20"/>
+      </w:rPr>
+    </w:lvl>
+    <w:lvl w:ilvl="3" w:tentative="1">
+      <w:start w:val="1"/>
+      <w:numFmt w:val="bullet"/>
+      <w:lvlText w:val=""/>
+      <w:lvlJc w:val="left"/>
+      <w:pPr>
+        <w:tabs>
+          <w:tab w:val="num" w:pos="2880"/>
+        </w:tabs>
+        <w:ind w:left="2880" w:hanging="360"/>
+      </w:pPr>
+      <w:rPr>
+        <w:rFonts w:ascii="Wingdings" w:hAnsi="Wingdings" w:hint="default"/>
+        <w:sz w:val="20"/>
+      </w:rPr>
+    </w:lvl>
+    <w:lvl w:ilvl="4" w:tentative="1">
+      <w:start w:val="1"/>
+      <w:numFmt w:val="bullet"/>
+      <w:lvlText w:val=""/>
+      <w:lvlJc w:val="left"/>
+      <w:pPr>
+        <w:tabs>
+          <w:tab w:val="num" w:pos="3600"/>
+        </w:tabs>
+        <w:ind w:left="3600" w:hanging="360"/>
+      </w:pPr>
+      <w:rPr>
+        <w:rFonts w:ascii="Wingdings" w:hAnsi="Wingdings" w:hint="default"/>
+        <w:sz w:val="20"/>
+      </w:rPr>
+    </w:lvl>
+    <w:lvl w:ilvl="5" w:tentative="1">
+      <w:start w:val="1"/>
+      <w:numFmt w:val="bullet"/>
+      <w:lvlText w:val=""/>
+      <w:lvlJc w:val="left"/>
+      <w:pPr>
+        <w:tabs>
+          <w:tab w:val="num" w:pos="4320"/>
+        </w:tabs>
+        <w:ind w:left="4320" w:hanging="360"/>
+      </w:pPr>
+      <w:rPr>
+        <w:rFonts w:ascii="Wingdings" w:hAnsi="Wingdings" w:hint="default"/>
+        <w:sz w:val="20"/>
+      </w:rPr>
+    </w:lvl>
+    <w:lvl w:ilvl="6" w:tentative="1">
+      <w:start w:val="1"/>
+      <w:numFmt w:val="bullet"/>
+      <w:lvlText w:val=""/>
+      <w:lvlJc w:val="left"/>
+      <w:pPr>
+        <w:tabs>
+          <w:tab w:val="num" w:pos="5040"/>
+        </w:tabs>
+        <w:ind w:left="5040" w:hanging="360"/>
+      </w:pPr>
+      <w:rPr>
+        <w:rFonts w:ascii="Wingdings" w:hAnsi="Wingdings" w:hint="default"/>
+        <w:sz w:val="20"/>
+      </w:rPr>
+    </w:lvl>
+    <w:lvl w:ilvl="7" w:tentative="1">
+      <w:start w:val="1"/>
+      <w:numFmt w:val="bullet"/>
+      <w:lvlText w:val=""/>
+      <w:lvlJc w:val="left"/>
+      <w:pPr>
+        <w:tabs>
+          <w:tab w:val="num" w:pos="5760"/>
+        </w:tabs>
+        <w:ind w:left="5760" w:hanging="360"/>
+      </w:pPr>
+      <w:rPr>
+        <w:rFonts w:ascii="Wingdings" w:hAnsi="Wingdings" w:hint="default"/>
+        <w:sz w:val="20"/>
+      </w:rPr>
+    </w:lvl>
+    <w:lvl w:ilvl="8" w:tentative="1">
+      <w:start w:val="1"/>
+      <w:numFmt w:val="bullet"/>
+      <w:lvlText w:val=""/>
+      <w:lvlJc w:val="left"/>
+      <w:pPr>
+        <w:tabs>
+          <w:tab w:val="num" w:pos="6480"/>
+        </w:tabs>
+        <w:ind w:left="6480" w:hanging="360"/>
+      </w:pPr>
+      <w:rPr>
+        <w:rFonts w:ascii="Wingdings" w:hAnsi="Wingdings" w:hint="default"/>
+        <w:sz w:val="20"/>
+      </w:rPr>
+    </w:lvl>
+  </w:abstractNum>
+  <w:abstractNum w:abstractNumId="19" w15:restartNumberingAfterBreak="0">
+    <w:nsid w:val="75FC1600"/>
+    <w:multiLevelType w:val="multilevel"/>
+    <w:tmpl w:val="8424F544"/>
+    <w:lvl w:ilvl="0">
+      <w:start w:val="1"/>
+      <w:numFmt w:val="bullet"/>
+      <w:lvlText w:val=""/>
+      <w:lvlJc w:val="left"/>
+      <w:pPr>
+        <w:tabs>
+          <w:tab w:val="num" w:pos="720"/>
+        </w:tabs>
+        <w:ind w:left="720" w:hanging="360"/>
+      </w:pPr>
+      <w:rPr>
+        <w:rFonts w:ascii="Symbol" w:hAnsi="Symbol" w:hint="default"/>
+        <w:sz w:val="20"/>
+      </w:rPr>
+    </w:lvl>
+    <w:lvl w:ilvl="1" w:tentative="1">
+      <w:start w:val="1"/>
+      <w:numFmt w:val="bullet"/>
+      <w:lvlText w:val="o"/>
+      <w:lvlJc w:val="left"/>
+      <w:pPr>
+        <w:tabs>
+          <w:tab w:val="num" w:pos="1440"/>
+        </w:tabs>
+        <w:ind w:left="1440" w:hanging="360"/>
+      </w:pPr>
+      <w:rPr>
+        <w:rFonts w:ascii="Courier New" w:hAnsi="Courier New" w:hint="default"/>
+        <w:sz w:val="20"/>
+      </w:rPr>
+    </w:lvl>
+    <w:lvl w:ilvl="2" w:tentative="1">
+      <w:start w:val="1"/>
+      <w:numFmt w:val="bullet"/>
+      <w:lvlText w:val=""/>
+      <w:lvlJc w:val="left"/>
+      <w:pPr>
+        <w:tabs>
+          <w:tab w:val="num" w:pos="2160"/>
+        </w:tabs>
+        <w:ind w:left="2160" w:hanging="360"/>
+      </w:pPr>
+      <w:rPr>
+        <w:rFonts w:ascii="Wingdings" w:hAnsi="Wingdings" w:hint="default"/>
+        <w:sz w:val="20"/>
+      </w:rPr>
+    </w:lvl>
+    <w:lvl w:ilvl="3" w:tentative="1">
+      <w:start w:val="1"/>
+      <w:numFmt w:val="bullet"/>
+      <w:lvlText w:val=""/>
+      <w:lvlJc w:val="left"/>
+      <w:pPr>
+        <w:tabs>
+          <w:tab w:val="num" w:pos="2880"/>
+        </w:tabs>
+        <w:ind w:left="2880" w:hanging="360"/>
+      </w:pPr>
+      <w:rPr>
+        <w:rFonts w:ascii="Wingdings" w:hAnsi="Wingdings" w:hint="default"/>
+        <w:sz w:val="20"/>
+      </w:rPr>
+    </w:lvl>
+    <w:lvl w:ilvl="4" w:tentative="1">
+      <w:start w:val="1"/>
+      <w:numFmt w:val="bullet"/>
+      <w:lvlText w:val=""/>
+      <w:lvlJc w:val="left"/>
+      <w:pPr>
+        <w:tabs>
+          <w:tab w:val="num" w:pos="3600"/>
+        </w:tabs>
+        <w:ind w:left="3600" w:hanging="360"/>
+      </w:pPr>
+      <w:rPr>
+        <w:rFonts w:ascii="Wingdings" w:hAnsi="Wingdings" w:hint="default"/>
+        <w:sz w:val="20"/>
+      </w:rPr>
+    </w:lvl>
+    <w:lvl w:ilvl="5" w:tentative="1">
+      <w:start w:val="1"/>
+      <w:numFmt w:val="bullet"/>
+      <w:lvlText w:val=""/>
+      <w:lvlJc w:val="left"/>
+      <w:pPr>
+        <w:tabs>
+          <w:tab w:val="num" w:pos="4320"/>
+        </w:tabs>
+        <w:ind w:left="4320" w:hanging="360"/>
+      </w:pPr>
+      <w:rPr>
+        <w:rFonts w:ascii="Wingdings" w:hAnsi="Wingdings" w:hint="default"/>
+        <w:sz w:val="20"/>
+      </w:rPr>
+    </w:lvl>
+    <w:lvl w:ilvl="6" w:tentative="1">
+      <w:start w:val="1"/>
+      <w:numFmt w:val="bullet"/>
+      <w:lvlText w:val=""/>
+      <w:lvlJc w:val="left"/>
+      <w:pPr>
+        <w:tabs>
+          <w:tab w:val="num" w:pos="5040"/>
+        </w:tabs>
+        <w:ind w:left="5040" w:hanging="360"/>
+      </w:pPr>
+      <w:rPr>
+        <w:rFonts w:ascii="Wingdings" w:hAnsi="Wingdings" w:hint="default"/>
+        <w:sz w:val="20"/>
+      </w:rPr>
+    </w:lvl>
+    <w:lvl w:ilvl="7" w:tentative="1">
+      <w:start w:val="1"/>
+      <w:numFmt w:val="bullet"/>
+      <w:lvlText w:val=""/>
+      <w:lvlJc w:val="left"/>
+      <w:pPr>
+        <w:tabs>
+          <w:tab w:val="num" w:pos="5760"/>
+        </w:tabs>
+        <w:ind w:left="5760" w:hanging="360"/>
+      </w:pPr>
+      <w:rPr>
+        <w:rFonts w:ascii="Wingdings" w:hAnsi="Wingdings" w:hint="default"/>
+        <w:sz w:val="20"/>
+      </w:rPr>
+    </w:lvl>
+    <w:lvl w:ilvl="8" w:tentative="1">
+      <w:start w:val="1"/>
+      <w:numFmt w:val="bullet"/>
+      <w:lvlText w:val=""/>
+      <w:lvlJc w:val="left"/>
+      <w:pPr>
+        <w:tabs>
+          <w:tab w:val="num" w:pos="6480"/>
+        </w:tabs>
+        <w:ind w:left="6480" w:hanging="360"/>
+      </w:pPr>
+      <w:rPr>
+        <w:rFonts w:ascii="Wingdings" w:hAnsi="Wingdings" w:hint="default"/>
+        <w:sz w:val="20"/>
+      </w:rPr>
+    </w:lvl>
+  </w:abstractNum>
   <w:num w:numId="1" w16cid:durableId="1908106073">
+    <w:abstractNumId w:val="13"/>
+  </w:num>
+  <w:num w:numId="2" w16cid:durableId="1031028865">
+    <w:abstractNumId w:val="4"/>
+  </w:num>
+  <w:num w:numId="3" w16cid:durableId="957105402">
+    <w:abstractNumId w:val="16"/>
+  </w:num>
+  <w:num w:numId="4" w16cid:durableId="2076124969">
+    <w:abstractNumId w:val="1"/>
+  </w:num>
+  <w:num w:numId="5" w16cid:durableId="270672963">
+    <w:abstractNumId w:val="17"/>
+  </w:num>
+  <w:num w:numId="6" w16cid:durableId="923105065">
+    <w:abstractNumId w:val="9"/>
+  </w:num>
+  <w:num w:numId="7" w16cid:durableId="1535121241">
+    <w:abstractNumId w:val="6"/>
+  </w:num>
+  <w:num w:numId="8" w16cid:durableId="1220166393">
+    <w:abstractNumId w:val="18"/>
+  </w:num>
+  <w:num w:numId="9" w16cid:durableId="1052117376">
+    <w:abstractNumId w:val="0"/>
+  </w:num>
+  <w:num w:numId="10" w16cid:durableId="933123425">
     <w:abstractNumId w:val="2"/>
   </w:num>
-  <w:num w:numId="2" w16cid:durableId="1031028865">
-    <w:abstractNumId w:val="1"/>
+  <w:num w:numId="11" w16cid:durableId="653993978">
+    <w:abstractNumId w:val="8"/>
   </w:num>
-  <w:num w:numId="3" w16cid:durableId="957105402">
+  <w:num w:numId="12" w16cid:durableId="608467053">
+    <w:abstractNumId w:val="15"/>
+  </w:num>
+  <w:num w:numId="13" w16cid:durableId="1692339931">
+    <w:abstractNumId w:val="12"/>
+  </w:num>
+  <w:num w:numId="14" w16cid:durableId="577252447">
+    <w:abstractNumId w:val="5"/>
+  </w:num>
+  <w:num w:numId="15" w16cid:durableId="1925802542">
+    <w:abstractNumId w:val="19"/>
+  </w:num>
+  <w:num w:numId="16" w16cid:durableId="1677727792">
+    <w:abstractNumId w:val="7"/>
+  </w:num>
+  <w:num w:numId="17" w16cid:durableId="689180994">
     <w:abstractNumId w:val="3"/>
   </w:num>
-  <w:num w:numId="4" w16cid:durableId="2076124969">
-    <w:abstractNumId w:val="0"/>
+  <w:num w:numId="18" w16cid:durableId="1925068822">
+    <w:abstractNumId w:val="11"/>
   </w:num>
-  <w:num w:numId="5" w16cid:durableId="270672963">
-    <w:abstractNumId w:val="4"/>
+  <w:num w:numId="19" w16cid:durableId="935551476">
+    <w:abstractNumId w:val="14"/>
+  </w:num>
+  <w:num w:numId="20" w16cid:durableId="421297068">
+    <w:abstractNumId w:val="10"/>
   </w:num>
 </w:numbering>
 </file>
@@ -2303,7 +8392,6 @@
   <w:style w:type="character" w:default="1" w:styleId="DefaultParagraphFont">
     <w:name w:val="Default Paragraph Font"/>
     <w:uiPriority w:val="1"/>
-    <w:semiHidden/>
     <w:unhideWhenUsed/>
   </w:style>
   <w:style w:type="table" w:default="1" w:styleId="TableNormal">
